--- a/MBKM1-10_1_SRS_SAD.docx
+++ b/MBKM1-10_1_SRS_SAD.docx
@@ -18,7 +18,7 @@
           <w:szCs w:val="36"/>
           <w:rtl w:val="0"/>
         </w:rPr>
-        <w:t xml:space="preserve">Software Requirements Specification </w:t>
+        <w:t xml:space="preserve">Software Requirements Specification</w:t>
         <w:br w:type="textWrapping"/>
         <w:t xml:space="preserve">E-Internship Dishub</w:t>
       </w:r>
@@ -42,13 +42,12 @@
           <w:szCs w:val="36"/>
           <w:rtl w:val="0"/>
         </w:rPr>
-        <w:t xml:space="preserve">3.22052026</w:t>
-      </w:r>
-    </w:p>
-    <w:p>
-      <w:pPr>
-        <w:rPr>
-          <w:rFonts w:ascii="Roboto" w:cs="Roboto" w:eastAsia="Roboto" w:hAnsi="Roboto"/>
+        <w:t xml:space="preserve">3.09062026</w:t>
+      </w:r>
+    </w:p>
+    <w:p>
+      <w:pPr>
+        <w:rPr>
           <w:i w:val="1"/>
           <w:iCs w:val="1"/>
           <w:shd w:fill="d9d9d9" w:val="clear"/>
@@ -56,22 +55,36 @@
       </w:pPr>
       <w:r>
         <w:rPr>
+          <w:rtl w:val="0"/>
+        </w:rPr>
+      </w:r>
+    </w:p>
+    <w:p>
+      <w:pPr>
+        <w:rPr>
           <w:i w:val="1"/>
           <w:iCs w:val="1"/>
           <w:shd w:fill="d9d9d9" w:val="clear"/>
-          <w:rtl w:val="0"/>
-        </w:rPr>
-        <w:t xml:space="preserve">&lt; cek penamaan versi, </w:t>
-      </w:r>
-      <w:r>
-        <w:rPr>
-          <w:rFonts w:ascii="Roboto" w:cs="Roboto" w:eastAsia="Roboto" w:hAnsi="Roboto"/>
+        </w:rPr>
+      </w:pPr>
+      <w:r>
+        <w:rPr>
+          <w:rtl w:val="0"/>
+        </w:rPr>
+      </w:r>
+    </w:p>
+    <w:p>
+      <w:pPr>
+        <w:rPr>
           <w:i w:val="1"/>
           <w:iCs w:val="1"/>
           <w:shd w:fill="d9d9d9" w:val="clear"/>
-          <w:rtl w:val="0"/>
-        </w:rPr>
-        <w:t xml:space="preserve">selanjutnya versi diperbaruhi berdasarkan #nomorversiperubahan.statusperubahan.haribulantahun</w:t>
+        </w:rPr>
+      </w:pPr>
+      <w:r>
+        <w:rPr>
+          <w:rtl w:val="0"/>
+        </w:rPr>
       </w:r>
     </w:p>
     <w:p>
@@ -91,7 +104,6 @@
     <w:p>
       <w:pPr>
         <w:rPr>
-          <w:rFonts w:ascii="Roboto" w:cs="Roboto" w:eastAsia="Roboto" w:hAnsi="Roboto"/>
           <w:i w:val="1"/>
           <w:iCs w:val="1"/>
           <w:shd w:fill="d9d9d9" w:val="clear"/>
@@ -99,19 +111,27 @@
       </w:pPr>
       <w:r>
         <w:rPr>
-          <w:rFonts w:ascii="Roboto" w:cs="Roboto" w:eastAsia="Roboto" w:hAnsi="Roboto"/>
+          <w:rtl w:val="0"/>
+        </w:rPr>
+      </w:r>
+    </w:p>
+    <w:p>
+      <w:pPr>
+        <w:rPr>
           <w:i w:val="1"/>
           <w:iCs w:val="1"/>
           <w:shd w:fill="d9d9d9" w:val="clear"/>
-          <w:rtl w:val="0"/>
-        </w:rPr>
-        <w:t xml:space="preserve">Keterangan:</w:t>
-      </w:r>
-    </w:p>
-    <w:p>
-      <w:pPr>
-        <w:rPr>
-          <w:rFonts w:ascii="Roboto" w:cs="Roboto" w:eastAsia="Roboto" w:hAnsi="Roboto"/>
+        </w:rPr>
+      </w:pPr>
+      <w:r>
+        <w:rPr>
+          <w:rtl w:val="0"/>
+        </w:rPr>
+      </w:r>
+    </w:p>
+    <w:p>
+      <w:pPr>
+        <w:rPr>
           <w:i w:val="1"/>
           <w:iCs w:val="1"/>
           <w:shd w:fill="d9d9d9" w:val="clear"/>
@@ -119,19 +139,27 @@
       </w:pPr>
       <w:r>
         <w:rPr>
-          <w:rFonts w:ascii="Roboto" w:cs="Roboto" w:eastAsia="Roboto" w:hAnsi="Roboto"/>
+          <w:rtl w:val="0"/>
+        </w:rPr>
+      </w:r>
+    </w:p>
+    <w:p>
+      <w:pPr>
+        <w:rPr>
           <w:i w:val="1"/>
           <w:iCs w:val="1"/>
           <w:shd w:fill="d9d9d9" w:val="clear"/>
-          <w:rtl w:val="0"/>
-        </w:rPr>
-        <w:t xml:space="preserve">nomor versi perubahan sepenuhnya : 1, 2, dan maksimal 3</w:t>
-      </w:r>
-    </w:p>
-    <w:p>
-      <w:pPr>
-        <w:rPr>
-          <w:rFonts w:ascii="Roboto" w:cs="Roboto" w:eastAsia="Roboto" w:hAnsi="Roboto"/>
+        </w:rPr>
+      </w:pPr>
+      <w:r>
+        <w:rPr>
+          <w:rtl w:val="0"/>
+        </w:rPr>
+      </w:r>
+    </w:p>
+    <w:p>
+      <w:pPr>
+        <w:rPr>
           <w:i w:val="1"/>
           <w:iCs w:val="1"/>
           <w:shd w:fill="d9d9d9" w:val="clear"/>
@@ -139,19 +167,27 @@
       </w:pPr>
       <w:r>
         <w:rPr>
-          <w:rFonts w:ascii="Roboto" w:cs="Roboto" w:eastAsia="Roboto" w:hAnsi="Roboto"/>
+          <w:rtl w:val="0"/>
+        </w:rPr>
+      </w:r>
+    </w:p>
+    <w:p>
+      <w:pPr>
+        <w:rPr>
           <w:i w:val="1"/>
           <w:iCs w:val="1"/>
           <w:shd w:fill="d9d9d9" w:val="clear"/>
-          <w:rtl w:val="0"/>
-        </w:rPr>
-        <w:t xml:space="preserve">status perubahan isi dokumen berdasarkan jumlah yang telah dirubah: 0, 3, 5, 7, dan 9</w:t>
-      </w:r>
-    </w:p>
-    <w:p>
-      <w:pPr>
-        <w:rPr>
-          <w:rFonts w:ascii="Roboto" w:cs="Roboto" w:eastAsia="Roboto" w:hAnsi="Roboto"/>
+        </w:rPr>
+      </w:pPr>
+      <w:r>
+        <w:rPr>
+          <w:rtl w:val="0"/>
+        </w:rPr>
+      </w:r>
+    </w:p>
+    <w:p>
+      <w:pPr>
+        <w:rPr>
           <w:i w:val="1"/>
           <w:iCs w:val="1"/>
           <w:shd w:fill="d9d9d9" w:val="clear"/>
@@ -159,13 +195,22 @@
       </w:pPr>
       <w:r>
         <w:rPr>
-          <w:rFonts w:ascii="Roboto" w:cs="Roboto" w:eastAsia="Roboto" w:hAnsi="Roboto"/>
+          <w:rtl w:val="0"/>
+        </w:rPr>
+      </w:r>
+    </w:p>
+    <w:p>
+      <w:pPr>
+        <w:rPr>
           <w:i w:val="1"/>
           <w:iCs w:val="1"/>
           <w:shd w:fill="d9d9d9" w:val="clear"/>
-          <w:rtl w:val="0"/>
-        </w:rPr>
-        <w:t xml:space="preserve">tanggal terakhir dengan format tanggalbulantahun : 1622025 </w:t>
+        </w:rPr>
+      </w:pPr>
+      <w:r>
+        <w:rPr>
+          <w:rtl w:val="0"/>
+        </w:rPr>
       </w:r>
     </w:p>
     <w:p>
@@ -185,7 +230,6 @@
     <w:p>
       <w:pPr>
         <w:rPr>
-          <w:rFonts w:ascii="Roboto" w:cs="Roboto" w:eastAsia="Roboto" w:hAnsi="Roboto"/>
           <w:i w:val="1"/>
           <w:iCs w:val="1"/>
           <w:shd w:fill="d9d9d9" w:val="clear"/>
@@ -193,19 +237,27 @@
       </w:pPr>
       <w:r>
         <w:rPr>
-          <w:rFonts w:ascii="Roboto" w:cs="Roboto" w:eastAsia="Roboto" w:hAnsi="Roboto"/>
+          <w:rtl w:val="0"/>
+        </w:rPr>
+      </w:r>
+    </w:p>
+    <w:p>
+      <w:pPr>
+        <w:rPr>
           <w:i w:val="1"/>
           <w:iCs w:val="1"/>
           <w:shd w:fill="d9d9d9" w:val="clear"/>
-          <w:rtl w:val="0"/>
-        </w:rPr>
-        <w:t xml:space="preserve">Contoh penulisan :</w:t>
-      </w:r>
-    </w:p>
-    <w:p>
-      <w:pPr>
-        <w:rPr>
-          <w:rFonts w:ascii="Roboto" w:cs="Roboto" w:eastAsia="Roboto" w:hAnsi="Roboto"/>
+        </w:rPr>
+      </w:pPr>
+      <w:r>
+        <w:rPr>
+          <w:rtl w:val="0"/>
+        </w:rPr>
+      </w:r>
+    </w:p>
+    <w:p>
+      <w:pPr>
+        <w:rPr>
           <w:i w:val="1"/>
           <w:iCs w:val="1"/>
           <w:shd w:fill="d9d9d9" w:val="clear"/>
@@ -213,19 +265,27 @@
       </w:pPr>
       <w:r>
         <w:rPr>
-          <w:rFonts w:ascii="Roboto" w:cs="Roboto" w:eastAsia="Roboto" w:hAnsi="Roboto"/>
+          <w:rtl w:val="0"/>
+        </w:rPr>
+      </w:r>
+    </w:p>
+    <w:p>
+      <w:pPr>
+        <w:rPr>
           <w:i w:val="1"/>
           <w:iCs w:val="1"/>
           <w:shd w:fill="d9d9d9" w:val="clear"/>
-          <w:rtl w:val="0"/>
-        </w:rPr>
-        <w:t xml:space="preserve">versi pertama 1.0</w:t>
-      </w:r>
-    </w:p>
-    <w:p>
-      <w:pPr>
-        <w:rPr>
-          <w:rFonts w:ascii="Roboto" w:cs="Roboto" w:eastAsia="Roboto" w:hAnsi="Roboto"/>
+        </w:rPr>
+      </w:pPr>
+      <w:r>
+        <w:rPr>
+          <w:rtl w:val="0"/>
+        </w:rPr>
+      </w:r>
+    </w:p>
+    <w:p>
+      <w:pPr>
+        <w:rPr>
           <w:i w:val="1"/>
           <w:iCs w:val="1"/>
           <w:shd w:fill="d9d9d9" w:val="clear"/>
@@ -233,156 +293,18 @@
       </w:pPr>
       <w:r>
         <w:rPr>
-          <w:rFonts w:ascii="Roboto" w:cs="Roboto" w:eastAsia="Roboto" w:hAnsi="Roboto"/>
+          <w:rtl w:val="0"/>
+        </w:rPr>
+      </w:r>
+    </w:p>
+    <w:p>
+      <w:pPr>
+        <w:rPr>
           <w:i w:val="1"/>
           <w:iCs w:val="1"/>
           <w:shd w:fill="d9d9d9" w:val="clear"/>
-          <w:rtl w:val="0"/>
-        </w:rPr>
-        <w:t xml:space="preserve">selanjutnya</w:t>
-      </w:r>
-    </w:p>
-    <w:p>
-      <w:pPr>
-        <w:rPr>
-          <w:rFonts w:ascii="Roboto" w:cs="Roboto" w:eastAsia="Roboto" w:hAnsi="Roboto"/>
-          <w:i w:val="1"/>
-          <w:iCs w:val="1"/>
-          <w:shd w:fill="d9d9d9" w:val="clear"/>
-        </w:rPr>
-      </w:pPr>
-      <w:r>
-        <w:rPr>
-          <w:rFonts w:ascii="Roboto" w:cs="Roboto" w:eastAsia="Roboto" w:hAnsi="Roboto"/>
-          <w:i w:val="1"/>
-          <w:iCs w:val="1"/>
-          <w:shd w:fill="d9d9d9" w:val="clear"/>
-          <w:rtl w:val="0"/>
-        </w:rPr>
-        <w:t xml:space="preserve">versi 1.3.1622025</w:t>
-      </w:r>
-    </w:p>
-    <w:p>
-      <w:pPr>
-        <w:rPr>
-          <w:rFonts w:ascii="Roboto" w:cs="Roboto" w:eastAsia="Roboto" w:hAnsi="Roboto"/>
-          <w:i w:val="1"/>
-          <w:iCs w:val="1"/>
-          <w:shd w:fill="d9d9d9" w:val="clear"/>
-        </w:rPr>
-      </w:pPr>
-      <w:r>
-        <w:rPr>
-          <w:rFonts w:ascii="Roboto" w:cs="Roboto" w:eastAsia="Roboto" w:hAnsi="Roboto"/>
-          <w:i w:val="1"/>
-          <w:iCs w:val="1"/>
-          <w:shd w:fill="d9d9d9" w:val="clear"/>
-          <w:rtl w:val="0"/>
-        </w:rPr>
-        <w:t xml:space="preserve">penjelasan</w:t>
-      </w:r>
-    </w:p>
-    <w:p>
-      <w:pPr>
-        <w:rPr>
-          <w:rFonts w:ascii="Roboto" w:cs="Roboto" w:eastAsia="Roboto" w:hAnsi="Roboto"/>
-          <w:i w:val="1"/>
-          <w:iCs w:val="1"/>
-          <w:shd w:fill="d9d9d9" w:val="clear"/>
-        </w:rPr>
-      </w:pPr>
-      <w:r>
-        <w:rPr>
-          <w:rFonts w:ascii="Roboto" w:cs="Roboto" w:eastAsia="Roboto" w:hAnsi="Roboto"/>
-          <w:i w:val="1"/>
-          <w:iCs w:val="1"/>
-          <w:shd w:fill="d9d9d9" w:val="clear"/>
-          <w:rtl w:val="0"/>
-        </w:rPr>
-        <w:t xml:space="preserve">simbol no. 1 (dokumen versi pertama)</w:t>
-      </w:r>
-    </w:p>
-    <w:p>
-      <w:pPr>
-        <w:rPr>
-          <w:rFonts w:ascii="Roboto" w:cs="Roboto" w:eastAsia="Roboto" w:hAnsi="Roboto"/>
-          <w:i w:val="1"/>
-          <w:iCs w:val="1"/>
-          <w:shd w:fill="d9d9d9" w:val="clear"/>
-        </w:rPr>
-      </w:pPr>
-      <w:r>
-        <w:rPr>
-          <w:rFonts w:ascii="Roboto" w:cs="Roboto" w:eastAsia="Roboto" w:hAnsi="Roboto"/>
-          <w:i w:val="1"/>
-          <w:iCs w:val="1"/>
-          <w:shd w:fill="d9d9d9" w:val="clear"/>
-          <w:rtl w:val="0"/>
-        </w:rPr>
-        <w:t xml:space="preserve">simbol no. 3 (dokumen status perubahan)</w:t>
-      </w:r>
-    </w:p>
-    <w:p>
-      <w:pPr>
-        <w:rPr>
-          <w:rFonts w:ascii="Roboto" w:cs="Roboto" w:eastAsia="Roboto" w:hAnsi="Roboto"/>
-          <w:i w:val="1"/>
-          <w:iCs w:val="1"/>
-          <w:shd w:fill="d9d9d9" w:val="clear"/>
-        </w:rPr>
-      </w:pPr>
-      <w:r>
-        <w:rPr>
-          <w:rFonts w:ascii="Roboto" w:cs="Roboto" w:eastAsia="Roboto" w:hAnsi="Roboto"/>
-          <w:i w:val="1"/>
-          <w:iCs w:val="1"/>
-          <w:shd w:fill="d9d9d9" w:val="clear"/>
-          <w:rtl w:val="0"/>
-        </w:rPr>
-        <w:t xml:space="preserve">simbol no. 1622025 (tanggal dokumen dirubah oleh anggota)</w:t>
-      </w:r>
-    </w:p>
-    <w:p>
-      <w:pPr>
-        <w:rPr>
-          <w:i w:val="1"/>
-          <w:iCs w:val="1"/>
-          <w:shd w:fill="d9d9d9" w:val="clear"/>
-        </w:rPr>
-      </w:pPr>
-      <w:r>
-        <w:rPr>
-          <w:rtl w:val="0"/>
-        </w:rPr>
-      </w:r>
-    </w:p>
-    <w:p>
-      <w:pPr>
-        <w:rPr>
-          <w:i w:val="1"/>
-          <w:iCs w:val="1"/>
-          <w:shd w:fill="d9d9d9" w:val="clear"/>
-        </w:rPr>
-      </w:pPr>
-      <w:r>
-        <w:rPr>
-          <w:rFonts w:ascii="Roboto" w:cs="Roboto" w:eastAsia="Roboto" w:hAnsi="Roboto"/>
-          <w:i w:val="1"/>
-          <w:iCs w:val="1"/>
-          <w:shd w:fill="d9d9d9" w:val="clear"/>
-          <w:rtl w:val="0"/>
-        </w:rPr>
-        <w:t xml:space="preserve">pemberian versi harus dilakukan atas diskusi ketiga anggota kelompok, tidak boleh asal memberikan keterangan</w:t>
-      </w:r>
-      <w:r>
-        <w:rPr>
-          <w:i w:val="1"/>
-          <w:iCs w:val="1"/>
-          <w:shd w:fill="d9d9d9" w:val="clear"/>
-          <w:rtl w:val="0"/>
-        </w:rPr>
-        <w:t xml:space="preserve">&gt;</w:t>
-      </w:r>
+        </w:rPr>
+      </w:pPr>
       <w:r>
         <w:rPr>
           <w:rtl w:val="0"/>
@@ -459,73 +381,12 @@
           <w:szCs w:val="28"/>
           <w:rtl w:val="0"/>
         </w:rPr>
-        <w:t xml:space="preserve">Kelompok No</w:t>
+        <w:t xml:space="preserve">Kelompok No </w:t>
         <w:br w:type="textWrapping"/>
         <w:t xml:space="preserve">M. Farhan Maheswara</w:t>
         <w:br w:type="textWrapping"/>
         <w:t xml:space="preserve">Ramandika Arya Wibowo</w:t>
-        <w:br w:type="textWrapping"/>
-      </w:r>
-      <w:r>
-        <w:rPr>
-          <w:rtl w:val="0"/>
-        </w:rPr>
-      </w:r>
-    </w:p>
-    <w:p>
-      <w:pPr>
-        <w:rPr/>
-      </w:pPr>
-      <w:r>
-        <w:rPr>
-          <w:rtl w:val="0"/>
-        </w:rPr>
-      </w:r>
-    </w:p>
-    <w:p>
-      <w:pPr>
-        <w:rPr/>
-      </w:pPr>
-      <w:r>
-        <w:rPr>
-          <w:rtl w:val="0"/>
-        </w:rPr>
-      </w:r>
-    </w:p>
-    <w:p>
-      <w:pPr>
-        <w:rPr/>
-      </w:pPr>
-      <w:r>
-        <w:rPr>
-          <w:rtl w:val="0"/>
-        </w:rPr>
-      </w:r>
-    </w:p>
-    <w:p>
-      <w:pPr>
-        <w:rPr/>
-      </w:pPr>
-      <w:r>
-        <w:rPr>
-          <w:rtl w:val="0"/>
-        </w:rPr>
-      </w:r>
-    </w:p>
-    <w:p>
-      <w:pPr>
-        <w:rPr/>
-      </w:pPr>
-      <w:r>
-        <w:rPr>
-          <w:rtl w:val="0"/>
-        </w:rPr>
-      </w:r>
-    </w:p>
-    <w:p>
-      <w:pPr>
-        <w:rPr/>
-      </w:pPr>
+      </w:r>
       <w:r>
         <w:rPr>
           <w:rtl w:val="0"/>
@@ -556,7 +417,7 @@
         <w:br w:type="textWrapping"/>
         <w:t xml:space="preserve">UIN Sunan Ampel Surabaya</w:t>
         <w:br w:type="textWrapping"/>
-        <w:t xml:space="preserve">2025</w:t>
+        <w:t xml:space="preserve">2026</w:t>
       </w:r>
     </w:p>
     <w:p>
@@ -576,6 +437,8 @@
         <w:rPr>
           <w:b w:val="1"/>
           <w:bCs w:val="1"/>
+          <w:sz w:val="24"/>
+          <w:szCs w:val="24"/>
         </w:rPr>
       </w:pPr>
       <w:bookmarkStart w:colFirst="0" w:colLast="0" w:name="_jex787655rrg" w:id="5"/>
@@ -590,6 +453,11 @@
         </w:rPr>
         <w:t xml:space="preserve">Daftar Pustaka</w:t>
       </w:r>
+    </w:p>
+    <w:p>
+      <w:pPr>
+        <w:rPr/>
+      </w:pPr>
       <w:r>
         <w:rPr>
           <w:rtl w:val="0"/>
@@ -598,7 +466,7 @@
     </w:p>
     <w:sdt>
       <w:sdtPr>
-        <w:id w:val="1588459135"/>
+        <w:id w:val="258579816"/>
         <w:docPartObj>
           <w:docPartGallery w:val="Table of Contents"/>
           <w:docPartUnique w:val="1"/>
@@ -916,7 +784,7 @@
               </w:rPr>
               <w:t xml:space="preserve">c. Cakupan Produk</w:t>
               <w:tab/>
-              <w:t xml:space="preserve">4</w:t>
+              <w:t xml:space="preserve">5</w:t>
             </w:r>
           </w:hyperlink>
           <w:r>
@@ -969,7 +837,7 @@
               </w:rPr>
               <w:t xml:space="preserve">d. Glosarium</w:t>
               <w:tab/>
-              <w:t xml:space="preserve">4</w:t>
+              <w:t xml:space="preserve">5</w:t>
             </w:r>
           </w:hyperlink>
           <w:r>
@@ -1022,7 +890,7 @@
               </w:rPr>
               <w:t xml:space="preserve">e. Referensi</w:t>
               <w:tab/>
-              <w:t xml:space="preserve">5</w:t>
+              <w:t xml:space="preserve">6</w:t>
             </w:r>
           </w:hyperlink>
           <w:r>
@@ -1074,7 +942,7 @@
               </w:rPr>
               <w:t xml:space="preserve">2. Ringkasan Deskripsi</w:t>
               <w:tab/>
-              <w:t xml:space="preserve">5</w:t>
+              <w:t xml:space="preserve">7</w:t>
             </w:r>
           </w:hyperlink>
           <w:r>
@@ -1127,7 +995,7 @@
               </w:rPr>
               <w:t xml:space="preserve">a. Perspektif Produk</w:t>
               <w:tab/>
-              <w:t xml:space="preserve">5</w:t>
+              <w:t xml:space="preserve">7</w:t>
             </w:r>
           </w:hyperlink>
           <w:r>
@@ -1180,7 +1048,7 @@
               </w:rPr>
               <w:t xml:space="preserve">b. Karakteristik Pengguna</w:t>
               <w:tab/>
-              <w:t xml:space="preserve">5</w:t>
+              <w:t xml:space="preserve">8</w:t>
             </w:r>
           </w:hyperlink>
           <w:r>
@@ -1233,7 +1101,7 @@
               </w:rPr>
               <w:t xml:space="preserve">c. Kebutuhan Fungsional</w:t>
               <w:tab/>
-              <w:t xml:space="preserve">6</w:t>
+              <w:t xml:space="preserve">8</w:t>
             </w:r>
           </w:hyperlink>
           <w:r>
@@ -1286,7 +1154,7 @@
               </w:rPr>
               <w:t xml:space="preserve">d. Kebutuhan Non Fungsional</w:t>
               <w:tab/>
-              <w:t xml:space="preserve">6</w:t>
+              <w:t xml:space="preserve">8</w:t>
             </w:r>
           </w:hyperlink>
           <w:r>
@@ -1339,7 +1207,7 @@
               </w:rPr>
               <w:t xml:space="preserve">e. Batasan Produk</w:t>
               <w:tab/>
-              <w:t xml:space="preserve">6</w:t>
+              <w:t xml:space="preserve">9</w:t>
             </w:r>
           </w:hyperlink>
           <w:r>
@@ -1391,7 +1259,7 @@
               </w:rPr>
               <w:t xml:space="preserve">3. Pengumpulan Kebutuhan</w:t>
               <w:tab/>
-              <w:t xml:space="preserve">6</w:t>
+              <w:t xml:space="preserve">9</w:t>
             </w:r>
           </w:hyperlink>
           <w:r>
@@ -1444,7 +1312,7 @@
               </w:rPr>
               <w:t xml:space="preserve">a. Indikator Pertanyaan</w:t>
               <w:tab/>
-              <w:t xml:space="preserve">6</w:t>
+              <w:t xml:space="preserve">9</w:t>
             </w:r>
           </w:hyperlink>
           <w:r>
@@ -1497,7 +1365,7 @@
               </w:rPr>
               <w:t xml:space="preserve">b. Daftar Pertanyaan</w:t>
               <w:tab/>
-              <w:t xml:space="preserve">7</w:t>
+              <w:t xml:space="preserve">10</w:t>
             </w:r>
           </w:hyperlink>
           <w:r>
@@ -1550,7 +1418,7 @@
               </w:rPr>
               <w:t xml:space="preserve">c. Hasil Wawancara</w:t>
               <w:tab/>
-              <w:t xml:space="preserve">7</w:t>
+              <w:t xml:space="preserve">11</w:t>
             </w:r>
           </w:hyperlink>
           <w:r>
@@ -1602,7 +1470,7 @@
               </w:rPr>
               <w:t xml:space="preserve">4. Kebutuhan Fungsional</w:t>
               <w:tab/>
-              <w:t xml:space="preserve">8</w:t>
+              <w:t xml:space="preserve">13</w:t>
             </w:r>
           </w:hyperlink>
           <w:r>
@@ -1655,7 +1523,7 @@
               </w:rPr>
               <w:t xml:space="preserve">a. Fitur dan Algoritma</w:t>
               <w:tab/>
-              <w:t xml:space="preserve">8</w:t>
+              <w:t xml:space="preserve">13</w:t>
             </w:r>
           </w:hyperlink>
           <w:r>
@@ -1708,7 +1576,7 @@
               </w:rPr>
               <w:t xml:space="preserve">b. Konsep Antarmuka Pengguna</w:t>
               <w:tab/>
-              <w:t xml:space="preserve">8</w:t>
+              <w:t xml:space="preserve">14</w:t>
             </w:r>
           </w:hyperlink>
           <w:r>
@@ -1761,7 +1629,7 @@
               </w:rPr>
               <w:t xml:space="preserve">c. Spesifikasi Perangkat Keras</w:t>
               <w:tab/>
-              <w:t xml:space="preserve">8</w:t>
+              <w:t xml:space="preserve">14</w:t>
             </w:r>
           </w:hyperlink>
           <w:r>
@@ -1813,7 +1681,7 @@
               </w:rPr>
               <w:t xml:space="preserve">5. Kebutuhan Non Fungsional</w:t>
               <w:tab/>
-              <w:t xml:space="preserve">9</w:t>
+              <w:t xml:space="preserve">15</w:t>
             </w:r>
           </w:hyperlink>
           <w:r>
@@ -1866,7 +1734,7 @@
               </w:rPr>
               <w:t xml:space="preserve">a. Performance</w:t>
               <w:tab/>
-              <w:t xml:space="preserve">9</w:t>
+              <w:t xml:space="preserve">15</w:t>
             </w:r>
           </w:hyperlink>
           <w:r>
@@ -1919,7 +1787,7 @@
               </w:rPr>
               <w:t xml:space="preserve">b. Scalability</w:t>
               <w:tab/>
-              <w:t xml:space="preserve">9</w:t>
+              <w:t xml:space="preserve">15</w:t>
             </w:r>
           </w:hyperlink>
           <w:r>
@@ -1972,7 +1840,7 @@
               </w:rPr>
               <w:t xml:space="preserve">c. Security</w:t>
               <w:tab/>
-              <w:t xml:space="preserve">9</w:t>
+              <w:t xml:space="preserve">16</w:t>
             </w:r>
           </w:hyperlink>
           <w:r>
@@ -2025,7 +1893,7 @@
               </w:rPr>
               <w:t xml:space="preserve">d. Reliability</w:t>
               <w:tab/>
-              <w:t xml:space="preserve">9</w:t>
+              <w:t xml:space="preserve">16</w:t>
             </w:r>
           </w:hyperlink>
           <w:r>
@@ -2078,7 +1946,7 @@
               </w:rPr>
               <w:t xml:space="preserve">e. Usability</w:t>
               <w:tab/>
-              <w:t xml:space="preserve">9</w:t>
+              <w:t xml:space="preserve">17</w:t>
             </w:r>
           </w:hyperlink>
           <w:r>
@@ -2131,7 +1999,7 @@
               </w:rPr>
               <w:t xml:space="preserve">f. Maintainability</w:t>
               <w:tab/>
-              <w:t xml:space="preserve">10</w:t>
+              <w:t xml:space="preserve">17</w:t>
             </w:r>
           </w:hyperlink>
           <w:r>
@@ -2184,7 +2052,7 @@
               </w:rPr>
               <w:t xml:space="preserve">g. Compatibility</w:t>
               <w:tab/>
-              <w:t xml:space="preserve">10</w:t>
+              <w:t xml:space="preserve">17</w:t>
             </w:r>
           </w:hyperlink>
           <w:r>
@@ -2237,15 +2105,9 @@
               </w:rPr>
               <w:t xml:space="preserve">h. Accessibility</w:t>
               <w:tab/>
-              <w:t xml:space="preserve">10</w:t>
+              <w:t xml:space="preserve">18</w:t>
             </w:r>
           </w:hyperlink>
-          <w:r>
-            <w:rPr>
-              <w:rtl w:val="0"/>
-            </w:rPr>
-            <w:t xml:space="preserve">6</w:t>
-          </w:r>
           <w:r>
             <w:rPr>
               <w:rtl w:val="0"/>
@@ -2275,7 +2137,7 @@
               <w:vertAlign w:val="baseline"/>
             </w:rPr>
           </w:pPr>
-          <w:hyperlink w:anchor="_u8tdx0re76tl">
+          <w:hyperlink w:anchor="_yv9u3desr7en">
             <w:r>
               <w:rPr>
                 <w:rFonts w:ascii="Arial" w:cs="Arial" w:eastAsia="Arial" w:hAnsi="Arial"/>
@@ -2295,7 +2157,7 @@
               </w:rPr>
               <w:t xml:space="preserve">6. Fitur Sistem</w:t>
               <w:tab/>
-              <w:t xml:space="preserve">10</w:t>
+              <w:t xml:space="preserve">18</w:t>
             </w:r>
           </w:hyperlink>
           <w:r>
@@ -2346,9 +2208,486 @@
                 <w:vertAlign w:val="baseline"/>
                 <w:rtl w:val="0"/>
               </w:rPr>
-              <w:t xml:space="preserve">a. Nama Fitur</w:t>
+              <w:t xml:space="preserve">a. Fitur Manajemen Autentikasi</w:t>
               <w:tab/>
-              <w:t xml:space="preserve">10</w:t>
+              <w:t xml:space="preserve">19</w:t>
+            </w:r>
+          </w:hyperlink>
+          <w:r>
+            <w:rPr>
+              <w:rtl w:val="0"/>
+            </w:rPr>
+          </w:r>
+        </w:p>
+        <w:p>
+          <w:pPr>
+            <w:widowControl w:val="0"/>
+            <w:tabs>
+              <w:tab w:val="right" w:leader="dot" w:pos="12000"/>
+            </w:tabs>
+            <w:spacing w:before="60" w:line="240" w:lineRule="auto"/>
+            <w:ind w:left="360" w:firstLine="0"/>
+            <w:rPr>
+              <w:rFonts w:ascii="Arial" w:cs="Arial" w:eastAsia="Arial" w:hAnsi="Arial"/>
+              <w:b w:val="0"/>
+              <w:bCs w:val="0"/>
+              <w:i w:val="0"/>
+              <w:iCs w:val="0"/>
+              <w:smallCaps w:val="0"/>
+              <w:strike w:val="0"/>
+              <w:color w:val="000000"/>
+              <w:sz w:val="22"/>
+              <w:szCs w:val="22"/>
+              <w:u w:val="none"/>
+              <w:shd w:fill="auto" w:val="clear"/>
+              <w:vertAlign w:val="baseline"/>
+            </w:rPr>
+          </w:pPr>
+          <w:hyperlink w:anchor="_pjizaqxk160">
+            <w:r>
+              <w:rPr>
+                <w:rFonts w:ascii="Arial" w:cs="Arial" w:eastAsia="Arial" w:hAnsi="Arial"/>
+                <w:b w:val="0"/>
+                <w:bCs w:val="0"/>
+                <w:i w:val="0"/>
+                <w:iCs w:val="0"/>
+                <w:smallCaps w:val="0"/>
+                <w:strike w:val="0"/>
+                <w:color w:val="000000"/>
+                <w:sz w:val="22"/>
+                <w:szCs w:val="22"/>
+                <w:u w:val="none"/>
+                <w:shd w:fill="auto" w:val="clear"/>
+                <w:vertAlign w:val="baseline"/>
+                <w:rtl w:val="0"/>
+              </w:rPr>
+              <w:t xml:space="preserve">b. Fitur Pengunggahan Dokumen</w:t>
+              <w:tab/>
+              <w:t xml:space="preserve">19</w:t>
+            </w:r>
+          </w:hyperlink>
+          <w:r>
+            <w:rPr>
+              <w:rtl w:val="0"/>
+            </w:rPr>
+          </w:r>
+        </w:p>
+        <w:p>
+          <w:pPr>
+            <w:widowControl w:val="0"/>
+            <w:tabs>
+              <w:tab w:val="right" w:leader="dot" w:pos="12000"/>
+            </w:tabs>
+            <w:spacing w:before="60" w:line="240" w:lineRule="auto"/>
+            <w:ind w:left="360" w:firstLine="0"/>
+            <w:rPr>
+              <w:rFonts w:ascii="Arial" w:cs="Arial" w:eastAsia="Arial" w:hAnsi="Arial"/>
+              <w:b w:val="0"/>
+              <w:bCs w:val="0"/>
+              <w:i w:val="0"/>
+              <w:iCs w:val="0"/>
+              <w:smallCaps w:val="0"/>
+              <w:strike w:val="0"/>
+              <w:color w:val="000000"/>
+              <w:sz w:val="22"/>
+              <w:szCs w:val="22"/>
+              <w:u w:val="none"/>
+              <w:shd w:fill="auto" w:val="clear"/>
+              <w:vertAlign w:val="baseline"/>
+            </w:rPr>
+          </w:pPr>
+          <w:hyperlink w:anchor="_vg547dahsork">
+            <w:r>
+              <w:rPr>
+                <w:rFonts w:ascii="Arial" w:cs="Arial" w:eastAsia="Arial" w:hAnsi="Arial"/>
+                <w:b w:val="0"/>
+                <w:bCs w:val="0"/>
+                <w:i w:val="0"/>
+                <w:iCs w:val="0"/>
+                <w:smallCaps w:val="0"/>
+                <w:strike w:val="0"/>
+                <w:color w:val="000000"/>
+                <w:sz w:val="22"/>
+                <w:szCs w:val="22"/>
+                <w:u w:val="none"/>
+                <w:shd w:fill="auto" w:val="clear"/>
+                <w:vertAlign w:val="baseline"/>
+                <w:rtl w:val="0"/>
+              </w:rPr>
+              <w:t xml:space="preserve">c. Fitur Pelacakan Status Berkas</w:t>
+              <w:tab/>
+              <w:t xml:space="preserve">20</w:t>
+            </w:r>
+          </w:hyperlink>
+          <w:r>
+            <w:rPr>
+              <w:rtl w:val="0"/>
+            </w:rPr>
+          </w:r>
+        </w:p>
+        <w:p>
+          <w:pPr>
+            <w:widowControl w:val="0"/>
+            <w:tabs>
+              <w:tab w:val="right" w:leader="dot" w:pos="12000"/>
+            </w:tabs>
+            <w:spacing w:before="60" w:line="240" w:lineRule="auto"/>
+            <w:ind w:left="360" w:firstLine="0"/>
+            <w:rPr>
+              <w:rFonts w:ascii="Arial" w:cs="Arial" w:eastAsia="Arial" w:hAnsi="Arial"/>
+              <w:b w:val="0"/>
+              <w:bCs w:val="0"/>
+              <w:i w:val="0"/>
+              <w:iCs w:val="0"/>
+              <w:smallCaps w:val="0"/>
+              <w:strike w:val="0"/>
+              <w:color w:val="000000"/>
+              <w:sz w:val="22"/>
+              <w:szCs w:val="22"/>
+              <w:u w:val="none"/>
+              <w:shd w:fill="auto" w:val="clear"/>
+              <w:vertAlign w:val="baseline"/>
+            </w:rPr>
+          </w:pPr>
+          <w:hyperlink w:anchor="_968yj57sgjzf">
+            <w:r>
+              <w:rPr>
+                <w:rFonts w:ascii="Arial" w:cs="Arial" w:eastAsia="Arial" w:hAnsi="Arial"/>
+                <w:b w:val="0"/>
+                <w:bCs w:val="0"/>
+                <w:i w:val="0"/>
+                <w:iCs w:val="0"/>
+                <w:smallCaps w:val="0"/>
+                <w:strike w:val="0"/>
+                <w:color w:val="000000"/>
+                <w:sz w:val="22"/>
+                <w:szCs w:val="22"/>
+                <w:u w:val="none"/>
+                <w:shd w:fill="auto" w:val="clear"/>
+                <w:vertAlign w:val="baseline"/>
+                <w:rtl w:val="0"/>
+              </w:rPr>
+              <w:t xml:space="preserve">d. Fitur Dasbor Antrean Pelamar</w:t>
+              <w:tab/>
+              <w:t xml:space="preserve">20</w:t>
+            </w:r>
+          </w:hyperlink>
+          <w:r>
+            <w:rPr>
+              <w:rtl w:val="0"/>
+            </w:rPr>
+          </w:r>
+        </w:p>
+        <w:p>
+          <w:pPr>
+            <w:widowControl w:val="0"/>
+            <w:tabs>
+              <w:tab w:val="right" w:leader="dot" w:pos="12000"/>
+            </w:tabs>
+            <w:spacing w:before="60" w:line="240" w:lineRule="auto"/>
+            <w:ind w:left="360" w:firstLine="0"/>
+            <w:rPr>
+              <w:rFonts w:ascii="Arial" w:cs="Arial" w:eastAsia="Arial" w:hAnsi="Arial"/>
+              <w:b w:val="0"/>
+              <w:bCs w:val="0"/>
+              <w:i w:val="0"/>
+              <w:iCs w:val="0"/>
+              <w:smallCaps w:val="0"/>
+              <w:strike w:val="0"/>
+              <w:color w:val="000000"/>
+              <w:sz w:val="22"/>
+              <w:szCs w:val="22"/>
+              <w:u w:val="none"/>
+              <w:shd w:fill="auto" w:val="clear"/>
+              <w:vertAlign w:val="baseline"/>
+            </w:rPr>
+          </w:pPr>
+          <w:hyperlink w:anchor="_uqjgwpo9qs65">
+            <w:r>
+              <w:rPr>
+                <w:rFonts w:ascii="Arial" w:cs="Arial" w:eastAsia="Arial" w:hAnsi="Arial"/>
+                <w:b w:val="0"/>
+                <w:bCs w:val="0"/>
+                <w:i w:val="0"/>
+                <w:iCs w:val="0"/>
+                <w:smallCaps w:val="0"/>
+                <w:strike w:val="0"/>
+                <w:color w:val="000000"/>
+                <w:sz w:val="22"/>
+                <w:szCs w:val="22"/>
+                <w:u w:val="none"/>
+                <w:shd w:fill="auto" w:val="clear"/>
+                <w:vertAlign w:val="baseline"/>
+                <w:rtl w:val="0"/>
+              </w:rPr>
+              <w:t xml:space="preserve">e. Fitur Eksekusi Algoritma Sortir</w:t>
+              <w:tab/>
+              <w:t xml:space="preserve">20</w:t>
+            </w:r>
+          </w:hyperlink>
+          <w:r>
+            <w:rPr>
+              <w:rtl w:val="0"/>
+            </w:rPr>
+          </w:r>
+        </w:p>
+        <w:p>
+          <w:pPr>
+            <w:widowControl w:val="0"/>
+            <w:tabs>
+              <w:tab w:val="right" w:leader="dot" w:pos="12000"/>
+            </w:tabs>
+            <w:spacing w:before="60" w:line="240" w:lineRule="auto"/>
+            <w:ind w:left="360" w:firstLine="0"/>
+            <w:rPr>
+              <w:rFonts w:ascii="Arial" w:cs="Arial" w:eastAsia="Arial" w:hAnsi="Arial"/>
+              <w:b w:val="0"/>
+              <w:bCs w:val="0"/>
+              <w:i w:val="0"/>
+              <w:iCs w:val="0"/>
+              <w:smallCaps w:val="0"/>
+              <w:strike w:val="0"/>
+              <w:color w:val="000000"/>
+              <w:sz w:val="22"/>
+              <w:szCs w:val="22"/>
+              <w:u w:val="none"/>
+              <w:shd w:fill="auto" w:val="clear"/>
+              <w:vertAlign w:val="baseline"/>
+            </w:rPr>
+          </w:pPr>
+          <w:hyperlink w:anchor="_ot9n03hxwln7">
+            <w:r>
+              <w:rPr>
+                <w:rFonts w:ascii="Arial" w:cs="Arial" w:eastAsia="Arial" w:hAnsi="Arial"/>
+                <w:b w:val="0"/>
+                <w:bCs w:val="0"/>
+                <w:i w:val="0"/>
+                <w:iCs w:val="0"/>
+                <w:smallCaps w:val="0"/>
+                <w:strike w:val="0"/>
+                <w:color w:val="000000"/>
+                <w:sz w:val="22"/>
+                <w:szCs w:val="22"/>
+                <w:u w:val="none"/>
+                <w:shd w:fill="auto" w:val="clear"/>
+                <w:vertAlign w:val="baseline"/>
+                <w:rtl w:val="0"/>
+              </w:rPr>
+              <w:t xml:space="preserve">f. Fitur Perubahan Status Kelulusan</w:t>
+              <w:tab/>
+              <w:t xml:space="preserve">20</w:t>
+            </w:r>
+          </w:hyperlink>
+          <w:r>
+            <w:rPr>
+              <w:rtl w:val="0"/>
+            </w:rPr>
+          </w:r>
+        </w:p>
+        <w:p>
+          <w:pPr>
+            <w:widowControl w:val="0"/>
+            <w:tabs>
+              <w:tab w:val="right" w:leader="dot" w:pos="12000"/>
+            </w:tabs>
+            <w:spacing w:before="60" w:line="240" w:lineRule="auto"/>
+            <w:ind w:left="360" w:firstLine="0"/>
+            <w:rPr>
+              <w:rFonts w:ascii="Arial" w:cs="Arial" w:eastAsia="Arial" w:hAnsi="Arial"/>
+              <w:b w:val="0"/>
+              <w:bCs w:val="0"/>
+              <w:i w:val="0"/>
+              <w:iCs w:val="0"/>
+              <w:smallCaps w:val="0"/>
+              <w:strike w:val="0"/>
+              <w:color w:val="000000"/>
+              <w:sz w:val="22"/>
+              <w:szCs w:val="22"/>
+              <w:u w:val="none"/>
+              <w:shd w:fill="auto" w:val="clear"/>
+              <w:vertAlign w:val="baseline"/>
+            </w:rPr>
+          </w:pPr>
+          <w:hyperlink w:anchor="_xcgnua21cln">
+            <w:r>
+              <w:rPr>
+                <w:rFonts w:ascii="Arial" w:cs="Arial" w:eastAsia="Arial" w:hAnsi="Arial"/>
+                <w:b w:val="0"/>
+                <w:bCs w:val="0"/>
+                <w:i w:val="0"/>
+                <w:iCs w:val="0"/>
+                <w:smallCaps w:val="0"/>
+                <w:strike w:val="0"/>
+                <w:color w:val="000000"/>
+                <w:sz w:val="22"/>
+                <w:szCs w:val="22"/>
+                <w:u w:val="none"/>
+                <w:shd w:fill="auto" w:val="clear"/>
+                <w:vertAlign w:val="baseline"/>
+                <w:rtl w:val="0"/>
+              </w:rPr>
+              <w:t xml:space="preserve">g. Fitur Manajemen Kuota Divisi</w:t>
+              <w:tab/>
+              <w:t xml:space="preserve">21</w:t>
+            </w:r>
+          </w:hyperlink>
+          <w:r>
+            <w:rPr>
+              <w:rtl w:val="0"/>
+            </w:rPr>
+          </w:r>
+        </w:p>
+        <w:p>
+          <w:pPr>
+            <w:widowControl w:val="0"/>
+            <w:tabs>
+              <w:tab w:val="right" w:leader="dot" w:pos="12000"/>
+            </w:tabs>
+            <w:spacing w:before="60" w:line="240" w:lineRule="auto"/>
+            <w:ind w:left="360" w:firstLine="0"/>
+            <w:rPr>
+              <w:rFonts w:ascii="Arial" w:cs="Arial" w:eastAsia="Arial" w:hAnsi="Arial"/>
+              <w:b w:val="0"/>
+              <w:bCs w:val="0"/>
+              <w:i w:val="0"/>
+              <w:iCs w:val="0"/>
+              <w:smallCaps w:val="0"/>
+              <w:strike w:val="0"/>
+              <w:color w:val="000000"/>
+              <w:sz w:val="22"/>
+              <w:szCs w:val="22"/>
+              <w:u w:val="none"/>
+              <w:shd w:fill="auto" w:val="clear"/>
+              <w:vertAlign w:val="baseline"/>
+            </w:rPr>
+          </w:pPr>
+          <w:hyperlink w:anchor="_nbaeyjc9u470">
+            <w:r>
+              <w:rPr>
+                <w:rFonts w:ascii="Arial" w:cs="Arial" w:eastAsia="Arial" w:hAnsi="Arial"/>
+                <w:b w:val="0"/>
+                <w:bCs w:val="0"/>
+                <w:i w:val="0"/>
+                <w:iCs w:val="0"/>
+                <w:smallCaps w:val="0"/>
+                <w:strike w:val="0"/>
+                <w:color w:val="000000"/>
+                <w:sz w:val="22"/>
+                <w:szCs w:val="22"/>
+                <w:u w:val="none"/>
+                <w:shd w:fill="auto" w:val="clear"/>
+                <w:vertAlign w:val="baseline"/>
+                <w:rtl w:val="0"/>
+              </w:rPr>
+              <w:t xml:space="preserve">h. Fitur Dasbor Analitik Pelaporan</w:t>
+              <w:tab/>
+              <w:t xml:space="preserve">21</w:t>
+            </w:r>
+          </w:hyperlink>
+          <w:r>
+            <w:rPr>
+              <w:rtl w:val="0"/>
+            </w:rPr>
+          </w:r>
+        </w:p>
+        <w:p>
+          <w:pPr>
+            <w:widowControl w:val="0"/>
+            <w:tabs>
+              <w:tab w:val="right" w:leader="dot" w:pos="12000"/>
+            </w:tabs>
+            <w:spacing w:before="60" w:line="240" w:lineRule="auto"/>
+            <w:ind w:left="360" w:firstLine="0"/>
+            <w:rPr>
+              <w:rFonts w:ascii="Arial" w:cs="Arial" w:eastAsia="Arial" w:hAnsi="Arial"/>
+              <w:b w:val="0"/>
+              <w:bCs w:val="0"/>
+              <w:i w:val="0"/>
+              <w:iCs w:val="0"/>
+              <w:smallCaps w:val="0"/>
+              <w:strike w:val="0"/>
+              <w:color w:val="000000"/>
+              <w:sz w:val="22"/>
+              <w:szCs w:val="22"/>
+              <w:u w:val="none"/>
+              <w:shd w:fill="auto" w:val="clear"/>
+              <w:vertAlign w:val="baseline"/>
+            </w:rPr>
+          </w:pPr>
+          <w:hyperlink w:anchor="_b98jbv2u3w69">
+            <w:r>
+              <w:rPr>
+                <w:rFonts w:ascii="Arial" w:cs="Arial" w:eastAsia="Arial" w:hAnsi="Arial"/>
+                <w:b w:val="0"/>
+                <w:bCs w:val="0"/>
+                <w:i w:val="0"/>
+                <w:iCs w:val="0"/>
+                <w:smallCaps w:val="0"/>
+                <w:strike w:val="0"/>
+                <w:color w:val="000000"/>
+                <w:sz w:val="22"/>
+                <w:szCs w:val="22"/>
+                <w:u w:val="none"/>
+                <w:shd w:fill="auto" w:val="clear"/>
+                <w:vertAlign w:val="baseline"/>
+                <w:rtl w:val="0"/>
+              </w:rPr>
+              <w:t xml:space="preserve">i. Fitur Ekspor Rekap Data</w:t>
+              <w:tab/>
+              <w:t xml:space="preserve">21</w:t>
+            </w:r>
+          </w:hyperlink>
+          <w:r>
+            <w:rPr>
+              <w:rtl w:val="0"/>
+            </w:rPr>
+          </w:r>
+        </w:p>
+        <w:p>
+          <w:pPr>
+            <w:widowControl w:val="0"/>
+            <w:tabs>
+              <w:tab w:val="right" w:leader="dot" w:pos="12000"/>
+            </w:tabs>
+            <w:spacing w:before="60" w:line="240" w:lineRule="auto"/>
+            <w:ind w:left="360" w:firstLine="0"/>
+            <w:rPr>
+              <w:rFonts w:ascii="Arial" w:cs="Arial" w:eastAsia="Arial" w:hAnsi="Arial"/>
+              <w:b w:val="0"/>
+              <w:bCs w:val="0"/>
+              <w:i w:val="0"/>
+              <w:iCs w:val="0"/>
+              <w:smallCaps w:val="0"/>
+              <w:strike w:val="0"/>
+              <w:color w:val="000000"/>
+              <w:sz w:val="22"/>
+              <w:szCs w:val="22"/>
+              <w:u w:val="none"/>
+              <w:shd w:fill="auto" w:val="clear"/>
+              <w:vertAlign w:val="baseline"/>
+            </w:rPr>
+          </w:pPr>
+          <w:hyperlink w:anchor="_19ehy86i2qp">
+            <w:r>
+              <w:rPr>
+                <w:rFonts w:ascii="Arial" w:cs="Arial" w:eastAsia="Arial" w:hAnsi="Arial"/>
+                <w:b w:val="0"/>
+                <w:bCs w:val="0"/>
+                <w:i w:val="0"/>
+                <w:iCs w:val="0"/>
+                <w:smallCaps w:val="0"/>
+                <w:strike w:val="0"/>
+                <w:color w:val="000000"/>
+                <w:sz w:val="22"/>
+                <w:szCs w:val="22"/>
+                <w:u w:val="none"/>
+                <w:shd w:fill="auto" w:val="clear"/>
+                <w:vertAlign w:val="baseline"/>
+                <w:rtl w:val="0"/>
+              </w:rPr>
+              <w:t xml:space="preserve">j. Fitur Kirim Notifikasi Otomatis</w:t>
+              <w:tab/>
+              <w:t xml:space="preserve">21</w:t>
             </w:r>
           </w:hyperlink>
           <w:r>
@@ -2400,7 +2739,7 @@
               </w:rPr>
               <w:t xml:space="preserve">7. Desain Aplikasi/Sistem</w:t>
               <w:tab/>
-              <w:t xml:space="preserve">10</w:t>
+              <w:t xml:space="preserve">21</w:t>
             </w:r>
           </w:hyperlink>
           <w:r>
@@ -2453,7 +2792,7 @@
               </w:rPr>
               <w:t xml:space="preserve">a. Software Architecture</w:t>
               <w:tab/>
-              <w:t xml:space="preserve">11</w:t>
+              <w:t xml:space="preserve">22</w:t>
             </w:r>
           </w:hyperlink>
           <w:r>
@@ -2506,7 +2845,7 @@
               </w:rPr>
               <w:t xml:space="preserve">b. Activity Diagram</w:t>
               <w:tab/>
-              <w:t xml:space="preserve">11</w:t>
+              <w:t xml:space="preserve">22</w:t>
             </w:r>
           </w:hyperlink>
           <w:r>
@@ -2559,7 +2898,7 @@
               </w:rPr>
               <w:t xml:space="preserve">c. Sequence Diagram</w:t>
               <w:tab/>
-              <w:t xml:space="preserve">12</w:t>
+              <w:t xml:space="preserve">32</w:t>
             </w:r>
           </w:hyperlink>
           <w:r>
@@ -2612,7 +2951,7 @@
               </w:rPr>
               <w:t xml:space="preserve">d. Class Diagram</w:t>
               <w:tab/>
-              <w:t xml:space="preserve">13</w:t>
+              <w:t xml:space="preserve">49</w:t>
             </w:r>
           </w:hyperlink>
           <w:r>
@@ -2665,7 +3004,7 @@
               </w:rPr>
               <w:t xml:space="preserve">e. Deployment Diagram</w:t>
               <w:tab/>
-              <w:t xml:space="preserve">14</w:t>
+              <w:t xml:space="preserve">50</w:t>
             </w:r>
           </w:hyperlink>
           <w:r>
@@ -2717,7 +3056,7 @@
               </w:rPr>
               <w:t xml:space="preserve">8. Code Repository</w:t>
               <w:tab/>
-              <w:t xml:space="preserve">15</w:t>
+              <w:t xml:space="preserve">57</w:t>
             </w:r>
           </w:hyperlink>
           <w:r>
@@ -2768,9 +3107,9 @@
                 <w:vertAlign w:val="baseline"/>
                 <w:rtl w:val="0"/>
               </w:rPr>
-              <w:t xml:space="preserve">a. Nama Anggota Pertama</w:t>
+              <w:t xml:space="preserve">a. Ramandika Arya WIbowo</w:t>
               <w:tab/>
-              <w:t xml:space="preserve">16</w:t>
+              <w:t xml:space="preserve">57</w:t>
             </w:r>
           </w:hyperlink>
           <w:r>
@@ -2821,62 +3160,9 @@
                 <w:vertAlign w:val="baseline"/>
                 <w:rtl w:val="0"/>
               </w:rPr>
-              <w:t xml:space="preserve">b. Nama Anggota Kedua</w:t>
+              <w:t xml:space="preserve">b. Muhammad Farhan Maheswara</w:t>
               <w:tab/>
-              <w:t xml:space="preserve">16</w:t>
-            </w:r>
-          </w:hyperlink>
-          <w:r>
-            <w:rPr>
-              <w:rtl w:val="0"/>
-            </w:rPr>
-          </w:r>
-        </w:p>
-        <w:p>
-          <w:pPr>
-            <w:widowControl w:val="0"/>
-            <w:tabs>
-              <w:tab w:val="right" w:leader="dot" w:pos="12000"/>
-            </w:tabs>
-            <w:spacing w:before="60" w:line="240" w:lineRule="auto"/>
-            <w:ind w:left="360" w:firstLine="0"/>
-            <w:rPr>
-              <w:rFonts w:ascii="Arial" w:cs="Arial" w:eastAsia="Arial" w:hAnsi="Arial"/>
-              <w:b w:val="0"/>
-              <w:bCs w:val="0"/>
-              <w:i w:val="0"/>
-              <w:iCs w:val="0"/>
-              <w:smallCaps w:val="0"/>
-              <w:strike w:val="0"/>
-              <w:color w:val="000000"/>
-              <w:sz w:val="22"/>
-              <w:szCs w:val="22"/>
-              <w:u w:val="none"/>
-              <w:shd w:fill="auto" w:val="clear"/>
-              <w:vertAlign w:val="baseline"/>
-            </w:rPr>
-          </w:pPr>
-          <w:hyperlink w:anchor="_7y70algiw6nc">
-            <w:r>
-              <w:rPr>
-                <w:rFonts w:ascii="Arial" w:cs="Arial" w:eastAsia="Arial" w:hAnsi="Arial"/>
-                <w:b w:val="0"/>
-                <w:bCs w:val="0"/>
-                <w:i w:val="0"/>
-                <w:iCs w:val="0"/>
-                <w:smallCaps w:val="0"/>
-                <w:strike w:val="0"/>
-                <w:color w:val="000000"/>
-                <w:sz w:val="22"/>
-                <w:szCs w:val="22"/>
-                <w:u w:val="none"/>
-                <w:shd w:fill="auto" w:val="clear"/>
-                <w:vertAlign w:val="baseline"/>
-                <w:rtl w:val="0"/>
-              </w:rPr>
-              <w:t xml:space="preserve">c. Nama Anggota Ketiga</w:t>
-              <w:tab/>
-              <w:t xml:space="preserve">16</w:t>
+              <w:t xml:space="preserve">58</w:t>
             </w:r>
           </w:hyperlink>
           <w:r>
@@ -3189,23 +3475,17 @@
               <w:ind w:left="0" w:right="0" w:firstLine="0"/>
               <w:jc w:val="left"/>
               <w:rPr>
-                <w:i w:val="1"/>
-                <w:iCs w:val="1"/>
                 <w:sz w:val="24"/>
                 <w:szCs w:val="24"/>
-                <w:shd w:fill="d9d9d9" w:val="clear"/>
               </w:rPr>
             </w:pPr>
             <w:r>
               <w:rPr>
-                <w:i w:val="1"/>
-                <w:iCs w:val="1"/>
                 <w:sz w:val="24"/>
                 <w:szCs w:val="24"/>
-                <w:shd w:fill="d9d9d9" w:val="clear"/>
-                <w:rtl w:val="0"/>
-              </w:rPr>
-              <w:t xml:space="preserve">&lt;nama yang mencatat revisi&gt;</w:t>
+                <w:rtl w:val="0"/>
+              </w:rPr>
+              <w:t xml:space="preserve">Ramandika &amp; Farhan</w:t>
             </w:r>
           </w:p>
         </w:tc>
@@ -3238,23 +3518,17 @@
               <w:ind w:left="0" w:right="0" w:firstLine="0"/>
               <w:jc w:val="left"/>
               <w:rPr>
-                <w:i w:val="1"/>
-                <w:iCs w:val="1"/>
                 <w:sz w:val="24"/>
                 <w:szCs w:val="24"/>
-                <w:shd w:fill="d9d9d9" w:val="clear"/>
               </w:rPr>
             </w:pPr>
             <w:r>
               <w:rPr>
-                <w:i w:val="1"/>
-                <w:iCs w:val="1"/>
                 <w:sz w:val="24"/>
                 <w:szCs w:val="24"/>
-                <w:shd w:fill="d9d9d9" w:val="clear"/>
-                <w:rtl w:val="0"/>
-              </w:rPr>
-              <w:t xml:space="preserve">&lt;tanggal revisi&gt;</w:t>
+                <w:rtl w:val="0"/>
+              </w:rPr>
+              <w:t xml:space="preserve">17-05-2026</w:t>
             </w:r>
           </w:p>
         </w:tc>
@@ -3287,23 +3561,17 @@
               <w:ind w:left="0" w:right="0" w:firstLine="0"/>
               <w:jc w:val="left"/>
               <w:rPr>
-                <w:i w:val="1"/>
-                <w:iCs w:val="1"/>
                 <w:sz w:val="24"/>
                 <w:szCs w:val="24"/>
-                <w:shd w:fill="d9d9d9" w:val="clear"/>
               </w:rPr>
             </w:pPr>
             <w:r>
               <w:rPr>
-                <w:i w:val="1"/>
-                <w:iCs w:val="1"/>
                 <w:sz w:val="24"/>
                 <w:szCs w:val="24"/>
-                <w:shd w:fill="d9d9d9" w:val="clear"/>
-                <w:rtl w:val="0"/>
-              </w:rPr>
-              <w:t xml:space="preserve">&lt;catatan revisi dari dosen/anggota kelompok/client/stakeholder&gt;</w:t>
+                <w:rtl w:val="0"/>
+              </w:rPr>
+              <w:t xml:space="preserve">Revisi terkait Diagram yang masih belum sesuai dengan ketentuan dari dosen pengampu mata kuliah. Dikarenakan diagram masih masih berwarna dan Data flow diagram belum mencapai level 2</w:t>
             </w:r>
           </w:p>
         </w:tc>
@@ -3336,23 +3604,17 @@
               <w:ind w:left="0" w:right="0" w:firstLine="0"/>
               <w:jc w:val="left"/>
               <w:rPr>
-                <w:i w:val="1"/>
-                <w:iCs w:val="1"/>
                 <w:sz w:val="24"/>
                 <w:szCs w:val="24"/>
-                <w:shd w:fill="d9d9d9" w:val="clear"/>
               </w:rPr>
             </w:pPr>
             <w:r>
               <w:rPr>
-                <w:i w:val="1"/>
-                <w:iCs w:val="1"/>
                 <w:sz w:val="24"/>
                 <w:szCs w:val="24"/>
-                <w:shd w:fill="d9d9d9" w:val="clear"/>
-                <w:rtl w:val="0"/>
-              </w:rPr>
-              <w:t xml:space="preserve">1.0</w:t>
+                <w:rtl w:val="0"/>
+              </w:rPr>
+              <w:t xml:space="preserve">1.1.17052026</w:t>
             </w:r>
           </w:p>
         </w:tc>
@@ -3401,7 +3663,7 @@
                 <w:szCs w:val="24"/>
                 <w:rtl w:val="0"/>
               </w:rPr>
-              <w:t xml:space="preserve">Ramandika &amp; Farhan</w:t>
+              <w:t xml:space="preserve">Ramandika</w:t>
             </w:r>
           </w:p>
         </w:tc>
@@ -3444,7 +3706,7 @@
                 <w:szCs w:val="24"/>
                 <w:rtl w:val="0"/>
               </w:rPr>
-              <w:t xml:space="preserve">17-05-2026</w:t>
+              <w:t xml:space="preserve">21-05-2026</w:t>
             </w:r>
           </w:p>
         </w:tc>
@@ -3487,7 +3749,65 @@
                 <w:szCs w:val="24"/>
                 <w:rtl w:val="0"/>
               </w:rPr>
-              <w:t xml:space="preserve">Revisi terkait Diagram yang masih belum sesuai dengan ketentuan dari dosen pengampu mata kuliah. Dikarenakan diagram masih masih berwarna dan Data flow diagram belum mencapai level 2</w:t>
+              <w:t xml:space="preserve">-Revisi mengenai nilai indikator ITIL V4 yang harus general (indikator yang ada pada itil v4 harus digeneralisasi agar pada saat membuat rule tidak bias</w:t>
+            </w:r>
+          </w:p>
+          <w:p>
+            <w:pPr>
+              <w:widowControl w:val="0"/>
+              <w:spacing w:line="240" w:lineRule="auto"/>
+              <w:rPr>
+                <w:sz w:val="24"/>
+                <w:szCs w:val="24"/>
+              </w:rPr>
+            </w:pPr>
+            <w:r>
+              <w:rPr>
+                <w:sz w:val="24"/>
+                <w:szCs w:val="24"/>
+                <w:rtl w:val="0"/>
+              </w:rPr>
+              <w:t xml:space="preserve">dan mudah dipahami</w:t>
+            </w:r>
+          </w:p>
+          <w:p>
+            <w:pPr>
+              <w:keepNext w:val="0"/>
+              <w:keepLines w:val="0"/>
+              <w:pageBreakBefore w:val="0"/>
+              <w:widowControl w:val="0"/>
+              <w:pBdr>
+                <w:top w:space="0" w:sz="0" w:val="nil"/>
+                <w:left w:space="0" w:sz="0" w:val="nil"/>
+                <w:bottom w:space="0" w:sz="0" w:val="nil"/>
+                <w:right w:space="0" w:sz="0" w:val="nil"/>
+                <w:between w:space="0" w:sz="0" w:val="nil"/>
+              </w:pBdr>
+              <w:shd w:fill="auto" w:val="clear"/>
+              <w:spacing w:after="0" w:before="0" w:line="240" w:lineRule="auto"/>
+              <w:ind w:left="0" w:right="0" w:firstLine="0"/>
+              <w:jc w:val="left"/>
+              <w:rPr>
+                <w:sz w:val="24"/>
+                <w:szCs w:val="24"/>
+              </w:rPr>
+            </w:pPr>
+            <w:r>
+              <w:rPr>
+                <w:sz w:val="24"/>
+                <w:szCs w:val="24"/>
+                <w:rtl w:val="0"/>
+              </w:rPr>
+              <w:t xml:space="preserve">)</w:t>
+              <w:br w:type="textWrapping"/>
+              <w:br w:type="textWrapping"/>
+              <w:t xml:space="preserve">- Pencatatan yang harus sepadan untuk tiap grade peserta internship</w:t>
+              <w:br w:type="textWrapping"/>
+              <w:br w:type="textWrapping"/>
+              <w:t xml:space="preserve">- Use Case Diagram peserta magang lebih dibuat berproses agar tidak berhenti di satu titik</w:t>
+              <w:br w:type="textWrapping"/>
+              <w:br w:type="textWrapping"/>
+              <w:t xml:space="preserve">- Menggunakan Logika Bisnis untuk diagram, agar memudahkan pembuatan operasional aplikasi</w:t>
             </w:r>
           </w:p>
         </w:tc>
@@ -3530,7 +3850,7 @@
                 <w:szCs w:val="24"/>
                 <w:rtl w:val="0"/>
               </w:rPr>
-              <w:t xml:space="preserve">1.1.17052026</w:t>
+              <w:t xml:space="preserve">1.2.21052026</w:t>
             </w:r>
           </w:p>
         </w:tc>
@@ -3579,7 +3899,7 @@
                 <w:szCs w:val="24"/>
                 <w:rtl w:val="0"/>
               </w:rPr>
-              <w:t xml:space="preserve">Ramandika</w:t>
+              <w:t xml:space="preserve">Farhan</w:t>
             </w:r>
           </w:p>
         </w:tc>
@@ -3622,7 +3942,7 @@
                 <w:szCs w:val="24"/>
                 <w:rtl w:val="0"/>
               </w:rPr>
-              <w:t xml:space="preserve">21-05-2026</w:t>
+              <w:t xml:space="preserve">22-05-2026</w:t>
             </w:r>
           </w:p>
         </w:tc>
@@ -3665,65 +3985,7 @@
                 <w:szCs w:val="24"/>
                 <w:rtl w:val="0"/>
               </w:rPr>
-              <w:t xml:space="preserve">-Revisi mengenai nilai indikator ITIL V4 yang harus general (indikator yang ada pada itil v4 harus digeneralisasi agar pada saat membuat rule tidak bias</w:t>
-            </w:r>
-          </w:p>
-          <w:p>
-            <w:pPr>
-              <w:widowControl w:val="0"/>
-              <w:spacing w:line="240" w:lineRule="auto"/>
-              <w:rPr>
-                <w:sz w:val="24"/>
-                <w:szCs w:val="24"/>
-              </w:rPr>
-            </w:pPr>
-            <w:r>
-              <w:rPr>
-                <w:sz w:val="24"/>
-                <w:szCs w:val="24"/>
-                <w:rtl w:val="0"/>
-              </w:rPr>
-              <w:t xml:space="preserve">dan mudah dipahami</w:t>
-            </w:r>
-          </w:p>
-          <w:p>
-            <w:pPr>
-              <w:keepNext w:val="0"/>
-              <w:keepLines w:val="0"/>
-              <w:pageBreakBefore w:val="0"/>
-              <w:widowControl w:val="0"/>
-              <w:pBdr>
-                <w:top w:space="0" w:sz="0" w:val="nil"/>
-                <w:left w:space="0" w:sz="0" w:val="nil"/>
-                <w:bottom w:space="0" w:sz="0" w:val="nil"/>
-                <w:right w:space="0" w:sz="0" w:val="nil"/>
-                <w:between w:space="0" w:sz="0" w:val="nil"/>
-              </w:pBdr>
-              <w:shd w:fill="auto" w:val="clear"/>
-              <w:spacing w:after="0" w:before="0" w:line="240" w:lineRule="auto"/>
-              <w:ind w:left="0" w:right="0" w:firstLine="0"/>
-              <w:jc w:val="left"/>
-              <w:rPr>
-                <w:sz w:val="24"/>
-                <w:szCs w:val="24"/>
-              </w:rPr>
-            </w:pPr>
-            <w:r>
-              <w:rPr>
-                <w:sz w:val="24"/>
-                <w:szCs w:val="24"/>
-                <w:rtl w:val="0"/>
-              </w:rPr>
-              <w:t xml:space="preserve">)</w:t>
-              <w:br w:type="textWrapping"/>
-              <w:br w:type="textWrapping"/>
-              <w:t xml:space="preserve">- Pencatatan yang harus sepadan untuk tiap grade peserta internship</w:t>
-              <w:br w:type="textWrapping"/>
-              <w:br w:type="textWrapping"/>
-              <w:t xml:space="preserve">- Use Case Diagram peserta magang lebih dibuat berproses agar tidak berhenti di satu titik</w:t>
-              <w:br w:type="textWrapping"/>
-              <w:br w:type="textWrapping"/>
-              <w:t xml:space="preserve">- Menggunakan Logika Bisnis untuk diagram, agar memudahkan pembuatan operasional aplikasi</w:t>
+              <w:t xml:space="preserve">-Revisi mengenai diagram yang masih belum sesuai dengan algoritma </w:t>
             </w:r>
           </w:p>
         </w:tc>
@@ -3766,7 +4028,7 @@
                 <w:szCs w:val="24"/>
                 <w:rtl w:val="0"/>
               </w:rPr>
-              <w:t xml:space="preserve">1.2.21052026</w:t>
+              <w:t xml:space="preserve">1.3.22052026</w:t>
             </w:r>
           </w:p>
         </w:tc>
@@ -3815,7 +4077,7 @@
                 <w:szCs w:val="24"/>
                 <w:rtl w:val="0"/>
               </w:rPr>
-              <w:t xml:space="preserve">Farhan</w:t>
+              <w:t xml:space="preserve">Ramandika</w:t>
             </w:r>
           </w:p>
         </w:tc>
@@ -3858,7 +4120,7 @@
                 <w:szCs w:val="24"/>
                 <w:rtl w:val="0"/>
               </w:rPr>
-              <w:t xml:space="preserve">22-05-2026</w:t>
+              <w:t xml:space="preserve">09-06-2026</w:t>
             </w:r>
           </w:p>
         </w:tc>
@@ -3901,7 +4163,7 @@
                 <w:szCs w:val="24"/>
                 <w:rtl w:val="0"/>
               </w:rPr>
-              <w:t xml:space="preserve">-Revisi mengenai diagram yang masih belum sesuai dengan algoritma </w:t>
+              <w:t xml:space="preserve">-Revisi mengenai proses bisnis yang seharusnya dimapping dan belum sesuai dengan aplikasi</w:t>
             </w:r>
           </w:p>
         </w:tc>
@@ -3944,31 +4206,12 @@
                 <w:szCs w:val="24"/>
                 <w:rtl w:val="0"/>
               </w:rPr>
-              <w:t xml:space="preserve">1.3.22052026</w:t>
+              <w:t xml:space="preserve">1.3.09062026</w:t>
             </w:r>
           </w:p>
         </w:tc>
       </w:tr>
     </w:tbl>
-    <w:p>
-      <w:pPr>
-        <w:pStyle w:val="Heading1"/>
-        <w:rPr>
-          <w:sz w:val="24"/>
-          <w:szCs w:val="24"/>
-        </w:rPr>
-      </w:pPr>
-      <w:bookmarkStart w:colFirst="0" w:colLast="0" w:name="_ka0hfhzaeajl" w:id="8"/>
-      <w:bookmarkEnd w:id="8"/>
-      <w:r>
-        <w:br w:type="page"/>
-      </w:r>
-      <w:r>
-        <w:rPr>
-          <w:rtl w:val="0"/>
-        </w:rPr>
-      </w:r>
-    </w:p>
     <w:p>
       <w:pPr>
         <w:pStyle w:val="Heading1"/>
@@ -3982,8 +4225,8 @@
           <w:szCs w:val="24"/>
         </w:rPr>
       </w:pPr>
-      <w:bookmarkStart w:colFirst="0" w:colLast="0" w:name="_hz2pn7gcyi8u" w:id="9"/>
-      <w:bookmarkEnd w:id="9"/>
+      <w:bookmarkStart w:colFirst="0" w:colLast="0" w:name="_hz2pn7gcyi8u" w:id="8"/>
+      <w:bookmarkEnd w:id="8"/>
       <w:r>
         <w:rPr>
           <w:sz w:val="24"/>
@@ -4030,8 +4273,8 @@
           <w:szCs w:val="24"/>
         </w:rPr>
       </w:pPr>
-      <w:bookmarkStart w:colFirst="0" w:colLast="0" w:name="_ry701hoydgd5" w:id="10"/>
-      <w:bookmarkEnd w:id="10"/>
+      <w:bookmarkStart w:colFirst="0" w:colLast="0" w:name="_ry701hoydgd5" w:id="9"/>
+      <w:bookmarkEnd w:id="9"/>
       <w:r>
         <w:rPr>
           <w:sz w:val="24"/>
@@ -4092,7 +4335,7 @@
           <w:szCs w:val="24"/>
           <w:rtl w:val="0"/>
         </w:rPr>
-        <w:t xml:space="preserve">Ketiadaan sistem penyaringan cerdas menyebabkan risiko ketidaksesuaian antara keahlian pelamar dengan kebutuhan teknis di tiap bidang. Pembagian kuota magang antar divisi juga seringkali tidak terukur karena kurangnya pemantauan kapasitas berbasis sistem. Hal ini dapat berujung pada penumpukan pelamar di satu divisi tertentu dan kekosongan operasional di divisi lainnya.</w:t>
+        <w:t xml:space="preserve">Ketiadaan sistem penyaringan menyebabkan risiko ketidaksesuaian antara keahlian pelamar dengan kebutuhan teknis di tiap bidang. Pembagian kuota magang antar divisi juga seringkali tidak terukur karena kurangnya pemantauan kapasitas berbasis sistem. Hal ini dapat berujung pada penumpukan pelamar di satu divisi tertentu dan kekosongan operasional di divisi lainnya.</w:t>
       </w:r>
     </w:p>
     <w:p>
@@ -4125,8 +4368,8 @@
           <w:szCs w:val="24"/>
         </w:rPr>
       </w:pPr>
-      <w:bookmarkStart w:colFirst="0" w:colLast="0" w:name="_du7cjxkacicm" w:id="11"/>
-      <w:bookmarkEnd w:id="11"/>
+      <w:bookmarkStart w:colFirst="0" w:colLast="0" w:name="_du7cjxkacicm" w:id="10"/>
+      <w:bookmarkEnd w:id="10"/>
       <w:r>
         <w:rPr>
           <w:sz w:val="24"/>
@@ -4230,8 +4473,8 @@
           <w:szCs w:val="24"/>
         </w:rPr>
       </w:pPr>
-      <w:bookmarkStart w:colFirst="0" w:colLast="0" w:name="_1kg2jqvc9spz" w:id="12"/>
-      <w:bookmarkEnd w:id="12"/>
+      <w:bookmarkStart w:colFirst="0" w:colLast="0" w:name="_1kg2jqvc9spz" w:id="11"/>
+      <w:bookmarkEnd w:id="11"/>
       <w:r>
         <w:rPr>
           <w:sz w:val="24"/>
@@ -4325,8 +4568,8 @@
           <w:szCs w:val="24"/>
         </w:rPr>
       </w:pPr>
-      <w:bookmarkStart w:colFirst="0" w:colLast="0" w:name="_65hyvu8h8l5c" w:id="13"/>
-      <w:bookmarkEnd w:id="13"/>
+      <w:bookmarkStart w:colFirst="0" w:colLast="0" w:name="_65hyvu8h8l5c" w:id="12"/>
+      <w:bookmarkEnd w:id="12"/>
       <w:r>
         <w:rPr>
           <w:sz w:val="24"/>
@@ -4498,37 +4741,17 @@
               <w:widowControl w:val="0"/>
               <w:spacing w:line="240" w:lineRule="auto"/>
               <w:rPr>
-                <w:i w:val="1"/>
-                <w:iCs w:val="1"/>
-                <w:shd w:fill="d9d9d9" w:val="clear"/>
+                <w:sz w:val="24"/>
+                <w:szCs w:val="24"/>
               </w:rPr>
             </w:pPr>
             <w:r>
               <w:rPr>
-                <w:i w:val="1"/>
-                <w:iCs w:val="1"/>
-                <w:shd w:fill="d9d9d9" w:val="clear"/>
-                <w:rtl w:val="0"/>
-              </w:rPr>
-              <w:t xml:space="preserve">Hybrid Application &lt;</w:t>
-            </w:r>
-            <w:r>
-              <w:rPr>
-                <w:i w:val="1"/>
-                <w:iCs w:val="1"/>
-                <w:shd w:fill="d9d9d9" w:val="clear"/>
-                <w:rtl w:val="0"/>
-              </w:rPr>
-              <w:t xml:space="preserve">contoh</w:t>
-            </w:r>
-            <w:r>
-              <w:rPr>
-                <w:i w:val="1"/>
-                <w:iCs w:val="1"/>
-                <w:shd w:fill="d9d9d9" w:val="clear"/>
-                <w:rtl w:val="0"/>
-              </w:rPr>
-              <w:t xml:space="preserve">&gt;</w:t>
+                <w:sz w:val="24"/>
+                <w:szCs w:val="24"/>
+                <w:rtl w:val="0"/>
+              </w:rPr>
+              <w:t xml:space="preserve">Arsitektur Monolithic</w:t>
             </w:r>
           </w:p>
         </w:tc>
@@ -4548,19 +4771,88 @@
               <w:widowControl w:val="0"/>
               <w:spacing w:line="240" w:lineRule="auto"/>
               <w:rPr>
-                <w:i w:val="1"/>
-                <w:iCs w:val="1"/>
-                <w:shd w:fill="d9d9d9" w:val="clear"/>
+                <w:sz w:val="24"/>
+                <w:szCs w:val="24"/>
               </w:rPr>
             </w:pPr>
             <w:r>
               <w:rPr>
-                <w:i w:val="1"/>
-                <w:iCs w:val="1"/>
-                <w:shd w:fill="d9d9d9" w:val="clear"/>
-                <w:rtl w:val="0"/>
-              </w:rPr>
-              <w:t xml:space="preserve">Kombinasi aplikasi mobile dan web untuk mempercepat proses perluasan aplikasi kedua platform yang berbeda &lt;contoh&gt;. silahkan tulis dengan ukuran 11</w:t>
+                <w:sz w:val="24"/>
+                <w:szCs w:val="24"/>
+                <w:rtl w:val="0"/>
+              </w:rPr>
+              <w:t xml:space="preserve">Model perancangan perangkat lunak dimana semua komponen sistem (seperti antarmuka pengguna, logika bisnis, dan akses data) digabungkan dan dijalankan sebagai satu aplikasi tunggal yang terpusat.</w:t>
+            </w:r>
+          </w:p>
+        </w:tc>
+      </w:tr>
+      <w:tr>
+        <w:trPr>
+          <w:cantSplit w:val="0"/>
+          <w:tblHeader w:val="0"/>
+        </w:trPr>
+        <w:tc>
+          <w:tcPr>
+            <w:shd w:fill="auto" w:val="clear"/>
+            <w:tcMar>
+              <w:top w:w="100.0" w:type="dxa"/>
+              <w:left w:w="100.0" w:type="dxa"/>
+              <w:bottom w:w="100.0" w:type="dxa"/>
+              <w:right w:w="100.0" w:type="dxa"/>
+            </w:tcMar>
+            <w:vAlign w:val="top"/>
+          </w:tcPr>
+          <w:p>
+            <w:pPr>
+              <w:widowControl w:val="0"/>
+              <w:spacing w:after="240" w:before="240" w:line="240" w:lineRule="auto"/>
+              <w:rPr>
+                <w:sz w:val="24"/>
+                <w:szCs w:val="24"/>
+              </w:rPr>
+            </w:pPr>
+            <w:r>
+              <w:rPr>
+                <w:sz w:val="24"/>
+                <w:szCs w:val="24"/>
+                <w:rtl w:val="0"/>
+              </w:rPr>
+              <w:t xml:space="preserve">End-User (Pengguna Akhir)</w:t>
+            </w:r>
+            <w:r>
+              <w:rPr>
+                <w:rtl w:val="0"/>
+              </w:rPr>
+            </w:r>
+          </w:p>
+        </w:tc>
+        <w:tc>
+          <w:tcPr>
+            <w:shd w:fill="auto" w:val="clear"/>
+            <w:tcMar>
+              <w:top w:w="100.0" w:type="dxa"/>
+              <w:left w:w="100.0" w:type="dxa"/>
+              <w:bottom w:w="100.0" w:type="dxa"/>
+              <w:right w:w="100.0" w:type="dxa"/>
+            </w:tcMar>
+            <w:vAlign w:val="top"/>
+          </w:tcPr>
+          <w:p>
+            <w:pPr>
+              <w:widowControl w:val="0"/>
+              <w:spacing w:line="240" w:lineRule="auto"/>
+              <w:rPr>
+                <w:sz w:val="24"/>
+                <w:szCs w:val="24"/>
+              </w:rPr>
+            </w:pPr>
+            <w:r>
+              <w:rPr>
+                <w:sz w:val="24"/>
+                <w:szCs w:val="24"/>
+                <w:rtl w:val="0"/>
+              </w:rPr>
+              <w:t xml:space="preserve">Pihak yang secara langsung berinteraksi dan menggunakan layanan aplikasi untuk memenuhi kebutuhannya. Dalam sistem ini, end-user adalah calon peserta magang.</w:t>
             </w:r>
           </w:p>
         </w:tc>
@@ -4596,7 +4888,7 @@
                 <w:szCs w:val="24"/>
                 <w:rtl w:val="0"/>
               </w:rPr>
-              <w:t xml:space="preserve">Arsitektur Monolithic</w:t>
+              <w:t xml:space="preserve">ITIL v4 (Information Technology Infrastructure Library)</w:t>
             </w:r>
           </w:p>
         </w:tc>
@@ -4626,78 +4918,7 @@
                 <w:szCs w:val="24"/>
                 <w:rtl w:val="0"/>
               </w:rPr>
-              <w:t xml:space="preserve">Model perancangan perangkat lunak dimana semua komponen sistem (seperti antarmuka pengguna, logika bisnis, dan akses data) digabungkan dan dijalankan sebagai satu aplikasi tunggal yang terpusat.</w:t>
-            </w:r>
-          </w:p>
-        </w:tc>
-      </w:tr>
-      <w:tr>
-        <w:trPr>
-          <w:cantSplit w:val="0"/>
-          <w:tblHeader w:val="0"/>
-        </w:trPr>
-        <w:tc>
-          <w:tcPr>
-            <w:shd w:fill="auto" w:val="clear"/>
-            <w:tcMar>
-              <w:top w:w="100.0" w:type="dxa"/>
-              <w:left w:w="100.0" w:type="dxa"/>
-              <w:bottom w:w="100.0" w:type="dxa"/>
-              <w:right w:w="100.0" w:type="dxa"/>
-            </w:tcMar>
-            <w:vAlign w:val="top"/>
-          </w:tcPr>
-          <w:p>
-            <w:pPr>
-              <w:widowControl w:val="0"/>
-              <w:spacing w:after="240" w:before="240" w:line="240" w:lineRule="auto"/>
-              <w:rPr>
-                <w:sz w:val="24"/>
-                <w:szCs w:val="24"/>
-              </w:rPr>
-            </w:pPr>
-            <w:r>
-              <w:rPr>
-                <w:sz w:val="24"/>
-                <w:szCs w:val="24"/>
-                <w:rtl w:val="0"/>
-              </w:rPr>
-              <w:t xml:space="preserve">End-User (Pengguna Akhir)</w:t>
-            </w:r>
-            <w:r>
-              <w:rPr>
-                <w:rtl w:val="0"/>
-              </w:rPr>
-            </w:r>
-          </w:p>
-        </w:tc>
-        <w:tc>
-          <w:tcPr>
-            <w:shd w:fill="auto" w:val="clear"/>
-            <w:tcMar>
-              <w:top w:w="100.0" w:type="dxa"/>
-              <w:left w:w="100.0" w:type="dxa"/>
-              <w:bottom w:w="100.0" w:type="dxa"/>
-              <w:right w:w="100.0" w:type="dxa"/>
-            </w:tcMar>
-            <w:vAlign w:val="top"/>
-          </w:tcPr>
-          <w:p>
-            <w:pPr>
-              <w:widowControl w:val="0"/>
-              <w:spacing w:line="240" w:lineRule="auto"/>
-              <w:rPr>
-                <w:sz w:val="24"/>
-                <w:szCs w:val="24"/>
-              </w:rPr>
-            </w:pPr>
-            <w:r>
-              <w:rPr>
-                <w:sz w:val="24"/>
-                <w:szCs w:val="24"/>
-                <w:rtl w:val="0"/>
-              </w:rPr>
-              <w:t xml:space="preserve">Pihak yang secara langsung berinteraksi dan menggunakan layanan aplikasi untuk memenuhi kebutuhannya. Dalam sistem ini, end-user adalah calon peserta magang.</w:t>
+              <w:t xml:space="preserve">Sebuah kerangka kerja komprehensif yang diakui secara global untuk mengelola layanan teknologi informasi dan menyelaraskannya dengan kebutuhan bisnis.</w:t>
             </w:r>
           </w:p>
         </w:tc>
@@ -4733,7 +4954,7 @@
                 <w:szCs w:val="24"/>
                 <w:rtl w:val="0"/>
               </w:rPr>
-              <w:t xml:space="preserve">ITIL v4 (Information Technology Infrastructure Library)</w:t>
+              <w:t xml:space="preserve">Saluran Permintaan (Request Channel)</w:t>
             </w:r>
           </w:p>
         </w:tc>
@@ -4763,7 +4984,7 @@
                 <w:szCs w:val="24"/>
                 <w:rtl w:val="0"/>
               </w:rPr>
-              <w:t xml:space="preserve">Sebuah kerangka kerja komprehensif yang diakui secara global untuk mengelola layanan teknologi informasi dan menyelaraskannya dengan kebutuhan bisnis.</w:t>
+              <w:t xml:space="preserve">Media atau antarmuka yang disediakan bagi pengguna untuk mengirimkan permintaan layanan. Dalam konteks ini, portal web e-Internship adalah saluran permintaannya.</w:t>
             </w:r>
           </w:p>
         </w:tc>
@@ -4799,7 +5020,7 @@
                 <w:szCs w:val="24"/>
                 <w:rtl w:val="0"/>
               </w:rPr>
-              <w:t xml:space="preserve">Saluran Permintaan (Request Channel)</w:t>
+              <w:t xml:space="preserve">Service Request Management</w:t>
             </w:r>
           </w:p>
         </w:tc>
@@ -4829,7 +5050,7 @@
                 <w:szCs w:val="24"/>
                 <w:rtl w:val="0"/>
               </w:rPr>
-              <w:t xml:space="preserve">Media atau antarmuka yang disediakan bagi pengguna untuk mengirimkan permintaan layanan. Dalam konteks ini, portal web e-Internship adalah saluran permintaannya.</w:t>
+              <w:t xml:space="preserve">Salah satu praktik dalam ITIL v4 yang berfokus pada pengelolaan dan penanganan seluruh permintaan layanan standar yang diinisiasi oleh pengguna, seperti permintaan persetujuan atau pendaftaran magang.</w:t>
             </w:r>
           </w:p>
         </w:tc>
@@ -4865,7 +5086,7 @@
                 <w:szCs w:val="24"/>
                 <w:rtl w:val="0"/>
               </w:rPr>
-              <w:t xml:space="preserve">Service Request Management</w:t>
+              <w:t xml:space="preserve">Stakeholder (Pemangku Kepentingan)</w:t>
             </w:r>
           </w:p>
         </w:tc>
@@ -4895,7 +5116,7 @@
                 <w:szCs w:val="24"/>
                 <w:rtl w:val="0"/>
               </w:rPr>
-              <w:t xml:space="preserve">Salah satu praktik dalam ITIL v4 yang berfokus pada pengelolaan dan penanganan seluruh permintaan layanan standar yang diinisiasi oleh pengguna, seperti permintaan persetujuan atau pendaftaran magang.</w:t>
+              <w:t xml:space="preserve">Pihak internal organisasi yang memiliki kepentingan, wewenang, atau terkena dampak dari penerapan sistem. Dalam dokumen ini, merujuk pada Admin Sekretariat dan Pimpinan Bidang Dishub.</w:t>
             </w:r>
           </w:p>
         </w:tc>
@@ -4931,7 +5152,7 @@
                 <w:szCs w:val="24"/>
                 <w:rtl w:val="0"/>
               </w:rPr>
-              <w:t xml:space="preserve">Stakeholder (Pemangku Kepentingan)</w:t>
+              <w:t xml:space="preserve">User-Centered Design (UCD)</w:t>
             </w:r>
           </w:p>
         </w:tc>
@@ -4961,72 +5182,6 @@
                 <w:szCs w:val="24"/>
                 <w:rtl w:val="0"/>
               </w:rPr>
-              <w:t xml:space="preserve">Pihak internal organisasi yang memiliki kepentingan, wewenang, atau terkena dampak dari penerapan sistem. Dalam dokumen ini, merujuk pada Admin Sekretariat dan Pimpinan Bidang Dishub.</w:t>
-            </w:r>
-          </w:p>
-        </w:tc>
-      </w:tr>
-      <w:tr>
-        <w:trPr>
-          <w:cantSplit w:val="0"/>
-          <w:tblHeader w:val="0"/>
-        </w:trPr>
-        <w:tc>
-          <w:tcPr>
-            <w:shd w:fill="auto" w:val="clear"/>
-            <w:tcMar>
-              <w:top w:w="100.0" w:type="dxa"/>
-              <w:left w:w="100.0" w:type="dxa"/>
-              <w:bottom w:w="100.0" w:type="dxa"/>
-              <w:right w:w="100.0" w:type="dxa"/>
-            </w:tcMar>
-            <w:vAlign w:val="top"/>
-          </w:tcPr>
-          <w:p>
-            <w:pPr>
-              <w:widowControl w:val="0"/>
-              <w:spacing w:line="240" w:lineRule="auto"/>
-              <w:rPr>
-                <w:sz w:val="24"/>
-                <w:szCs w:val="24"/>
-              </w:rPr>
-            </w:pPr>
-            <w:r>
-              <w:rPr>
-                <w:sz w:val="24"/>
-                <w:szCs w:val="24"/>
-                <w:rtl w:val="0"/>
-              </w:rPr>
-              <w:t xml:space="preserve">User-Centered Design (UCD)</w:t>
-            </w:r>
-          </w:p>
-        </w:tc>
-        <w:tc>
-          <w:tcPr>
-            <w:shd w:fill="auto" w:val="clear"/>
-            <w:tcMar>
-              <w:top w:w="100.0" w:type="dxa"/>
-              <w:left w:w="100.0" w:type="dxa"/>
-              <w:bottom w:w="100.0" w:type="dxa"/>
-              <w:right w:w="100.0" w:type="dxa"/>
-            </w:tcMar>
-            <w:vAlign w:val="top"/>
-          </w:tcPr>
-          <w:p>
-            <w:pPr>
-              <w:widowControl w:val="0"/>
-              <w:spacing w:line="240" w:lineRule="auto"/>
-              <w:rPr>
-                <w:sz w:val="24"/>
-                <w:szCs w:val="24"/>
-              </w:rPr>
-            </w:pPr>
-            <w:r>
-              <w:rPr>
-                <w:sz w:val="24"/>
-                <w:szCs w:val="24"/>
-                <w:rtl w:val="0"/>
-              </w:rPr>
               <w:t xml:space="preserve">Pendekatan desain antarmuka sistem yang menempatkan kebutuhan, kemudahan, dan pengalaman pengguna (user experience) sebagai prioritas utama dalam proses pengembangan.</w:t>
             </w:r>
           </w:p>
@@ -5047,8 +5202,8 @@
           <w:szCs w:val="24"/>
         </w:rPr>
       </w:pPr>
-      <w:bookmarkStart w:colFirst="0" w:colLast="0" w:name="_ct8wnlumz0wt" w:id="14"/>
-      <w:bookmarkEnd w:id="14"/>
+      <w:bookmarkStart w:colFirst="0" w:colLast="0" w:name="_ct8wnlumz0wt" w:id="13"/>
+      <w:bookmarkEnd w:id="13"/>
       <w:r>
         <w:rPr>
           <w:sz w:val="24"/>
@@ -5511,8 +5666,8 @@
           <w:szCs w:val="24"/>
         </w:rPr>
       </w:pPr>
-      <w:bookmarkStart w:colFirst="0" w:colLast="0" w:name="_in1jsewsj841" w:id="15"/>
-      <w:bookmarkEnd w:id="15"/>
+      <w:bookmarkStart w:colFirst="0" w:colLast="0" w:name="_in1jsewsj841" w:id="14"/>
+      <w:bookmarkEnd w:id="14"/>
       <w:r>
         <w:rPr>
           <w:sz w:val="24"/>
@@ -5564,8 +5719,8 @@
           <w:szCs w:val="24"/>
         </w:rPr>
       </w:pPr>
-      <w:bookmarkStart w:colFirst="0" w:colLast="0" w:name="_s41591apuak6" w:id="16"/>
-      <w:bookmarkEnd w:id="16"/>
+      <w:bookmarkStart w:colFirst="0" w:colLast="0" w:name="_s41591apuak6" w:id="15"/>
+      <w:bookmarkEnd w:id="15"/>
       <w:r>
         <w:rPr>
           <w:sz w:val="24"/>
@@ -5613,8 +5768,8 @@
           <w:szCs w:val="24"/>
         </w:rPr>
       </w:pPr>
-      <w:bookmarkStart w:colFirst="0" w:colLast="0" w:name="_1ut0gn49h848" w:id="17"/>
-      <w:bookmarkEnd w:id="17"/>
+      <w:bookmarkStart w:colFirst="0" w:colLast="0" w:name="_1ut0gn49h848" w:id="16"/>
+      <w:bookmarkEnd w:id="16"/>
       <w:r>
         <w:rPr>
           <w:sz w:val="24"/>
@@ -5670,8 +5825,8 @@
           <w:szCs w:val="24"/>
         </w:rPr>
       </w:pPr>
-      <w:bookmarkStart w:colFirst="0" w:colLast="0" w:name="_57a6gb2br12k" w:id="18"/>
-      <w:bookmarkEnd w:id="18"/>
+      <w:bookmarkStart w:colFirst="0" w:colLast="0" w:name="_57a6gb2br12k" w:id="17"/>
+      <w:bookmarkEnd w:id="17"/>
       <w:r>
         <w:rPr>
           <w:sz w:val="24"/>
@@ -5714,8 +5869,8 @@
           <w:szCs w:val="24"/>
         </w:rPr>
       </w:pPr>
-      <w:bookmarkStart w:colFirst="0" w:colLast="0" w:name="_6q4u1ky35yot" w:id="19"/>
-      <w:bookmarkEnd w:id="19"/>
+      <w:bookmarkStart w:colFirst="0" w:colLast="0" w:name="_6q4u1ky35yot" w:id="18"/>
+      <w:bookmarkEnd w:id="18"/>
       <w:r>
         <w:rPr>
           <w:sz w:val="24"/>
@@ -5777,8 +5932,8 @@
           <w:szCs w:val="24"/>
         </w:rPr>
       </w:pPr>
-      <w:bookmarkStart w:colFirst="0" w:colLast="0" w:name="_4dji3rvtab6k" w:id="20"/>
-      <w:bookmarkEnd w:id="20"/>
+      <w:bookmarkStart w:colFirst="0" w:colLast="0" w:name="_4dji3rvtab6k" w:id="19"/>
+      <w:bookmarkEnd w:id="19"/>
       <w:r>
         <w:rPr>
           <w:sz w:val="24"/>
@@ -5825,8 +5980,8 @@
           <w:szCs w:val="24"/>
         </w:rPr>
       </w:pPr>
-      <w:bookmarkStart w:colFirst="0" w:colLast="0" w:name="_9th3tcvbx799" w:id="21"/>
-      <w:bookmarkEnd w:id="21"/>
+      <w:bookmarkStart w:colFirst="0" w:colLast="0" w:name="_9th3tcvbx799" w:id="20"/>
+      <w:bookmarkEnd w:id="20"/>
       <w:r>
         <w:rPr>
           <w:sz w:val="24"/>
@@ -5873,8 +6028,8 @@
           <w:szCs w:val="24"/>
         </w:rPr>
       </w:pPr>
-      <w:bookmarkStart w:colFirst="0" w:colLast="0" w:name="_m6qxktc8tnsg" w:id="22"/>
-      <w:bookmarkEnd w:id="22"/>
+      <w:bookmarkStart w:colFirst="0" w:colLast="0" w:name="_m6qxktc8tnsg" w:id="21"/>
+      <w:bookmarkEnd w:id="21"/>
       <w:r>
         <w:rPr>
           <w:sz w:val="24"/>
@@ -6623,8 +6778,8 @@
           <w:szCs w:val="24"/>
         </w:rPr>
       </w:pPr>
-      <w:bookmarkStart w:colFirst="0" w:colLast="0" w:name="_gqm8wmaqifdn" w:id="23"/>
-      <w:bookmarkEnd w:id="23"/>
+      <w:bookmarkStart w:colFirst="0" w:colLast="0" w:name="_gqm8wmaqifdn" w:id="22"/>
+      <w:bookmarkEnd w:id="22"/>
       <w:r>
         <w:rPr>
           <w:sz w:val="24"/>
@@ -7323,8 +7478,8 @@
           <w:szCs w:val="24"/>
         </w:rPr>
       </w:pPr>
-      <w:bookmarkStart w:colFirst="0" w:colLast="0" w:name="_gj39sen8gyz0" w:id="24"/>
-      <w:bookmarkEnd w:id="24"/>
+      <w:bookmarkStart w:colFirst="0" w:colLast="0" w:name="_gj39sen8gyz0" w:id="23"/>
+      <w:bookmarkEnd w:id="23"/>
       <w:r>
         <w:rPr>
           <w:sz w:val="24"/>
@@ -8510,8 +8665,8 @@
           <w:szCs w:val="24"/>
         </w:rPr>
       </w:pPr>
-      <w:bookmarkStart w:colFirst="0" w:colLast="0" w:name="_mr37cp9rqekz" w:id="25"/>
-      <w:bookmarkEnd w:id="25"/>
+      <w:bookmarkStart w:colFirst="0" w:colLast="0" w:name="_mr37cp9rqekz" w:id="24"/>
+      <w:bookmarkEnd w:id="24"/>
       <w:r>
         <w:rPr>
           <w:sz w:val="24"/>
@@ -8554,8 +8709,8 @@
           <w:szCs w:val="24"/>
         </w:rPr>
       </w:pPr>
-      <w:bookmarkStart w:colFirst="0" w:colLast="0" w:name="_18xjmr51u2px" w:id="26"/>
-      <w:bookmarkEnd w:id="26"/>
+      <w:bookmarkStart w:colFirst="0" w:colLast="0" w:name="_18xjmr51u2px" w:id="25"/>
+      <w:bookmarkEnd w:id="25"/>
       <w:r>
         <w:rPr>
           <w:sz w:val="24"/>
@@ -8646,7 +8801,7 @@
           <w:szCs w:val="24"/>
           <w:rtl w:val="0"/>
         </w:rPr>
-        <w:t xml:space="preserve">Selain algoritma klasifikasi teks, sistem mengimplementasikan mekanisme seleksi berbasis aturan tetap (rule-based) yang diturunkan langsung dari indikator ITIL V4. Setiap permintaan layanan pendaftaran yang masuk divalidasi secara berurutan melalui lima aturan wajib: R1 memvalidasi kelengkapan berkas, R3 memeriksa ketersediaan kuota divisi, R4 membandingkan skor klasifikasi dengan ambang batas minimum, dan R5 mengunci pendaftaran apabila kapasitas keseluruhan telah penuh. Aturan-aturan ini bersifat tetap dan dijalankan secara otomatis sebelum permohonan dapat diproses lebih lanjut oleh sistem.</w:t>
+        <w:t xml:space="preserve">Selain fitur penyortitan, sistem mengimplementasikan mekanisme seleksi berbasis aturan tetap (rule-based) yang diturunkan langsung dari indikator ITIL V4. Setiap permintaan layanan pendaftaran yang masuk divalidasi secara berurutan melalui lima aturan wajib: R1 memvalidasi kelengkapan berkas, R2 memvalidasi kelengkapan formulir, R3 memeriksa ketersediaan kuota divisi, R4 membandingkan skor klasifikasi dengan ambang batas minimum, dan R5 mengunci pendaftaran apabila kapasitas keseluruhan telah penuh. Aturan-aturan ini bersifat tetap dan dijalankan secara otomatis sebelum permohonan dapat diproses lebih lanjut oleh sistem.</w:t>
       </w:r>
     </w:p>
     <w:p>
@@ -8744,8 +8899,8 @@
           <w:szCs w:val="24"/>
         </w:rPr>
       </w:pPr>
-      <w:bookmarkStart w:colFirst="0" w:colLast="0" w:name="_6uawg4fnp29a" w:id="27"/>
-      <w:bookmarkEnd w:id="27"/>
+      <w:bookmarkStart w:colFirst="0" w:colLast="0" w:name="_6uawg4fnp29a" w:id="26"/>
+      <w:bookmarkEnd w:id="26"/>
       <w:r>
         <w:rPr>
           <w:sz w:val="24"/>
@@ -8804,8 +8959,8 @@
           <w:szCs w:val="24"/>
         </w:rPr>
       </w:pPr>
-      <w:bookmarkStart w:colFirst="0" w:colLast="0" w:name="_pdn3saf9vl4p" w:id="28"/>
-      <w:bookmarkEnd w:id="28"/>
+      <w:bookmarkStart w:colFirst="0" w:colLast="0" w:name="_pdn3saf9vl4p" w:id="27"/>
+      <w:bookmarkEnd w:id="27"/>
       <w:r>
         <w:rPr>
           <w:sz w:val="24"/>
@@ -9864,8 +10019,8 @@
           <w:szCs w:val="24"/>
         </w:rPr>
       </w:pPr>
-      <w:bookmarkStart w:colFirst="0" w:colLast="0" w:name="_3pt7cuxy539y" w:id="29"/>
-      <w:bookmarkEnd w:id="29"/>
+      <w:bookmarkStart w:colFirst="0" w:colLast="0" w:name="_3pt7cuxy539y" w:id="28"/>
+      <w:bookmarkEnd w:id="28"/>
       <w:r>
         <w:rPr>
           <w:sz w:val="24"/>
@@ -9908,8 +10063,8 @@
           <w:szCs w:val="24"/>
         </w:rPr>
       </w:pPr>
-      <w:bookmarkStart w:colFirst="0" w:colLast="0" w:name="_qm9iwxlt9i4k" w:id="30"/>
-      <w:bookmarkEnd w:id="30"/>
+      <w:bookmarkStart w:colFirst="0" w:colLast="0" w:name="_qm9iwxlt9i4k" w:id="29"/>
+      <w:bookmarkEnd w:id="29"/>
       <w:r>
         <w:rPr>
           <w:sz w:val="24"/>
@@ -9999,8 +10154,8 @@
           <w:szCs w:val="24"/>
         </w:rPr>
       </w:pPr>
-      <w:bookmarkStart w:colFirst="0" w:colLast="0" w:name="_so98tti1smks" w:id="31"/>
-      <w:bookmarkEnd w:id="31"/>
+      <w:bookmarkStart w:colFirst="0" w:colLast="0" w:name="_so98tti1smks" w:id="30"/>
+      <w:bookmarkEnd w:id="30"/>
       <w:r>
         <w:rPr>
           <w:sz w:val="24"/>
@@ -10096,8 +10251,8 @@
           <w:szCs w:val="24"/>
         </w:rPr>
       </w:pPr>
-      <w:bookmarkStart w:colFirst="0" w:colLast="0" w:name="_li2od0230g8o" w:id="32"/>
-      <w:bookmarkEnd w:id="32"/>
+      <w:bookmarkStart w:colFirst="0" w:colLast="0" w:name="_li2od0230g8o" w:id="31"/>
+      <w:bookmarkEnd w:id="31"/>
       <w:r>
         <w:rPr>
           <w:sz w:val="24"/>
@@ -10188,8 +10343,8 @@
           <w:szCs w:val="24"/>
         </w:rPr>
       </w:pPr>
-      <w:bookmarkStart w:colFirst="0" w:colLast="0" w:name="_ahp0b4uc4y30" w:id="33"/>
-      <w:bookmarkEnd w:id="33"/>
+      <w:bookmarkStart w:colFirst="0" w:colLast="0" w:name="_ahp0b4uc4y30" w:id="32"/>
+      <w:bookmarkEnd w:id="32"/>
       <w:r>
         <w:rPr>
           <w:sz w:val="24"/>
@@ -10280,8 +10435,8 @@
           <w:szCs w:val="24"/>
         </w:rPr>
       </w:pPr>
-      <w:bookmarkStart w:colFirst="0" w:colLast="0" w:name="_f89wryz2i18k" w:id="34"/>
-      <w:bookmarkEnd w:id="34"/>
+      <w:bookmarkStart w:colFirst="0" w:colLast="0" w:name="_f89wryz2i18k" w:id="33"/>
+      <w:bookmarkEnd w:id="33"/>
       <w:r>
         <w:rPr>
           <w:sz w:val="24"/>
@@ -10372,8 +10527,8 @@
           <w:szCs w:val="24"/>
         </w:rPr>
       </w:pPr>
-      <w:bookmarkStart w:colFirst="0" w:colLast="0" w:name="_q5zdi0t08vp5" w:id="35"/>
-      <w:bookmarkEnd w:id="35"/>
+      <w:bookmarkStart w:colFirst="0" w:colLast="0" w:name="_q5zdi0t08vp5" w:id="34"/>
+      <w:bookmarkEnd w:id="34"/>
       <w:r>
         <w:rPr>
           <w:sz w:val="24"/>
@@ -10398,7 +10553,7 @@
           <w:szCs w:val="24"/>
           <w:rtl w:val="0"/>
         </w:rPr>
-        <w:t xml:space="preserve">Pemilihan arsitektur monolithic pada sistem ini dilandasi oleh kebutuhan tim IT internal Dishub akan kemudahan pemeliharaan perangkat lunak di masa depan. Seluruh logika bisnis, antarmuka pengguna, dan akses basis data disatukan dalam satu basis kode (codebase) yang terstruktur dengan sangat rapi. Pendekatan ini secara signifikan mempercepat proses pelacakan galat sistem (bug tracking) dan pembaruan fitur tanpa harus mengelola banyak server terpisah.</w:t>
+        <w:t xml:space="preserve">Pemilihan arsitektur monolithic pada sistem ini dilandasi oleh kebutuhan tim IT internal Dishub akan kemudahan pemeliharaan perangkat lunak di masa depan. S1eluruh logika bisnis, antarmuka pengguna, dan akses basis data disatukan dalam satu basis kode (codebase) yang terstruktur dengan sangat rapi. Pendekatan ini secara signifikan mempercepat proses pelacakan galat sistem (bug tracking) dan pembaruan fitur tanpa harus mengelola banyak server terpisah.</w:t>
       </w:r>
     </w:p>
     <w:p>
@@ -10464,8 +10619,8 @@
           <w:szCs w:val="24"/>
         </w:rPr>
       </w:pPr>
-      <w:bookmarkStart w:colFirst="0" w:colLast="0" w:name="_65kr1067vi1q" w:id="36"/>
-      <w:bookmarkEnd w:id="36"/>
+      <w:bookmarkStart w:colFirst="0" w:colLast="0" w:name="_65kr1067vi1q" w:id="35"/>
+      <w:bookmarkEnd w:id="35"/>
       <w:r>
         <w:rPr>
           <w:sz w:val="24"/>
@@ -10555,8 +10710,8 @@
           <w:szCs w:val="24"/>
         </w:rPr>
       </w:pPr>
-      <w:bookmarkStart w:colFirst="0" w:colLast="0" w:name="_okz1g5ntpral" w:id="37"/>
-      <w:bookmarkEnd w:id="37"/>
+      <w:bookmarkStart w:colFirst="0" w:colLast="0" w:name="_okz1g5ntpral" w:id="36"/>
+      <w:bookmarkEnd w:id="36"/>
       <w:r>
         <w:rPr>
           <w:sz w:val="24"/>
@@ -10624,14 +10779,15 @@
           <w:ilvl w:val="0"/>
           <w:numId w:val="1"/>
         </w:numPr>
-        <w:ind w:left="360" w:hanging="360"/>
-        <w:rPr>
-          <w:sz w:val="24"/>
-          <w:szCs w:val="24"/>
-        </w:rPr>
-      </w:pPr>
-      <w:bookmarkStart w:colFirst="0" w:colLast="0" w:name="_u8tdx0re76tl" w:id="38"/>
-      <w:bookmarkEnd w:id="38"/>
+        <w:ind w:left="720" w:hanging="360"/>
+        <w:jc w:val="both"/>
+        <w:rPr>
+          <w:sz w:val="24"/>
+          <w:szCs w:val="24"/>
+        </w:rPr>
+      </w:pPr>
+      <w:bookmarkStart w:colFirst="0" w:colLast="0" w:name="_yv9u3desr7en" w:id="37"/>
+      <w:bookmarkEnd w:id="37"/>
       <w:r>
         <w:rPr>
           <w:sz w:val="24"/>
@@ -10643,8 +10799,7 @@
     </w:p>
     <w:p>
       <w:pPr>
-        <w:spacing w:after="200" w:lineRule="auto"/>
-        <w:ind w:left="360" w:firstLine="0"/>
+        <w:ind w:left="720" w:firstLine="0"/>
         <w:jc w:val="both"/>
         <w:rPr>
           <w:sz w:val="24"/>
@@ -10785,14 +10940,14 @@
         </w:rPr>
         <w:drawing>
           <wp:inline distB="114300" distT="114300" distL="114300" distR="114300">
-            <wp:extent cx="5400499" cy="4214813"/>
+            <wp:extent cx="5940000" cy="4673600"/>
             <wp:effectExtent b="0" l="0" r="0" t="0"/>
-            <wp:docPr id="18" name="image13.png"/>
+            <wp:docPr id="14" name="image10.png"/>
             <a:graphic>
               <a:graphicData uri="http://schemas.openxmlformats.org/drawingml/2006/picture">
                 <pic:pic>
                   <pic:nvPicPr>
-                    <pic:cNvPr id="0" name="image13.png"/>
+                    <pic:cNvPr id="0" name="image10.png"/>
                     <pic:cNvPicPr preferRelativeResize="0"/>
                   </pic:nvPicPr>
                   <pic:blipFill>
@@ -10805,7 +10960,7 @@
                   <pic:spPr>
                     <a:xfrm>
                       <a:off x="0" y="0"/>
-                      <a:ext cx="5400499" cy="4214813"/>
+                      <a:ext cx="5940000" cy="4673600"/>
                     </a:xfrm>
                     <a:prstGeom prst="rect"/>
                     <a:ln/>
@@ -10827,40 +10982,38 @@
         <w:ind w:left="720" w:firstLine="0"/>
         <w:jc w:val="both"/>
         <w:rPr>
-          <w:sz w:val="24"/>
-          <w:szCs w:val="24"/>
-        </w:rPr>
-      </w:pPr>
-      <w:r>
-        <w:rPr>
-          <w:sz w:val="24"/>
-          <w:szCs w:val="24"/>
-          <w:rtl w:val="0"/>
-        </w:rPr>
-        <w:t xml:space="preserve">Gambar 6.a </w:t>
-      </w:r>
-      <w:r>
-        <w:rPr>
           <w:i w:val="1"/>
           <w:iCs w:val="1"/>
           <w:sz w:val="24"/>
           <w:szCs w:val="24"/>
+        </w:rPr>
+      </w:pPr>
+      <w:r>
+        <w:rPr>
+          <w:sz w:val="24"/>
+          <w:szCs w:val="24"/>
+          <w:rtl w:val="0"/>
+        </w:rPr>
+        <w:t xml:space="preserve">Gambar 6.a </w:t>
+      </w:r>
+      <w:r>
+        <w:rPr>
+          <w:i w:val="1"/>
+          <w:iCs w:val="1"/>
+          <w:sz w:val="24"/>
+          <w:szCs w:val="24"/>
           <w:rtl w:val="0"/>
         </w:rPr>
         <w:t xml:space="preserve">Use Case Diagram yang menggambarkan fitur sistem e-Internship Dishub (Use Case Diagram, 2025)</w:t>
       </w:r>
-      <w:r>
-        <w:rPr>
-          <w:rtl w:val="0"/>
-        </w:rPr>
-      </w:r>
-    </w:p>
-    <w:p>
-      <w:pPr>
-        <w:spacing w:after="200" w:lineRule="auto"/>
-        <w:ind w:left="360" w:firstLine="0"/>
-        <w:jc w:val="both"/>
-        <w:rPr>
+    </w:p>
+    <w:p>
+      <w:pPr>
+        <w:ind w:left="720" w:firstLine="0"/>
+        <w:jc w:val="both"/>
+        <w:rPr>
+          <w:i w:val="1"/>
+          <w:iCs w:val="1"/>
           <w:sz w:val="24"/>
           <w:szCs w:val="24"/>
         </w:rPr>
@@ -10885,8 +11038,8 @@
           <w:szCs w:val="24"/>
         </w:rPr>
       </w:pPr>
-      <w:bookmarkStart w:colFirst="0" w:colLast="0" w:name="_q1i4a8aoyvak" w:id="39"/>
-      <w:bookmarkEnd w:id="39"/>
+      <w:bookmarkStart w:colFirst="0" w:colLast="0" w:name="_q1i4a8aoyvak" w:id="38"/>
+      <w:bookmarkEnd w:id="38"/>
       <w:r>
         <w:rPr>
           <w:sz w:val="24"/>
@@ -10898,119 +11051,124 @@
     </w:p>
     <w:p>
       <w:pPr>
+        <w:spacing w:after="0" w:before="0" w:lineRule="auto"/>
+        <w:ind w:left="720" w:firstLine="0"/>
+        <w:jc w:val="both"/>
+        <w:rPr>
+          <w:sz w:val="24"/>
+          <w:szCs w:val="24"/>
+        </w:rPr>
+      </w:pPr>
+      <w:r>
+        <w:rPr>
+          <w:sz w:val="24"/>
+          <w:szCs w:val="24"/>
+          <w:rtl w:val="0"/>
+        </w:rPr>
+        <w:t xml:space="preserve">Fitur ini merepresentasikan skenario UC-01 pada Use Case Diagram dan menyediakan formulir pendaftaran akun baru, mekanisme masuk (login), serta pemulihan kata sandi yang terenkripsi menggunakan algoritma hashing. Target pengguna dari fitur ini adalah seluruh aktor sistem, yaitu Calon Peserta Magang dari kalangan siswa SLTA, mahasiswa, fresh graduate, maupun perwakilan instansi, serta Admin Sekretariat dan Pimpinan Bidang sebagai pengguna internal.</w:t>
+      </w:r>
+    </w:p>
+    <w:p>
+      <w:pPr>
         <w:pStyle w:val="Heading2"/>
-        <w:spacing w:after="0" w:before="0" w:lineRule="auto"/>
-        <w:ind w:left="720" w:firstLine="0"/>
-        <w:jc w:val="both"/>
-        <w:rPr>
-          <w:sz w:val="24"/>
-          <w:szCs w:val="24"/>
-        </w:rPr>
-      </w:pPr>
-      <w:bookmarkStart w:colFirst="0" w:colLast="0" w:name="_t4fpev2t08az" w:id="40"/>
-      <w:bookmarkEnd w:id="40"/>
-      <w:r>
-        <w:rPr>
-          <w:sz w:val="24"/>
-          <w:szCs w:val="24"/>
-          <w:rtl w:val="0"/>
-        </w:rPr>
-        <w:t xml:space="preserve">Fitur ini merepresentasikan skenario UC-01 pada Use Case Diagram dan menyediakan formulir pendaftaran akun baru, mekanisme masuk (login), serta pemulihan kata sandi yang terenkripsi menggunakan algoritma hashing. Target pengguna dari fitur ini adalah seluruh aktor sistem, yaitu Calon Peserta Magang dari kalangan siswa SLTA, mahasiswa, fresh graduate, maupun perwakilan instansi, serta Admin Sekretariat dan Pimpinan Bidang sebagai pengguna internal.</w:t>
-      </w:r>
-      <w:r>
-        <w:rPr>
-          <w:rtl w:val="0"/>
-        </w:rPr>
-      </w:r>
-    </w:p>
-    <w:p>
-      <w:pPr>
-        <w:rPr/>
-      </w:pPr>
-      <w:r>
-        <w:rPr>
-          <w:rtl w:val="0"/>
-        </w:rPr>
-      </w:r>
-    </w:p>
-    <w:p>
-      <w:pPr>
         <w:numPr>
           <w:ilvl w:val="1"/>
           <w:numId w:val="1"/>
         </w:numPr>
+        <w:ind w:left="720" w:hanging="360"/>
+        <w:jc w:val="both"/>
+        <w:rPr>
+          <w:sz w:val="24"/>
+          <w:szCs w:val="24"/>
+        </w:rPr>
+      </w:pPr>
+      <w:bookmarkStart w:colFirst="0" w:colLast="0" w:name="_pjizaqxk160" w:id="39"/>
+      <w:bookmarkEnd w:id="39"/>
+      <w:r>
+        <w:rPr>
+          <w:sz w:val="24"/>
+          <w:szCs w:val="24"/>
+          <w:rtl w:val="0"/>
+        </w:rPr>
+        <w:t xml:space="preserve">Fitur Pengunggahan Dokumen</w:t>
+      </w:r>
+    </w:p>
+    <w:p>
+      <w:pPr>
+        <w:ind w:left="720" w:firstLine="0"/>
+        <w:jc w:val="both"/>
+        <w:rPr>
+          <w:sz w:val="24"/>
+          <w:szCs w:val="24"/>
+        </w:rPr>
+      </w:pPr>
+      <w:r>
+        <w:rPr>
+          <w:sz w:val="24"/>
+          <w:szCs w:val="24"/>
+          <w:rtl w:val="0"/>
+        </w:rPr>
+        <w:t xml:space="preserve">Fitur ini merupakan implementasi skenario UC-02 pada Use Case Diagram dan memfasilitasi pengguna untuk melengkapi data diri, riwayat pendidikan, serta mengunggah dokumen persyaratan wajib seperti CV dan surat pengantar ke dalam penyimpanan sistem. Target utama dari fitur ini adalah Calon Peserta Magang yang menginisiasi permohonan layanan pendaftaran magang atau PKL.</w:t>
+      </w:r>
+    </w:p>
+    <w:p>
+      <w:pPr>
         <w:spacing w:after="0" w:lineRule="auto"/>
-        <w:ind w:left="720" w:hanging="360"/>
-        <w:jc w:val="both"/>
-        <w:rPr>
-          <w:sz w:val="24"/>
-          <w:szCs w:val="24"/>
-        </w:rPr>
-      </w:pPr>
-      <w:r>
-        <w:rPr>
-          <w:sz w:val="24"/>
-          <w:szCs w:val="24"/>
-          <w:rtl w:val="0"/>
-        </w:rPr>
-        <w:t xml:space="preserve">Fitur Pengunggahan Dokumen</w:t>
-      </w:r>
-    </w:p>
-    <w:p>
-      <w:pPr>
-        <w:ind w:left="720" w:firstLine="0"/>
-        <w:jc w:val="both"/>
-        <w:rPr>
-          <w:sz w:val="24"/>
-          <w:szCs w:val="24"/>
-        </w:rPr>
-      </w:pPr>
-      <w:r>
-        <w:rPr>
-          <w:sz w:val="24"/>
-          <w:szCs w:val="24"/>
-          <w:rtl w:val="0"/>
-        </w:rPr>
-        <w:t xml:space="preserve">Fitur ini merupakan implementasi skenario UC-02 pada Use Case Diagram dan memfasilitasi pengguna untuk melengkapi data diri, riwayat pendidikan, serta mengunggah dokumen persyaratan wajib seperti CV dan surat pengantar ke dalam penyimpanan sistem. Target utama dari fitur ini adalah Calon Peserta Magang yang menginisiasi permohonan layanan pendaftaran magang atau PKL.</w:t>
-      </w:r>
-    </w:p>
-    <w:p>
-      <w:pPr>
-        <w:spacing w:after="0" w:lineRule="auto"/>
-        <w:ind w:left="720" w:firstLine="0"/>
-        <w:jc w:val="both"/>
-        <w:rPr>
-          <w:sz w:val="24"/>
-          <w:szCs w:val="24"/>
-        </w:rPr>
-      </w:pPr>
-      <w:r>
-        <w:rPr>
-          <w:rtl w:val="0"/>
-        </w:rPr>
-      </w:r>
-    </w:p>
-    <w:p>
-      <w:pPr>
+        <w:ind w:left="720" w:firstLine="0"/>
+        <w:jc w:val="both"/>
+        <w:rPr>
+          <w:sz w:val="24"/>
+          <w:szCs w:val="24"/>
+        </w:rPr>
+      </w:pPr>
+      <w:r>
+        <w:rPr>
+          <w:rtl w:val="0"/>
+        </w:rPr>
+      </w:r>
+    </w:p>
+    <w:p>
+      <w:pPr>
+        <w:pStyle w:val="Heading2"/>
         <w:numPr>
           <w:ilvl w:val="1"/>
           <w:numId w:val="1"/>
         </w:numPr>
+        <w:ind w:left="720" w:hanging="360"/>
+        <w:jc w:val="both"/>
+        <w:rPr>
+          <w:sz w:val="24"/>
+          <w:szCs w:val="24"/>
+        </w:rPr>
+      </w:pPr>
+      <w:bookmarkStart w:colFirst="0" w:colLast="0" w:name="_vg547dahsork" w:id="40"/>
+      <w:bookmarkEnd w:id="40"/>
+      <w:r>
+        <w:rPr>
+          <w:sz w:val="24"/>
+          <w:szCs w:val="24"/>
+          <w:rtl w:val="0"/>
+        </w:rPr>
+        <w:t xml:space="preserve">Fitur Pelacakan Status Berkas</w:t>
+      </w:r>
+    </w:p>
+    <w:p>
+      <w:pPr>
         <w:spacing w:after="0" w:lineRule="auto"/>
-        <w:ind w:left="720" w:hanging="360"/>
-        <w:jc w:val="both"/>
-        <w:rPr>
-          <w:sz w:val="24"/>
-          <w:szCs w:val="24"/>
-        </w:rPr>
-      </w:pPr>
-      <w:r>
-        <w:rPr>
-          <w:sz w:val="24"/>
-          <w:szCs w:val="24"/>
-          <w:rtl w:val="0"/>
-        </w:rPr>
-        <w:t xml:space="preserve">Fitur Pelacakan Status Berkas</w:t>
+        <w:ind w:left="720" w:firstLine="0"/>
+        <w:jc w:val="both"/>
+        <w:rPr>
+          <w:sz w:val="24"/>
+          <w:szCs w:val="24"/>
+        </w:rPr>
+      </w:pPr>
+      <w:r>
+        <w:rPr>
+          <w:sz w:val="24"/>
+          <w:szCs w:val="24"/>
+          <w:rtl w:val="0"/>
+        </w:rPr>
+        <w:t xml:space="preserve">Fitur ini merepresentasikan skenario UC-03 pada Use Case Diagram dan menampilkan tahapan evaluasi dokumen secara dinamis mulai dari status "Berkas Diterima", "Sedang Dievaluasi", hingga keputusan akhir "Diterima" atau "Ditolak". Target pengguna dari fitur transparansi ini adalah seluruh Calon Peserta Magang agar dapat memantau statusnya secara mandiri tanpa perlu menghubungi Admin secara langsung.</w:t>
       </w:r>
     </w:p>
     <w:p>
@@ -11025,50 +11183,52 @@
       </w:pPr>
       <w:r>
         <w:rPr>
-          <w:sz w:val="24"/>
-          <w:szCs w:val="24"/>
-          <w:rtl w:val="0"/>
-        </w:rPr>
-        <w:t xml:space="preserve">Fitur ini merepresentasikan skenario UC-03 pada Use Case Diagram dan menampilkan tahapan evaluasi dokumen secara dinamis mulai dari status "Berkas Diterima", "Sedang Dievaluasi", hingga keputusan akhir "Diterima" atau "Ditolak". Target pengguna dari fitur transparansi ini adalah seluruh Calon Peserta Magang agar dapat memantau statusnya secara mandiri tanpa perlu menghubungi Admin secara langsung.</w:t>
-      </w:r>
-    </w:p>
-    <w:p>
-      <w:pPr>
-        <w:spacing w:after="0" w:lineRule="auto"/>
-        <w:ind w:left="720" w:firstLine="0"/>
-        <w:jc w:val="both"/>
-        <w:rPr>
-          <w:sz w:val="24"/>
-          <w:szCs w:val="24"/>
-        </w:rPr>
-      </w:pPr>
-      <w:r>
-        <w:rPr>
-          <w:rtl w:val="0"/>
-        </w:rPr>
-      </w:r>
-    </w:p>
-    <w:p>
-      <w:pPr>
+          <w:rtl w:val="0"/>
+        </w:rPr>
+      </w:r>
+    </w:p>
+    <w:p>
+      <w:pPr>
+        <w:pStyle w:val="Heading2"/>
         <w:numPr>
           <w:ilvl w:val="1"/>
           <w:numId w:val="1"/>
         </w:numPr>
+        <w:ind w:left="720" w:hanging="360"/>
+        <w:jc w:val="both"/>
+        <w:rPr>
+          <w:sz w:val="24"/>
+          <w:szCs w:val="24"/>
+        </w:rPr>
+      </w:pPr>
+      <w:bookmarkStart w:colFirst="0" w:colLast="0" w:name="_968yj57sgjzf" w:id="41"/>
+      <w:bookmarkEnd w:id="41"/>
+      <w:r>
+        <w:rPr>
+          <w:sz w:val="24"/>
+          <w:szCs w:val="24"/>
+          <w:rtl w:val="0"/>
+        </w:rPr>
+        <w:t xml:space="preserve">Fitur Dasbor Antrean Pelamar</w:t>
+      </w:r>
+    </w:p>
+    <w:p>
+      <w:pPr>
         <w:spacing w:after="0" w:before="0" w:lineRule="auto"/>
-        <w:ind w:left="720" w:hanging="360"/>
-        <w:jc w:val="both"/>
-        <w:rPr>
-          <w:sz w:val="24"/>
-          <w:szCs w:val="24"/>
-        </w:rPr>
-      </w:pPr>
-      <w:r>
-        <w:rPr>
-          <w:sz w:val="24"/>
-          <w:szCs w:val="24"/>
-          <w:rtl w:val="0"/>
-        </w:rPr>
-        <w:t xml:space="preserve">Fitur Dasbor Antrean Pelamar</w:t>
+        <w:ind w:left="720" w:firstLine="0"/>
+        <w:jc w:val="both"/>
+        <w:rPr>
+          <w:sz w:val="24"/>
+          <w:szCs w:val="24"/>
+        </w:rPr>
+      </w:pPr>
+      <w:r>
+        <w:rPr>
+          <w:sz w:val="24"/>
+          <w:szCs w:val="24"/>
+          <w:rtl w:val="0"/>
+        </w:rPr>
+        <w:t xml:space="preserve">Fitur ini merupakan implementasi skenario UC-04 pada Use Case Diagram dan menampilkan seluruh data pelamar dalam format tabel interaktif yang dilengkapi kemampuan penyaringan dan pengurutan data. Target pengguna dari fitur pemantauan terpusat ini adalah Admin Sekretariat selaku pelaksana operasional harian seleksi berkas pelamar.</w:t>
       </w:r>
     </w:p>
     <w:p>
@@ -11083,126 +11243,77 @@
       </w:pPr>
       <w:r>
         <w:rPr>
-          <w:sz w:val="24"/>
-          <w:szCs w:val="24"/>
-          <w:rtl w:val="0"/>
-        </w:rPr>
-        <w:t xml:space="preserve">Fitur ini merupakan implementasi skenario UC-04 pada Use Case Diagram dan menampilkan seluruh data pelamar dalam format tabel interaktif yang dilengkapi kemampuan penyaringan dan pengurutan data. Target pengguna dari fitur pemantauan terpusat ini adalah Admin Sekretariat selaku pelaksana operasional harian seleksi berkas pelamar.</w:t>
-      </w:r>
-    </w:p>
-    <w:p>
-      <w:pPr>
-        <w:spacing w:after="0" w:before="0" w:lineRule="auto"/>
-        <w:ind w:left="720" w:firstLine="0"/>
-        <w:jc w:val="both"/>
-        <w:rPr>
-          <w:sz w:val="24"/>
-          <w:szCs w:val="24"/>
-        </w:rPr>
-      </w:pPr>
-      <w:r>
-        <w:rPr>
-          <w:rtl w:val="0"/>
-        </w:rPr>
-      </w:r>
-    </w:p>
-    <w:p>
-      <w:pPr>
+          <w:rtl w:val="0"/>
+        </w:rPr>
+      </w:r>
+    </w:p>
+    <w:p>
+      <w:pPr>
+        <w:pStyle w:val="Heading2"/>
         <w:numPr>
           <w:ilvl w:val="1"/>
           <w:numId w:val="1"/>
         </w:numPr>
+        <w:ind w:left="720" w:hanging="360"/>
+        <w:jc w:val="both"/>
+        <w:rPr>
+          <w:sz w:val="24"/>
+          <w:szCs w:val="24"/>
+        </w:rPr>
+      </w:pPr>
+      <w:bookmarkStart w:colFirst="0" w:colLast="0" w:name="_uqjgwpo9qs65" w:id="42"/>
+      <w:bookmarkEnd w:id="42"/>
+      <w:r>
+        <w:rPr>
+          <w:sz w:val="24"/>
+          <w:szCs w:val="24"/>
+          <w:rtl w:val="0"/>
+        </w:rPr>
+        <w:t xml:space="preserve">Fitur Eksekusi Algoritma Sortir</w:t>
+      </w:r>
+    </w:p>
+    <w:p>
+      <w:pPr>
         <w:spacing w:after="0" w:before="0" w:lineRule="auto"/>
-        <w:ind w:left="720" w:hanging="360"/>
-        <w:jc w:val="both"/>
-        <w:rPr>
-          <w:sz w:val="24"/>
-          <w:szCs w:val="24"/>
-        </w:rPr>
-      </w:pPr>
-      <w:r>
-        <w:rPr>
-          <w:sz w:val="24"/>
-          <w:szCs w:val="24"/>
-          <w:rtl w:val="0"/>
-        </w:rPr>
-        <w:t xml:space="preserve">Fitur Eksekusi Algoritma Sortir</w:t>
+        <w:ind w:left="720" w:firstLine="0"/>
+        <w:jc w:val="both"/>
+        <w:rPr>
+          <w:sz w:val="24"/>
+          <w:szCs w:val="24"/>
+        </w:rPr>
+      </w:pPr>
+      <w:r>
+        <w:rPr>
+          <w:sz w:val="24"/>
+          <w:szCs w:val="24"/>
+          <w:rtl w:val="0"/>
+        </w:rPr>
+        <w:t xml:space="preserve">Fitur ini dibangun berdasarkan skenario UC-05 pada Use Case Diagram dan memanfaatkan algoritma klasifikasi teks berbasis rule-based ITIL V4 untuk memindai kata kunci pada dokumen pelamar dan memberikan rekomendasi penempatan divisi secara otomatis. Target pengguna dari fitur ini adalah Admin Sekretariat yang memicu eksekusi algoritma untuk mempercepat proses seleksi ratusan berkas pendaftar.</w:t>
       </w:r>
     </w:p>
     <w:p>
       <w:pPr>
         <w:spacing w:after="0" w:before="0" w:lineRule="auto"/>
-        <w:ind w:left="720" w:firstLine="0"/>
-        <w:jc w:val="both"/>
-        <w:rPr>
-          <w:sz w:val="24"/>
-          <w:szCs w:val="24"/>
-        </w:rPr>
-      </w:pPr>
-      <w:r>
-        <w:rPr>
-          <w:sz w:val="24"/>
-          <w:szCs w:val="24"/>
-          <w:rtl w:val="0"/>
-        </w:rPr>
-        <w:t xml:space="preserve">Fitur ini dibangun berdasarkan skenario UC-05 pada Use Case Diagram dan memanfaatkan algoritma klasifikasi teks berbasis rule-based ITIL V4 untuk memindai kata kunci pada dokumen pelamar dan memberikan rekomendasi penempatan divisi secara otomatis. Target pengguna dari fitur ini adalah Admin Sekretariat yang memicu eksekusi algoritma untuk mempercepat proses seleksi ratusan berkas pendaftar.</w:t>
-      </w:r>
-    </w:p>
-    <w:p>
-      <w:pPr>
-        <w:spacing w:after="0" w:before="0" w:lineRule="auto"/>
-        <w:ind w:left="720" w:firstLine="0"/>
-        <w:jc w:val="both"/>
-        <w:rPr>
-          <w:sz w:val="24"/>
-          <w:szCs w:val="24"/>
-        </w:rPr>
-      </w:pPr>
-      <w:r>
-        <w:rPr>
-          <w:rtl w:val="0"/>
-        </w:rPr>
-      </w:r>
-    </w:p>
-    <w:p>
-      <w:pPr>
-        <w:spacing w:after="0" w:before="0" w:lineRule="auto"/>
-        <w:ind w:left="720" w:firstLine="0"/>
-        <w:jc w:val="both"/>
-        <w:rPr>
-          <w:sz w:val="24"/>
-          <w:szCs w:val="24"/>
-        </w:rPr>
-      </w:pPr>
-      <w:r>
-        <w:rPr>
-          <w:rtl w:val="0"/>
-        </w:rPr>
-      </w:r>
-    </w:p>
-    <w:p>
-      <w:pPr>
-        <w:spacing w:after="0" w:before="0" w:lineRule="auto"/>
-        <w:ind w:left="720" w:firstLine="0"/>
-        <w:jc w:val="both"/>
-        <w:rPr>
-          <w:sz w:val="24"/>
-          <w:szCs w:val="24"/>
-        </w:rPr>
-      </w:pPr>
-      <w:r>
-        <w:rPr>
-          <w:rtl w:val="0"/>
-        </w:rPr>
-      </w:r>
-    </w:p>
-    <w:p>
-      <w:pPr>
+        <w:ind w:left="0" w:firstLine="0"/>
+        <w:jc w:val="both"/>
+        <w:rPr>
+          <w:sz w:val="24"/>
+          <w:szCs w:val="24"/>
+        </w:rPr>
+      </w:pPr>
+      <w:r>
+        <w:rPr>
+          <w:rtl w:val="0"/>
+        </w:rPr>
+      </w:r>
+    </w:p>
+    <w:p>
+      <w:pPr>
+        <w:pStyle w:val="Heading2"/>
         <w:numPr>
           <w:ilvl w:val="1"/>
           <w:numId w:val="1"/>
         </w:numPr>
-        <w:spacing w:after="0" w:before="0" w:lineRule="auto"/>
         <w:ind w:left="720" w:hanging="360"/>
         <w:jc w:val="both"/>
         <w:rPr>
@@ -11210,6 +11321,8 @@
           <w:szCs w:val="24"/>
         </w:rPr>
       </w:pPr>
+      <w:bookmarkStart w:colFirst="0" w:colLast="0" w:name="_ot9n03hxwln7" w:id="43"/>
+      <w:bookmarkEnd w:id="43"/>
       <w:r>
         <w:rPr>
           <w:sz w:val="24"/>
@@ -11254,25 +11367,46 @@
     </w:p>
     <w:p>
       <w:pPr>
+        <w:pStyle w:val="Heading2"/>
         <w:numPr>
           <w:ilvl w:val="1"/>
           <w:numId w:val="1"/>
         </w:numPr>
+        <w:ind w:left="720" w:hanging="360"/>
+        <w:jc w:val="both"/>
+        <w:rPr>
+          <w:sz w:val="24"/>
+          <w:szCs w:val="24"/>
+        </w:rPr>
+      </w:pPr>
+      <w:bookmarkStart w:colFirst="0" w:colLast="0" w:name="_xcgnua21cln" w:id="44"/>
+      <w:bookmarkEnd w:id="44"/>
+      <w:r>
+        <w:rPr>
+          <w:sz w:val="24"/>
+          <w:szCs w:val="24"/>
+          <w:rtl w:val="0"/>
+        </w:rPr>
+        <w:t xml:space="preserve">Fitur Manajemen Kuota Divisi</w:t>
+      </w:r>
+    </w:p>
+    <w:p>
+      <w:pPr>
         <w:spacing w:after="0" w:before="0" w:lineRule="auto"/>
-        <w:ind w:left="720" w:hanging="360"/>
-        <w:jc w:val="both"/>
-        <w:rPr>
-          <w:sz w:val="24"/>
-          <w:szCs w:val="24"/>
-        </w:rPr>
-      </w:pPr>
-      <w:r>
-        <w:rPr>
-          <w:sz w:val="24"/>
-          <w:szCs w:val="24"/>
-          <w:rtl w:val="0"/>
-        </w:rPr>
-        <w:t xml:space="preserve">Fitur Manajemen Kuota Divisi</w:t>
+        <w:ind w:left="720" w:firstLine="0"/>
+        <w:jc w:val="both"/>
+        <w:rPr>
+          <w:sz w:val="24"/>
+          <w:szCs w:val="24"/>
+        </w:rPr>
+      </w:pPr>
+      <w:r>
+        <w:rPr>
+          <w:sz w:val="24"/>
+          <w:szCs w:val="24"/>
+          <w:rtl w:val="0"/>
+        </w:rPr>
+        <w:t xml:space="preserve">Fitur ini dikembangkan dari skenario UC-07 pada Use Case Diagram dan menyediakan halaman pengaturan untuk memasukkan, mengubah, dan memantau batas maksimal peserta magang pada setiap divisi operasional Dishub, dengan penguncian otomatis apabila kuota habis sesuai rule R5. Target pengguna dari fitur ini adalah Admin Sekretariat.</w:t>
       </w:r>
     </w:p>
     <w:p>
@@ -11287,50 +11421,52 @@
       </w:pPr>
       <w:r>
         <w:rPr>
-          <w:sz w:val="24"/>
-          <w:szCs w:val="24"/>
-          <w:rtl w:val="0"/>
-        </w:rPr>
-        <w:t xml:space="preserve">Fitur ini dikembangkan dari skenario UC-07 pada Use Case Diagram dan menyediakan halaman pengaturan untuk memasukkan, mengubah, dan memantau batas maksimal peserta magang pada setiap divisi operasional Dishub, dengan penguncian otomatis apabila kuota habis sesuai rule R5. Target pengguna dari fitur ini adalah Admin Sekretariat.</w:t>
-      </w:r>
-    </w:p>
-    <w:p>
-      <w:pPr>
-        <w:spacing w:after="0" w:before="0" w:lineRule="auto"/>
-        <w:ind w:left="720" w:firstLine="0"/>
-        <w:jc w:val="both"/>
-        <w:rPr>
-          <w:sz w:val="24"/>
-          <w:szCs w:val="24"/>
-        </w:rPr>
-      </w:pPr>
-      <w:r>
-        <w:rPr>
-          <w:rtl w:val="0"/>
-        </w:rPr>
-      </w:r>
-    </w:p>
-    <w:p>
-      <w:pPr>
+          <w:rtl w:val="0"/>
+        </w:rPr>
+      </w:r>
+    </w:p>
+    <w:p>
+      <w:pPr>
+        <w:pStyle w:val="Heading2"/>
         <w:numPr>
           <w:ilvl w:val="1"/>
           <w:numId w:val="1"/>
         </w:numPr>
+        <w:ind w:left="720" w:hanging="360"/>
+        <w:jc w:val="both"/>
+        <w:rPr>
+          <w:sz w:val="24"/>
+          <w:szCs w:val="24"/>
+        </w:rPr>
+      </w:pPr>
+      <w:bookmarkStart w:colFirst="0" w:colLast="0" w:name="_nbaeyjc9u470" w:id="45"/>
+      <w:bookmarkEnd w:id="45"/>
+      <w:r>
+        <w:rPr>
+          <w:sz w:val="24"/>
+          <w:szCs w:val="24"/>
+          <w:rtl w:val="0"/>
+        </w:rPr>
+        <w:t xml:space="preserve">Fitur Dasbor Analitik Pelaporan</w:t>
+      </w:r>
+    </w:p>
+    <w:p>
+      <w:pPr>
         <w:spacing w:after="0" w:before="0" w:lineRule="auto"/>
-        <w:ind w:left="720" w:hanging="360"/>
-        <w:jc w:val="both"/>
-        <w:rPr>
-          <w:sz w:val="24"/>
-          <w:szCs w:val="24"/>
-        </w:rPr>
-      </w:pPr>
-      <w:r>
-        <w:rPr>
-          <w:sz w:val="24"/>
-          <w:szCs w:val="24"/>
-          <w:rtl w:val="0"/>
-        </w:rPr>
-        <w:t xml:space="preserve">Fitur Dasbor Analitik Pelaporan</w:t>
+        <w:ind w:left="720" w:firstLine="0"/>
+        <w:jc w:val="both"/>
+        <w:rPr>
+          <w:sz w:val="24"/>
+          <w:szCs w:val="24"/>
+        </w:rPr>
+      </w:pPr>
+      <w:r>
+        <w:rPr>
+          <w:sz w:val="24"/>
+          <w:szCs w:val="24"/>
+          <w:rtl w:val="0"/>
+        </w:rPr>
+        <w:t xml:space="preserve">Fitur ini merupakan implementasi skenario UC-08 pada Use Case Diagram dan menyajikan laporan komprehensif berupa grafik interaktif yang merangkum tren jumlah pelamar, demografi asal institusi, dan rasio penerimaan per divisi. Target pengguna utama dari fitur pemantauan tingkat tinggi ini adalah Pimpinan Bidang untuk keperluan evaluasi program magang secara berkala.</w:t>
       </w:r>
     </w:p>
     <w:p>
@@ -11345,50 +11481,52 @@
       </w:pPr>
       <w:r>
         <w:rPr>
-          <w:sz w:val="24"/>
-          <w:szCs w:val="24"/>
-          <w:rtl w:val="0"/>
-        </w:rPr>
-        <w:t xml:space="preserve">Fitur ini merupakan implementasi skenario UC-08 pada Use Case Diagram dan menyajikan laporan komprehensif berupa grafik interaktif yang merangkum tren jumlah pelamar, demografi asal institusi, dan rasio penerimaan per divisi. Target pengguna utama dari fitur pemantauan tingkat tinggi ini adalah Pimpinan Bidang untuk keperluan evaluasi program magang secara berkala.</w:t>
-      </w:r>
-    </w:p>
-    <w:p>
-      <w:pPr>
-        <w:spacing w:after="0" w:before="0" w:lineRule="auto"/>
-        <w:ind w:left="720" w:firstLine="0"/>
-        <w:jc w:val="both"/>
-        <w:rPr>
-          <w:sz w:val="24"/>
-          <w:szCs w:val="24"/>
-        </w:rPr>
-      </w:pPr>
-      <w:r>
-        <w:rPr>
-          <w:rtl w:val="0"/>
-        </w:rPr>
-      </w:r>
-    </w:p>
-    <w:p>
-      <w:pPr>
+          <w:rtl w:val="0"/>
+        </w:rPr>
+      </w:r>
+    </w:p>
+    <w:p>
+      <w:pPr>
+        <w:pStyle w:val="Heading2"/>
         <w:numPr>
           <w:ilvl w:val="1"/>
           <w:numId w:val="1"/>
         </w:numPr>
+        <w:ind w:left="720" w:hanging="360"/>
+        <w:jc w:val="both"/>
+        <w:rPr>
+          <w:sz w:val="24"/>
+          <w:szCs w:val="24"/>
+        </w:rPr>
+      </w:pPr>
+      <w:bookmarkStart w:colFirst="0" w:colLast="0" w:name="_b98jbv2u3w69" w:id="46"/>
+      <w:bookmarkEnd w:id="46"/>
+      <w:r>
+        <w:rPr>
+          <w:sz w:val="24"/>
+          <w:szCs w:val="24"/>
+          <w:rtl w:val="0"/>
+        </w:rPr>
+        <w:t xml:space="preserve">Fitur Ekspor Rekap Data</w:t>
+      </w:r>
+    </w:p>
+    <w:p>
+      <w:pPr>
         <w:spacing w:after="0" w:before="0" w:lineRule="auto"/>
-        <w:ind w:left="720" w:hanging="360"/>
-        <w:jc w:val="both"/>
-        <w:rPr>
-          <w:sz w:val="24"/>
-          <w:szCs w:val="24"/>
-        </w:rPr>
-      </w:pPr>
-      <w:r>
-        <w:rPr>
-          <w:sz w:val="24"/>
-          <w:szCs w:val="24"/>
-          <w:rtl w:val="0"/>
-        </w:rPr>
-        <w:t xml:space="preserve">Fitur Ekspor Rekap Data</w:t>
+        <w:ind w:left="720" w:firstLine="0"/>
+        <w:jc w:val="both"/>
+        <w:rPr>
+          <w:sz w:val="24"/>
+          <w:szCs w:val="24"/>
+        </w:rPr>
+      </w:pPr>
+      <w:r>
+        <w:rPr>
+          <w:sz w:val="24"/>
+          <w:szCs w:val="24"/>
+          <w:rtl w:val="0"/>
+        </w:rPr>
+        <w:t xml:space="preserve">Fitur ini merepresentasikan skenario UC-09 pada Use Case Diagram dan menyediakan tombol aksi untuk mengekstrak seluruh data pelamar aktif maupun histori pendaftaran ke dalam format dokumen spreadsheet (.XLSX). Target pengguna yang berhak memanfaatkan fitur pengarsipan ini adalah Pimpinan Bidang dan Admin Sekretariat.</w:t>
       </w:r>
     </w:p>
     <w:p>
@@ -11403,44 +11541,26 @@
       </w:pPr>
       <w:r>
         <w:rPr>
-          <w:sz w:val="24"/>
-          <w:szCs w:val="24"/>
-          <w:rtl w:val="0"/>
-        </w:rPr>
-        <w:t xml:space="preserve">Fitur ini merepresentasikan skenario UC-09 pada Use Case Diagram dan menyediakan tombol aksi untuk mengekstrak seluruh data pelamar aktif maupun histori pendaftaran ke dalam format dokumen spreadsheet (.XLSX). Target pengguna yang berhak memanfaatkan fitur pengarsipan ini adalah Pimpinan Bidang dan Admin Sekretariat.</w:t>
-      </w:r>
-    </w:p>
-    <w:p>
-      <w:pPr>
-        <w:spacing w:after="0" w:before="0" w:lineRule="auto"/>
-        <w:ind w:left="720" w:firstLine="0"/>
-        <w:jc w:val="both"/>
-        <w:rPr>
-          <w:sz w:val="24"/>
-          <w:szCs w:val="24"/>
-        </w:rPr>
-      </w:pPr>
-      <w:r>
-        <w:rPr>
-          <w:rtl w:val="0"/>
-        </w:rPr>
-      </w:r>
-    </w:p>
-    <w:p>
-      <w:pPr>
+          <w:rtl w:val="0"/>
+        </w:rPr>
+      </w:r>
+    </w:p>
+    <w:p>
+      <w:pPr>
+        <w:pStyle w:val="Heading2"/>
         <w:numPr>
           <w:ilvl w:val="1"/>
           <w:numId w:val="1"/>
         </w:numPr>
-        <w:spacing w:after="0" w:before="0" w:lineRule="auto"/>
         <w:ind w:left="720" w:hanging="360"/>
         <w:jc w:val="both"/>
         <w:rPr>
           <w:sz w:val="24"/>
           <w:szCs w:val="24"/>
-          <w:u w:val="none"/>
-        </w:rPr>
-      </w:pPr>
+        </w:rPr>
+      </w:pPr>
+      <w:bookmarkStart w:colFirst="0" w:colLast="0" w:name="_19ehy86i2qp" w:id="47"/>
+      <w:bookmarkEnd w:id="47"/>
       <w:r>
         <w:rPr>
           <w:sz w:val="24"/>
@@ -11482,8 +11602,8 @@
           <w:szCs w:val="24"/>
         </w:rPr>
       </w:pPr>
-      <w:bookmarkStart w:colFirst="0" w:colLast="0" w:name="_85kok1f1cxw0" w:id="41"/>
-      <w:bookmarkEnd w:id="41"/>
+      <w:bookmarkStart w:colFirst="0" w:colLast="0" w:name="_85kok1f1cxw0" w:id="48"/>
+      <w:bookmarkEnd w:id="48"/>
       <w:r>
         <w:rPr>
           <w:sz w:val="24"/>
@@ -11528,8 +11648,8 @@
           <w:szCs w:val="24"/>
         </w:rPr>
       </w:pPr>
-      <w:bookmarkStart w:colFirst="0" w:colLast="0" w:name="_hu6sx1u4sy6d" w:id="42"/>
-      <w:bookmarkEnd w:id="42"/>
+      <w:bookmarkStart w:colFirst="0" w:colLast="0" w:name="_hu6sx1u4sy6d" w:id="49"/>
+      <w:bookmarkEnd w:id="49"/>
       <w:r>
         <w:rPr>
           <w:sz w:val="24"/>
@@ -11575,14 +11695,14 @@
         </w:rPr>
         <w:drawing>
           <wp:inline distB="114300" distT="114300" distL="114300" distR="114300">
-            <wp:extent cx="5943600" cy="2933700"/>
+            <wp:extent cx="5940000" cy="3594100"/>
             <wp:effectExtent b="0" l="0" r="0" t="0"/>
-            <wp:docPr id="5" name="image9.png"/>
+            <wp:docPr id="31" name="image30.png"/>
             <a:graphic>
               <a:graphicData uri="http://schemas.openxmlformats.org/drawingml/2006/picture">
                 <pic:pic>
                   <pic:nvPicPr>
-                    <pic:cNvPr id="0" name="image9.png"/>
+                    <pic:cNvPr id="0" name="image30.png"/>
                     <pic:cNvPicPr preferRelativeResize="0"/>
                   </pic:nvPicPr>
                   <pic:blipFill>
@@ -11595,7 +11715,7 @@
                   <pic:spPr>
                     <a:xfrm>
                       <a:off x="0" y="0"/>
-                      <a:ext cx="5943600" cy="2933700"/>
+                      <a:ext cx="5940000" cy="3594100"/>
                     </a:xfrm>
                     <a:prstGeom prst="rect"/>
                     <a:ln/>
@@ -11697,8 +11817,8 @@
           <w:szCs w:val="24"/>
         </w:rPr>
       </w:pPr>
-      <w:bookmarkStart w:colFirst="0" w:colLast="0" w:name="_65if68cn635w" w:id="43"/>
-      <w:bookmarkEnd w:id="43"/>
+      <w:bookmarkStart w:colFirst="0" w:colLast="0" w:name="_65if68cn635w" w:id="50"/>
+      <w:bookmarkEnd w:id="50"/>
       <w:r>
         <w:rPr>
           <w:sz w:val="24"/>
@@ -11723,7 +11843,7 @@
           <w:szCs w:val="24"/>
           <w:rtl w:val="0"/>
         </w:rPr>
-        <w:t xml:space="preserve">Pada bagian ini terdapat Activity Diagram alur proses bisnis utama, Activity Diagram registrasi dan login akun, Activity Diagram unggah dokumen &amp; isi formulir, Activity Diagram eksekusi  algorima sortir (rule-base), Activity Diagram kelola kuota divisi, Activity Diagram evaluasi dan ubah status kelulusan, Activity Diagram lacak status berkas, Activity Diagram kirim notifikasi otomatis, Activity Diagram tinjau dasbor &amp; ekspor rekap. Pada gambar 7.b.1. Merupakan Activity Diagram Alur Proses Bisnis Utama yang menggambarkan keseluruhan alur kerja sistem E-Internship dari pengajuan hingga keputusan akhir, melibatkan tiga swimlane yaitu Admin Sekretariat, Sistem E-Internship, dan Calon Peserta. Sistem menjalankan validasi berlapis berbasis rule ITIL V4 (R1, R3, R4) secara otomatis sebelum permohonan masuk ke tahap evaluasi manual oleh Admin. Setiap keputusan Admin menghasilkan pembaruan status dan notifikasi otomatis ke Calon Peserta, dengan rule R5 mengunci divisi secara otomatis apabila kuota telah habis.</w:t>
+        <w:t xml:space="preserve">Pada bagian ini terdapat Activity Diagram alur proses bisnis utama, Activity Diagram registrasi dan login akun, Activity Diagram unggah dokumen &amp; isi formulir, Activity Diagram eksekusi  algoritma sortir (rule-base), Activity Diagram kelola kuota divisi, Activity Diagram evaluasi dan ubah status kelulusan, Activity Diagram lacak status berkas, Activity Diagram kirim notifikasi otomatis, Activity Diagram tinjau dasbor &amp; ekspor rekap. Pada gambar 7.b.1. Merupakan Activity Diagram Alur Proses Bisnis Utama yang menggambarkan keseluruhan alur kerja sistem E-Internship dari pengajuan hingga keputusan akhir, melibatkan tiga swimlane yaitu Admin Sekretariat, Sistem E-Internship, dan Calon Peserta. Sistem menjalankan validasi berlapis berbasis rule ITIL V4 (R1, R3, R4) secara otomatis sebelum permohonan masuk ke tahap evaluasi manual oleh Admin. Setiap keputusan Admin menghasilkan pembaruan status dan notifikasi otomatis ke Calon Peserta, dengan rule R5 mengunci divisi secara otomatis apabila kuota telah habis.</w:t>
       </w:r>
     </w:p>
     <w:p>
@@ -11757,14 +11877,14 @@
         </w:rPr>
         <w:drawing>
           <wp:inline distB="114300" distT="114300" distL="114300" distR="114300">
-            <wp:extent cx="4359488" cy="5910654"/>
+            <wp:extent cx="4790965" cy="6491288"/>
             <wp:effectExtent b="0" l="0" r="0" t="0"/>
-            <wp:docPr id="22" name="image23.png"/>
+            <wp:docPr id="15" name="image6.png"/>
             <a:graphic>
               <a:graphicData uri="http://schemas.openxmlformats.org/drawingml/2006/picture">
                 <pic:pic>
                   <pic:nvPicPr>
-                    <pic:cNvPr id="0" name="image23.png"/>
+                    <pic:cNvPr id="0" name="image6.png"/>
                     <pic:cNvPicPr preferRelativeResize="0"/>
                   </pic:nvPicPr>
                   <pic:blipFill>
@@ -11777,7 +11897,7 @@
                   <pic:spPr>
                     <a:xfrm>
                       <a:off x="0" y="0"/>
-                      <a:ext cx="4359488" cy="5910654"/>
+                      <a:ext cx="4790965" cy="6491288"/>
                     </a:xfrm>
                     <a:prstGeom prst="rect"/>
                     <a:ln/>
@@ -11879,29 +11999,14 @@
       </w:pPr>
       <w:r>
         <w:rPr>
-          <w:rtl w:val="0"/>
-        </w:rPr>
-      </w:r>
-    </w:p>
-    <w:p>
-      <w:pPr>
-        <w:ind w:left="720" w:firstLine="0"/>
-        <w:jc w:val="center"/>
-        <w:rPr>
-          <w:sz w:val="24"/>
-          <w:szCs w:val="24"/>
-        </w:rPr>
-      </w:pPr>
-      <w:r>
-        <w:rPr>
           <w:sz w:val="24"/>
           <w:szCs w:val="24"/>
         </w:rPr>
         <w:drawing>
           <wp:inline distB="114300" distT="114300" distL="114300" distR="114300">
-            <wp:extent cx="4756137" cy="3605213"/>
+            <wp:extent cx="5940000" cy="4203700"/>
             <wp:effectExtent b="0" l="0" r="0" t="0"/>
-            <wp:docPr id="15" name="image17.png"/>
+            <wp:docPr id="29" name="image17.png"/>
             <a:graphic>
               <a:graphicData uri="http://schemas.openxmlformats.org/drawingml/2006/picture">
                 <pic:pic>
@@ -11919,7 +12024,7 @@
                   <pic:spPr>
                     <a:xfrm>
                       <a:off x="0" y="0"/>
-                      <a:ext cx="4756137" cy="3605213"/>
+                      <a:ext cx="5940000" cy="4203700"/>
                     </a:xfrm>
                     <a:prstGeom prst="rect"/>
                     <a:ln/>
@@ -11938,6 +12043,21 @@
     </w:p>
     <w:p>
       <w:pPr>
+        <w:ind w:left="720" w:firstLine="0"/>
+        <w:jc w:val="center"/>
+        <w:rPr>
+          <w:sz w:val="24"/>
+          <w:szCs w:val="24"/>
+        </w:rPr>
+      </w:pPr>
+      <w:r>
+        <w:rPr>
+          <w:rtl w:val="0"/>
+        </w:rPr>
+      </w:r>
+    </w:p>
+    <w:p>
+      <w:pPr>
         <w:jc w:val="center"/>
         <w:rPr>
           <w:sz w:val="24"/>
@@ -12004,14 +12124,14 @@
         </w:rPr>
         <w:drawing>
           <wp:inline distB="114300" distT="114300" distL="114300" distR="114300">
-            <wp:extent cx="4577878" cy="2976563"/>
+            <wp:extent cx="5940000" cy="4076700"/>
             <wp:effectExtent b="0" l="0" r="0" t="0"/>
-            <wp:docPr id="1" name="image22.png"/>
+            <wp:docPr id="9" name="image14.png"/>
             <a:graphic>
               <a:graphicData uri="http://schemas.openxmlformats.org/drawingml/2006/picture">
                 <pic:pic>
                   <pic:nvPicPr>
-                    <pic:cNvPr id="0" name="image22.png"/>
+                    <pic:cNvPr id="0" name="image14.png"/>
                     <pic:cNvPicPr preferRelativeResize="0"/>
                   </pic:nvPicPr>
                   <pic:blipFill>
@@ -12024,7 +12144,7 @@
                   <pic:spPr>
                     <a:xfrm>
                       <a:off x="0" y="0"/>
-                      <a:ext cx="4577878" cy="2976563"/>
+                      <a:ext cx="5940000" cy="4076700"/>
                     </a:xfrm>
                     <a:prstGeom prst="rect"/>
                     <a:ln/>
@@ -12095,21 +12215,6 @@
     <w:p>
       <w:pPr>
         <w:ind w:left="720" w:firstLine="0"/>
-        <w:jc w:val="both"/>
-        <w:rPr>
-          <w:sz w:val="24"/>
-          <w:szCs w:val="24"/>
-        </w:rPr>
-      </w:pPr>
-      <w:r>
-        <w:rPr>
-          <w:rtl w:val="0"/>
-        </w:rPr>
-      </w:r>
-    </w:p>
-    <w:p>
-      <w:pPr>
-        <w:ind w:left="720" w:firstLine="0"/>
         <w:jc w:val="center"/>
         <w:rPr>
           <w:sz w:val="24"/>
@@ -12123,19 +12228,19 @@
         </w:rPr>
         <w:drawing>
           <wp:inline distB="114300" distT="114300" distL="114300" distR="114300">
-            <wp:extent cx="4377257" cy="2874336"/>
+            <wp:extent cx="6108374" cy="6015038"/>
             <wp:effectExtent b="0" l="0" r="0" t="0"/>
-            <wp:docPr id="3" name="image21.png"/>
+            <wp:docPr id="12" name="image9.png"/>
             <a:graphic>
               <a:graphicData uri="http://schemas.openxmlformats.org/drawingml/2006/picture">
                 <pic:pic>
                   <pic:nvPicPr>
-                    <pic:cNvPr id="0" name="image21.png"/>
+                    <pic:cNvPr id="0" name="image9.png"/>
                     <pic:cNvPicPr preferRelativeResize="0"/>
                   </pic:nvPicPr>
                   <pic:blipFill>
                     <a:blip r:embed="rId13"/>
-                    <a:srcRect b="0" l="0" r="0" t="0"/>
+                    <a:srcRect b="0" l="12450" r="15224" t="0"/>
                     <a:stretch>
                       <a:fillRect/>
                     </a:stretch>
@@ -12143,7 +12248,7 @@
                   <pic:spPr>
                     <a:xfrm>
                       <a:off x="0" y="0"/>
-                      <a:ext cx="4377257" cy="2874336"/>
+                      <a:ext cx="6108374" cy="6015038"/>
                     </a:xfrm>
                     <a:prstGeom prst="rect"/>
                     <a:ln/>
@@ -12181,6 +12286,21 @@
     <w:p>
       <w:pPr>
         <w:ind w:left="720" w:firstLine="0"/>
+        <w:jc w:val="center"/>
+        <w:rPr>
+          <w:sz w:val="24"/>
+          <w:szCs w:val="24"/>
+        </w:rPr>
+      </w:pPr>
+      <w:r>
+        <w:rPr>
+          <w:rtl w:val="0"/>
+        </w:rPr>
+      </w:r>
+    </w:p>
+    <w:p>
+      <w:pPr>
+        <w:ind w:left="720" w:firstLine="0"/>
         <w:jc w:val="both"/>
         <w:rPr>
           <w:sz w:val="24"/>
@@ -12227,19 +12347,19 @@
         </w:rPr>
         <w:drawing>
           <wp:inline distB="114300" distT="114300" distL="114300" distR="114300">
-            <wp:extent cx="4473788" cy="2882893"/>
+            <wp:extent cx="4873838" cy="6034773"/>
             <wp:effectExtent b="0" l="0" r="0" t="0"/>
-            <wp:docPr id="8" name="image4.png"/>
+            <wp:docPr id="20" name="image25.png"/>
             <a:graphic>
               <a:graphicData uri="http://schemas.openxmlformats.org/drawingml/2006/picture">
                 <pic:pic>
                   <pic:nvPicPr>
-                    <pic:cNvPr id="0" name="image4.png"/>
+                    <pic:cNvPr id="0" name="image25.png"/>
                     <pic:cNvPicPr preferRelativeResize="0"/>
                   </pic:nvPicPr>
                   <pic:blipFill>
                     <a:blip r:embed="rId14"/>
-                    <a:srcRect b="0" l="0" r="0" t="0"/>
+                    <a:srcRect b="0" l="18300" r="23397" t="0"/>
                     <a:stretch>
                       <a:fillRect/>
                     </a:stretch>
@@ -12247,7 +12367,7 @@
                   <pic:spPr>
                     <a:xfrm>
                       <a:off x="0" y="0"/>
-                      <a:ext cx="4473788" cy="2882893"/>
+                      <a:ext cx="4873838" cy="6034773"/>
                     </a:xfrm>
                     <a:prstGeom prst="rect"/>
                     <a:ln/>
@@ -12346,14 +12466,14 @@
         </w:rPr>
         <w:drawing>
           <wp:inline distB="114300" distT="114300" distL="114300" distR="114300">
-            <wp:extent cx="4222626" cy="2786063"/>
+            <wp:extent cx="5583450" cy="5876801"/>
             <wp:effectExtent b="0" l="0" r="0" t="0"/>
-            <wp:docPr id="7" name="image19.png"/>
+            <wp:docPr id="18" name="image13.png"/>
             <a:graphic>
               <a:graphicData uri="http://schemas.openxmlformats.org/drawingml/2006/picture">
                 <pic:pic>
                   <pic:nvPicPr>
-                    <pic:cNvPr id="0" name="image19.png"/>
+                    <pic:cNvPr id="0" name="image13.png"/>
                     <pic:cNvPicPr preferRelativeResize="0"/>
                   </pic:nvPicPr>
                   <pic:blipFill>
@@ -12366,7 +12486,7 @@
                   <pic:spPr>
                     <a:xfrm>
                       <a:off x="0" y="0"/>
-                      <a:ext cx="4222626" cy="2786063"/>
+                      <a:ext cx="5583450" cy="5876801"/>
                     </a:xfrm>
                     <a:prstGeom prst="rect"/>
                     <a:ln/>
@@ -12445,34 +12565,19 @@
       </w:pPr>
       <w:r>
         <w:rPr>
-          <w:rtl w:val="0"/>
-        </w:rPr>
-      </w:r>
-    </w:p>
-    <w:p>
-      <w:pPr>
-        <w:ind w:left="720" w:firstLine="0"/>
-        <w:jc w:val="center"/>
-        <w:rPr>
-          <w:sz w:val="24"/>
-          <w:szCs w:val="24"/>
-        </w:rPr>
-      </w:pPr>
-      <w:r>
-        <w:rPr>
           <w:sz w:val="24"/>
           <w:szCs w:val="24"/>
         </w:rPr>
         <w:drawing>
           <wp:inline distB="114300" distT="114300" distL="114300" distR="114300">
-            <wp:extent cx="5197688" cy="2804286"/>
+            <wp:extent cx="5821575" cy="5613270"/>
             <wp:effectExtent b="0" l="0" r="0" t="0"/>
-            <wp:docPr id="12" name="image14.png"/>
+            <wp:docPr id="3" name="image24.png"/>
             <a:graphic>
               <a:graphicData uri="http://schemas.openxmlformats.org/drawingml/2006/picture">
                 <pic:pic>
                   <pic:nvPicPr>
-                    <pic:cNvPr id="0" name="image14.png"/>
+                    <pic:cNvPr id="0" name="image24.png"/>
                     <pic:cNvPicPr preferRelativeResize="0"/>
                   </pic:nvPicPr>
                   <pic:blipFill>
@@ -12485,7 +12590,7 @@
                   <pic:spPr>
                     <a:xfrm>
                       <a:off x="0" y="0"/>
-                      <a:ext cx="5197688" cy="2804286"/>
+                      <a:ext cx="5821575" cy="5613270"/>
                     </a:xfrm>
                     <a:prstGeom prst="rect"/>
                     <a:ln/>
@@ -12513,11 +12618,26 @@
       </w:pPr>
       <w:r>
         <w:rPr>
-          <w:sz w:val="24"/>
-          <w:szCs w:val="24"/>
-          <w:rtl w:val="0"/>
-        </w:rPr>
-        <w:t xml:space="preserve">Gambar 7.b.7. Activity Diagram Alur Proses Bisnis Pendaftaran </w:t>
+          <w:rtl w:val="0"/>
+        </w:rPr>
+      </w:r>
+    </w:p>
+    <w:p>
+      <w:pPr>
+        <w:ind w:left="720" w:firstLine="0"/>
+        <w:jc w:val="center"/>
+        <w:rPr>
+          <w:sz w:val="24"/>
+          <w:szCs w:val="24"/>
+        </w:rPr>
+      </w:pPr>
+      <w:r>
+        <w:rPr>
+          <w:sz w:val="24"/>
+          <w:szCs w:val="24"/>
+          <w:rtl w:val="0"/>
+        </w:rPr>
+        <w:t xml:space="preserve">Gambar 7.b.7. Activity Diagram Alur Pemantauan Status </w:t>
       </w:r>
     </w:p>
     <w:p>
@@ -12599,19 +12719,19 @@
         </w:rPr>
         <w:drawing>
           <wp:inline distB="114300" distT="114300" distL="114300" distR="114300">
-            <wp:extent cx="4948238" cy="3275035"/>
+            <wp:extent cx="5064338" cy="4434383"/>
             <wp:effectExtent b="0" l="0" r="0" t="0"/>
-            <wp:docPr id="14" name="image11.png"/>
+            <wp:docPr id="8" name="image18.png"/>
             <a:graphic>
               <a:graphicData uri="http://schemas.openxmlformats.org/drawingml/2006/picture">
                 <pic:pic>
                   <pic:nvPicPr>
-                    <pic:cNvPr id="0" name="image11.png"/>
+                    <pic:cNvPr id="0" name="image18.png"/>
                     <pic:cNvPicPr preferRelativeResize="0"/>
                   </pic:nvPicPr>
                   <pic:blipFill>
                     <a:blip r:embed="rId17"/>
-                    <a:srcRect b="0" l="0" r="0" t="0"/>
+                    <a:srcRect b="0" l="16777" r="17468" t="0"/>
                     <a:stretch>
                       <a:fillRect/>
                     </a:stretch>
@@ -12619,7 +12739,7 @@
                   <pic:spPr>
                     <a:xfrm>
                       <a:off x="0" y="0"/>
-                      <a:ext cx="4948238" cy="3275035"/>
+                      <a:ext cx="5064338" cy="4434383"/>
                     </a:xfrm>
                     <a:prstGeom prst="rect"/>
                     <a:ln/>
@@ -12690,21 +12810,6 @@
     <w:p>
       <w:pPr>
         <w:ind w:left="720" w:firstLine="0"/>
-        <w:jc w:val="both"/>
-        <w:rPr>
-          <w:sz w:val="24"/>
-          <w:szCs w:val="24"/>
-        </w:rPr>
-      </w:pPr>
-      <w:r>
-        <w:rPr>
-          <w:rtl w:val="0"/>
-        </w:rPr>
-      </w:r>
-    </w:p>
-    <w:p>
-      <w:pPr>
-        <w:ind w:left="720" w:firstLine="0"/>
         <w:jc w:val="center"/>
         <w:rPr>
           <w:sz w:val="24"/>
@@ -12718,9 +12823,9 @@
         </w:rPr>
         <w:drawing>
           <wp:inline distB="114300" distT="114300" distL="114300" distR="114300">
-            <wp:extent cx="4624388" cy="3705439"/>
+            <wp:extent cx="4088025" cy="4801169"/>
             <wp:effectExtent b="0" l="0" r="0" t="0"/>
-            <wp:docPr id="17" name="image8.png"/>
+            <wp:docPr id="10" name="image8.png"/>
             <a:graphic>
               <a:graphicData uri="http://schemas.openxmlformats.org/drawingml/2006/picture">
                 <pic:pic>
@@ -12730,7 +12835,7 @@
                   </pic:nvPicPr>
                   <pic:blipFill>
                     <a:blip r:embed="rId18"/>
-                    <a:srcRect b="0" l="0" r="0" t="0"/>
+                    <a:srcRect b="0" l="23878" r="22756" t="0"/>
                     <a:stretch>
                       <a:fillRect/>
                     </a:stretch>
@@ -12738,7 +12843,7 @@
                   <pic:spPr>
                     <a:xfrm>
                       <a:off x="0" y="0"/>
-                      <a:ext cx="4624388" cy="3705439"/>
+                      <a:ext cx="4088025" cy="4801169"/>
                     </a:xfrm>
                     <a:prstGeom prst="rect"/>
                     <a:ln/>
@@ -12766,6 +12871,21 @@
       </w:pPr>
       <w:r>
         <w:rPr>
+          <w:rtl w:val="0"/>
+        </w:rPr>
+      </w:r>
+    </w:p>
+    <w:p>
+      <w:pPr>
+        <w:ind w:left="720" w:firstLine="0"/>
+        <w:jc w:val="center"/>
+        <w:rPr>
+          <w:sz w:val="24"/>
+          <w:szCs w:val="24"/>
+        </w:rPr>
+      </w:pPr>
+      <w:r>
+        <w:rPr>
           <w:sz w:val="24"/>
           <w:szCs w:val="24"/>
           <w:rtl w:val="0"/>
@@ -12817,8 +12937,8 @@
           <w:szCs w:val="24"/>
         </w:rPr>
       </w:pPr>
-      <w:bookmarkStart w:colFirst="0" w:colLast="0" w:name="_2alpoijerld7" w:id="44"/>
-      <w:bookmarkEnd w:id="44"/>
+      <w:bookmarkStart w:colFirst="0" w:colLast="0" w:name="_2alpoijerld7" w:id="51"/>
+      <w:bookmarkEnd w:id="51"/>
       <w:r>
         <w:rPr>
           <w:sz w:val="24"/>
@@ -12967,9 +13087,9 @@
         </w:rPr>
         <w:drawing>
           <wp:inline distB="114300" distT="114300" distL="114300" distR="114300">
-            <wp:extent cx="3914817" cy="4310063"/>
+            <wp:extent cx="4925860" cy="7491413"/>
             <wp:effectExtent b="0" l="0" r="0" t="0"/>
-            <wp:docPr id="16" name="image15.png"/>
+            <wp:docPr id="17" name="image15.png"/>
             <a:graphic>
               <a:graphicData uri="http://schemas.openxmlformats.org/drawingml/2006/picture">
                 <pic:pic>
@@ -12987,7 +13107,7 @@
                   <pic:spPr>
                     <a:xfrm>
                       <a:off x="0" y="0"/>
-                      <a:ext cx="3914817" cy="4310063"/>
+                      <a:ext cx="4925860" cy="7491413"/>
                     </a:xfrm>
                     <a:prstGeom prst="rect"/>
                     <a:ln/>
@@ -13034,7 +13154,7 @@
           <w:szCs w:val="24"/>
           <w:rtl w:val="0"/>
         </w:rPr>
-        <w:t xml:space="preserve">Gambar 7.c.1 Sequence Diagram Pendaftaran &amp; Unggah Dokumen</w:t>
+        <w:t xml:space="preserve">Gambar 7.c.1 Sequence Diagram Manajemen Autentikasi</w:t>
       </w:r>
     </w:p>
     <w:p>
@@ -13067,7 +13187,7 @@
           <w:szCs w:val="24"/>
           <w:rtl w:val="0"/>
         </w:rPr>
-        <w:t xml:space="preserve">Sequence Diagram Pendaftaran &amp; Unggah Dokumen menggambarkan urutan interaksi objek pada skenario UC-02 pengajuan dan pengunggahan dokumen permohonan magang (System Sequence Diagrams in UML, 2025)</w:t>
+        <w:t xml:space="preserve">Diagram sequence berikut menggambarkan skenario UC-01 (Manajemen Autentikasi) pada alur pendaftaran akun baru dan masuk (login), di mana AuthController memvalidasi kredensial melalui RegisterRequest dan LoginRequest, menyimpan data pengguna ke database PostgreSQL, membuat token autentikasi Sanctum, serta mengarahkan pengguna ke halaman dashboard sesuai peran (applicant, admin, atau head).</w:t>
       </w:r>
     </w:p>
     <w:p>
@@ -13088,8 +13208,7 @@
     </w:p>
     <w:p>
       <w:pPr>
-        <w:ind w:left="0" w:firstLine="0"/>
-        <w:jc w:val="both"/>
+        <w:jc w:val="center"/>
         <w:rPr>
           <w:sz w:val="24"/>
           <w:szCs w:val="24"/>
@@ -13104,14 +13223,14 @@
         </w:rPr>
         <w:drawing>
           <wp:inline distB="114300" distT="114300" distL="114300" distR="114300">
-            <wp:extent cx="5940000" cy="5473700"/>
+            <wp:extent cx="5691188" cy="8187322"/>
             <wp:effectExtent b="0" l="0" r="0" t="0"/>
-            <wp:docPr id="10" name="image5.png"/>
+            <wp:docPr id="2" name="image12.png"/>
             <a:graphic>
               <a:graphicData uri="http://schemas.openxmlformats.org/drawingml/2006/picture">
                 <pic:pic>
                   <pic:nvPicPr>
-                    <pic:cNvPr id="0" name="image5.png"/>
+                    <pic:cNvPr id="0" name="image12.png"/>
                     <pic:cNvPicPr preferRelativeResize="0"/>
                   </pic:nvPicPr>
                   <pic:blipFill>
@@ -13124,7 +13243,7 @@
                   <pic:spPr>
                     <a:xfrm>
                       <a:off x="0" y="0"/>
-                      <a:ext cx="5940000" cy="5473700"/>
+                      <a:ext cx="5691188" cy="8187322"/>
                     </a:xfrm>
                     <a:prstGeom prst="rect"/>
                     <a:ln/>
@@ -13156,7 +13275,7 @@
           <w:szCs w:val="24"/>
           <w:rtl w:val="0"/>
         </w:rPr>
-        <w:t xml:space="preserve">Gambar 7.c.2 Sequence Diagram Eksekusi Algoritma Sortir</w:t>
+        <w:t xml:space="preserve">Gambar 7.c.2 Sequence Diagram Unggah Dokumen &amp; Formulir</w:t>
       </w:r>
     </w:p>
     <w:p>
@@ -13179,109 +13298,38 @@
         <w:ind w:left="720" w:firstLine="0"/>
         <w:jc w:val="both"/>
         <w:rPr>
-          <w:i w:val="1"/>
-          <w:iCs w:val="1"/>
-          <w:sz w:val="24"/>
-          <w:szCs w:val="24"/>
-        </w:rPr>
-      </w:pPr>
-      <w:r>
-        <w:rPr>
-          <w:sz w:val="24"/>
-          <w:szCs w:val="24"/>
-          <w:rtl w:val="0"/>
-        </w:rPr>
-        <w:t xml:space="preserve">Sequence Diagram Eksekusi Algoritma Sortir menggambarkan urutan interaksi objek pada skenario UC-05 eksekusi algoritma klasifikasi teks untuk rekomendasi penempatan divisi (System Sequence Diagrams in UML, 2025)</w:t>
-      </w:r>
-      <w:r>
-        <w:rPr>
-          <w:rtl w:val="0"/>
-        </w:rPr>
-      </w:r>
-    </w:p>
-    <w:p>
-      <w:pPr>
-        <w:ind w:left="720" w:firstLine="0"/>
-        <w:jc w:val="both"/>
-        <w:rPr>
-          <w:i w:val="1"/>
-          <w:iCs w:val="1"/>
-          <w:sz w:val="24"/>
-          <w:szCs w:val="24"/>
-          <w:shd w:fill="d9d9d9" w:val="clear"/>
-        </w:rPr>
-      </w:pPr>
-      <w:r>
-        <w:rPr>
-          <w:rtl w:val="0"/>
-        </w:rPr>
-      </w:r>
-    </w:p>
-    <w:p>
-      <w:pPr>
-        <w:ind w:left="720" w:firstLine="0"/>
-        <w:jc w:val="both"/>
-        <w:rPr>
-          <w:i w:val="1"/>
-          <w:iCs w:val="1"/>
-          <w:sz w:val="24"/>
-          <w:szCs w:val="24"/>
-          <w:shd w:fill="d9d9d9" w:val="clear"/>
-        </w:rPr>
-      </w:pPr>
-      <w:r>
-        <w:rPr>
-          <w:rtl w:val="0"/>
-        </w:rPr>
-      </w:r>
-    </w:p>
-    <w:p>
-      <w:pPr>
-        <w:pStyle w:val="Heading2"/>
-        <w:numPr>
-          <w:ilvl w:val="1"/>
-          <w:numId w:val="1"/>
-        </w:numPr>
-        <w:spacing w:after="0" w:before="0" w:lineRule="auto"/>
-        <w:ind w:left="720" w:hanging="360"/>
-        <w:rPr>
-          <w:sz w:val="24"/>
-          <w:szCs w:val="24"/>
-        </w:rPr>
-      </w:pPr>
-      <w:bookmarkStart w:colFirst="0" w:colLast="0" w:name="_590qe34duzkt" w:id="45"/>
-      <w:bookmarkEnd w:id="45"/>
-      <w:r>
-        <w:rPr>
-          <w:sz w:val="24"/>
-          <w:szCs w:val="24"/>
-          <w:rtl w:val="0"/>
-        </w:rPr>
-        <w:t xml:space="preserve">Class Diagram</w:t>
-      </w:r>
-    </w:p>
-    <w:p>
-      <w:pPr>
-        <w:ind w:left="720" w:firstLine="0"/>
-        <w:jc w:val="both"/>
-        <w:rPr>
-          <w:sz w:val="24"/>
-          <w:szCs w:val="24"/>
-        </w:rPr>
-      </w:pPr>
-      <w:r>
-        <w:rPr>
-          <w:sz w:val="24"/>
-          <w:szCs w:val="24"/>
-          <w:rtl w:val="0"/>
-        </w:rPr>
-        <w:t xml:space="preserve">Class Diagram memetakan seluruh entitas data dan hubungan struktural antar kelas yang membentuk sistem e-Internship Dishub dari perspektif pemrograman berorientasi objek. Diagram ini menjabarkan atribut (tipe data), metode (operasi), serta relasi antar kelas seperti asosiasi, komposisi, dan dependensi yang menjadi cetak biru langsung bagi struktur tabel basis data relasional. Spesifikasi class diagram ini lebih rinci dibandingkan model C4 karena mencakup detail implementasi kode pada level kelas dan metode.</w:t>
-      </w:r>
-    </w:p>
-    <w:p>
-      <w:pPr>
-        <w:ind w:left="720" w:firstLine="0"/>
-        <w:jc w:val="both"/>
+          <w:sz w:val="24"/>
+          <w:szCs w:val="24"/>
+        </w:rPr>
+      </w:pPr>
+      <w:r>
+        <w:rPr>
+          <w:sz w:val="24"/>
+          <w:szCs w:val="24"/>
+          <w:rtl w:val="0"/>
+        </w:rPr>
+        <w:t xml:space="preserve">Diagram sequence berikut menggambarkan skenario UC-02 (Unggah Dokumen &amp; Formulir), di mana ApplicantController memeriksa duplikasi pengajuan dan ketersediaan kuota divisi, menyimpan data permohonan dengan status pending, mengunggah dokumen persyaratan (CV, Surat Pengantar, Kartu Identitas) ke Supabase Storage melalui SupabaseStorageService, serta mengirimkan notifikasi konfirmasi kepada Pelamar.</w:t>
+      </w:r>
+    </w:p>
+    <w:p>
+      <w:pPr>
+        <w:ind w:left="720" w:firstLine="0"/>
+        <w:jc w:val="both"/>
+        <w:rPr>
+          <w:sz w:val="24"/>
+          <w:szCs w:val="24"/>
+        </w:rPr>
+      </w:pPr>
+      <w:r>
+        <w:rPr>
+          <w:rtl w:val="0"/>
+        </w:rPr>
+      </w:r>
+    </w:p>
+    <w:p>
+      <w:pPr>
+        <w:ind w:left="720" w:firstLine="0"/>
+        <w:jc w:val="center"/>
         <w:rPr>
           <w:sz w:val="24"/>
           <w:szCs w:val="24"/>
@@ -13294,9 +13342,9 @@
         </w:rPr>
         <w:drawing>
           <wp:inline distB="114300" distT="114300" distL="114300" distR="114300">
-            <wp:extent cx="5943600" cy="4241800"/>
+            <wp:extent cx="5739037" cy="5858601"/>
             <wp:effectExtent b="0" l="0" r="0" t="0"/>
-            <wp:docPr id="21" name="image20.png"/>
+            <wp:docPr id="23" name="image20.png"/>
             <a:graphic>
               <a:graphicData uri="http://schemas.openxmlformats.org/drawingml/2006/picture">
                 <pic:pic>
@@ -13306,6 +13354,1093 @@
                   </pic:nvPicPr>
                   <pic:blipFill>
                     <a:blip r:embed="rId21"/>
+                    <a:srcRect b="0" l="0" r="0" t="0"/>
+                    <a:stretch>
+                      <a:fillRect/>
+                    </a:stretch>
+                  </pic:blipFill>
+                  <pic:spPr>
+                    <a:xfrm>
+                      <a:off x="0" y="0"/>
+                      <a:ext cx="5739037" cy="5858601"/>
+                    </a:xfrm>
+                    <a:prstGeom prst="rect"/>
+                    <a:ln/>
+                  </pic:spPr>
+                </pic:pic>
+              </a:graphicData>
+            </a:graphic>
+          </wp:inline>
+        </w:drawing>
+      </w:r>
+      <w:r>
+        <w:rPr>
+          <w:rtl w:val="0"/>
+        </w:rPr>
+      </w:r>
+    </w:p>
+    <w:p>
+      <w:pPr>
+        <w:ind w:left="720" w:firstLine="0"/>
+        <w:jc w:val="center"/>
+        <w:rPr>
+          <w:sz w:val="24"/>
+          <w:szCs w:val="24"/>
+        </w:rPr>
+      </w:pPr>
+      <w:r>
+        <w:rPr>
+          <w:sz w:val="24"/>
+          <w:szCs w:val="24"/>
+          <w:rtl w:val="0"/>
+        </w:rPr>
+        <w:t xml:space="preserve">Gambar 7.c.3 Sequence Diagram Lacak Status Berkas</w:t>
+      </w:r>
+    </w:p>
+    <w:p>
+      <w:pPr>
+        <w:ind w:left="720" w:firstLine="0"/>
+        <w:jc w:val="both"/>
+        <w:rPr>
+          <w:sz w:val="24"/>
+          <w:szCs w:val="24"/>
+        </w:rPr>
+      </w:pPr>
+      <w:r>
+        <w:rPr>
+          <w:sz w:val="24"/>
+          <w:szCs w:val="24"/>
+          <w:rtl w:val="0"/>
+        </w:rPr>
+        <w:t xml:space="preserve">Diagram sequence berikut menggambarkan skenario UC-03 (Lacak Status Berkas), di mana ApplicantController mengambil seluruh data pengajuan milik pelamar melalui relasi Eloquent (division, documents, recommendedDivision) dan menampilkan tahapan evaluasi secara dinamis meliputi status pending, reviewing, accepted, atau rejected beserta detail skor algoritma dan alasan penolakan.</w:t>
+      </w:r>
+    </w:p>
+    <w:p>
+      <w:pPr>
+        <w:ind w:left="720" w:firstLine="0"/>
+        <w:jc w:val="both"/>
+        <w:rPr>
+          <w:sz w:val="24"/>
+          <w:szCs w:val="24"/>
+        </w:rPr>
+      </w:pPr>
+      <w:r>
+        <w:rPr>
+          <w:rtl w:val="0"/>
+        </w:rPr>
+      </w:r>
+    </w:p>
+    <w:p>
+      <w:pPr>
+        <w:ind w:left="720" w:firstLine="0"/>
+        <w:jc w:val="center"/>
+        <w:rPr>
+          <w:sz w:val="24"/>
+          <w:szCs w:val="24"/>
+        </w:rPr>
+      </w:pPr>
+      <w:r>
+        <w:rPr>
+          <w:sz w:val="24"/>
+          <w:szCs w:val="24"/>
+        </w:rPr>
+        <w:drawing>
+          <wp:inline distB="114300" distT="114300" distL="114300" distR="114300">
+            <wp:extent cx="5034804" cy="6253163"/>
+            <wp:effectExtent b="0" l="0" r="0" t="0"/>
+            <wp:docPr id="7" name="image5.png"/>
+            <a:graphic>
+              <a:graphicData uri="http://schemas.openxmlformats.org/drawingml/2006/picture">
+                <pic:pic>
+                  <pic:nvPicPr>
+                    <pic:cNvPr id="0" name="image5.png"/>
+                    <pic:cNvPicPr preferRelativeResize="0"/>
+                  </pic:nvPicPr>
+                  <pic:blipFill>
+                    <a:blip r:embed="rId22"/>
+                    <a:srcRect b="0" l="0" r="0" t="0"/>
+                    <a:stretch>
+                      <a:fillRect/>
+                    </a:stretch>
+                  </pic:blipFill>
+                  <pic:spPr>
+                    <a:xfrm>
+                      <a:off x="0" y="0"/>
+                      <a:ext cx="5034804" cy="6253163"/>
+                    </a:xfrm>
+                    <a:prstGeom prst="rect"/>
+                    <a:ln/>
+                  </pic:spPr>
+                </pic:pic>
+              </a:graphicData>
+            </a:graphic>
+          </wp:inline>
+        </w:drawing>
+      </w:r>
+      <w:r>
+        <w:rPr>
+          <w:sz w:val="24"/>
+          <w:szCs w:val="24"/>
+          <w:rtl w:val="0"/>
+        </w:rPr>
+        <w:t xml:space="preserve"> </w:t>
+      </w:r>
+    </w:p>
+    <w:p>
+      <w:pPr>
+        <w:ind w:left="720" w:firstLine="0"/>
+        <w:jc w:val="both"/>
+        <w:rPr>
+          <w:sz w:val="24"/>
+          <w:szCs w:val="24"/>
+        </w:rPr>
+      </w:pPr>
+      <w:r>
+        <w:rPr>
+          <w:rtl w:val="0"/>
+        </w:rPr>
+      </w:r>
+    </w:p>
+    <w:p>
+      <w:pPr>
+        <w:ind w:left="720" w:firstLine="0"/>
+        <w:jc w:val="center"/>
+        <w:rPr>
+          <w:sz w:val="24"/>
+          <w:szCs w:val="24"/>
+        </w:rPr>
+      </w:pPr>
+      <w:r>
+        <w:rPr>
+          <w:sz w:val="24"/>
+          <w:szCs w:val="24"/>
+          <w:rtl w:val="0"/>
+        </w:rPr>
+        <w:t xml:space="preserve">Gambar 7.c.4 Sequence Diagram Kelola Antrean Pelamar</w:t>
+      </w:r>
+    </w:p>
+    <w:p>
+      <w:pPr>
+        <w:ind w:left="720" w:firstLine="0"/>
+        <w:jc w:val="both"/>
+        <w:rPr>
+          <w:sz w:val="24"/>
+          <w:szCs w:val="24"/>
+        </w:rPr>
+      </w:pPr>
+      <w:r>
+        <w:rPr>
+          <w:sz w:val="24"/>
+          <w:szCs w:val="24"/>
+          <w:rtl w:val="0"/>
+        </w:rPr>
+        <w:t xml:space="preserve">Diagram sequence berikut menggambarkan skenario UC-04 (Kelola Antrean Pelamar), di mana AdminController menampilkan seluruh data pelamar dalam format tabel interaktif yang mendukung penyaringan berdasarkan divisi, status, dan tipe pelamar, pencarian berdasarkan nama atau email, serta pengurutan dinamis dan pagination.</w:t>
+      </w:r>
+    </w:p>
+    <w:p>
+      <w:pPr>
+        <w:ind w:left="720" w:firstLine="0"/>
+        <w:jc w:val="left"/>
+        <w:rPr>
+          <w:sz w:val="24"/>
+          <w:szCs w:val="24"/>
+        </w:rPr>
+      </w:pPr>
+      <w:r>
+        <w:rPr>
+          <w:rtl w:val="0"/>
+        </w:rPr>
+      </w:r>
+    </w:p>
+    <w:p>
+      <w:pPr>
+        <w:ind w:left="720" w:firstLine="0"/>
+        <w:jc w:val="left"/>
+        <w:rPr>
+          <w:sz w:val="24"/>
+          <w:szCs w:val="24"/>
+        </w:rPr>
+      </w:pPr>
+      <w:r>
+        <w:rPr>
+          <w:sz w:val="24"/>
+          <w:szCs w:val="24"/>
+        </w:rPr>
+        <w:drawing>
+          <wp:inline distB="114300" distT="114300" distL="114300" distR="114300">
+            <wp:extent cx="4970810" cy="7605713"/>
+            <wp:effectExtent b="0" l="0" r="0" t="0"/>
+            <wp:docPr id="27" name="image21.png"/>
+            <a:graphic>
+              <a:graphicData uri="http://schemas.openxmlformats.org/drawingml/2006/picture">
+                <pic:pic>
+                  <pic:nvPicPr>
+                    <pic:cNvPr id="0" name="image21.png"/>
+                    <pic:cNvPicPr preferRelativeResize="0"/>
+                  </pic:nvPicPr>
+                  <pic:blipFill>
+                    <a:blip r:embed="rId23"/>
+                    <a:srcRect b="0" l="0" r="0" t="0"/>
+                    <a:stretch>
+                      <a:fillRect/>
+                    </a:stretch>
+                  </pic:blipFill>
+                  <pic:spPr>
+                    <a:xfrm>
+                      <a:off x="0" y="0"/>
+                      <a:ext cx="4970810" cy="7605713"/>
+                    </a:xfrm>
+                    <a:prstGeom prst="rect"/>
+                    <a:ln/>
+                  </pic:spPr>
+                </pic:pic>
+              </a:graphicData>
+            </a:graphic>
+          </wp:inline>
+        </w:drawing>
+      </w:r>
+      <w:r>
+        <w:rPr>
+          <w:rtl w:val="0"/>
+        </w:rPr>
+      </w:r>
+    </w:p>
+    <w:p>
+      <w:pPr>
+        <w:ind w:left="720" w:firstLine="0"/>
+        <w:jc w:val="center"/>
+        <w:rPr>
+          <w:sz w:val="24"/>
+          <w:szCs w:val="24"/>
+        </w:rPr>
+      </w:pPr>
+      <w:r>
+        <w:rPr>
+          <w:sz w:val="24"/>
+          <w:szCs w:val="24"/>
+          <w:rtl w:val="0"/>
+        </w:rPr>
+        <w:t xml:space="preserve">Gambar 7.c.5 Sequence Diagram Eksekusi Algoritma Sortir</w:t>
+      </w:r>
+    </w:p>
+    <w:p>
+      <w:pPr>
+        <w:ind w:left="720" w:firstLine="0"/>
+        <w:jc w:val="center"/>
+        <w:rPr>
+          <w:sz w:val="24"/>
+          <w:szCs w:val="24"/>
+        </w:rPr>
+      </w:pPr>
+      <w:r>
+        <w:rPr>
+          <w:rtl w:val="0"/>
+        </w:rPr>
+      </w:r>
+    </w:p>
+    <w:p>
+      <w:pPr>
+        <w:ind w:left="720" w:firstLine="0"/>
+        <w:jc w:val="both"/>
+        <w:rPr>
+          <w:sz w:val="24"/>
+          <w:szCs w:val="24"/>
+        </w:rPr>
+      </w:pPr>
+      <w:r>
+        <w:rPr>
+          <w:sz w:val="24"/>
+          <w:szCs w:val="24"/>
+          <w:rtl w:val="0"/>
+        </w:rPr>
+        <w:t xml:space="preserve">Diagram sequence berikut menggambarkan skenario UC-05 (Eksekusi Algoritma Sortir), di mana AdminController mengevaluasi pengajuan secara otomatis melalui tiga aturan bisnis (R1: kelengkapan dokumen, R3: ketersediaan kuota divisi, R4: kesesuaian kata kunci menggunakan calculateKeywordScore()) lalu menghasilkan skor dan rekomendasi keputusan sebagai Decision Support System bagi Admin Sekretariat.</w:t>
+      </w:r>
+    </w:p>
+    <w:p>
+      <w:pPr>
+        <w:ind w:left="720" w:firstLine="0"/>
+        <w:jc w:val="left"/>
+        <w:rPr>
+          <w:sz w:val="24"/>
+          <w:szCs w:val="24"/>
+        </w:rPr>
+      </w:pPr>
+      <w:r>
+        <w:rPr>
+          <w:rtl w:val="0"/>
+        </w:rPr>
+      </w:r>
+    </w:p>
+    <w:p>
+      <w:pPr>
+        <w:ind w:left="720" w:firstLine="0"/>
+        <w:jc w:val="left"/>
+        <w:rPr>
+          <w:sz w:val="24"/>
+          <w:szCs w:val="24"/>
+        </w:rPr>
+      </w:pPr>
+      <w:r>
+        <w:rPr>
+          <w:sz w:val="24"/>
+          <w:szCs w:val="24"/>
+        </w:rPr>
+        <w:drawing>
+          <wp:inline distB="114300" distT="114300" distL="114300" distR="114300">
+            <wp:extent cx="5450026" cy="7519988"/>
+            <wp:effectExtent b="0" l="0" r="0" t="0"/>
+            <wp:docPr id="22" name="image19.png"/>
+            <a:graphic>
+              <a:graphicData uri="http://schemas.openxmlformats.org/drawingml/2006/picture">
+                <pic:pic>
+                  <pic:nvPicPr>
+                    <pic:cNvPr id="0" name="image19.png"/>
+                    <pic:cNvPicPr preferRelativeResize="0"/>
+                  </pic:nvPicPr>
+                  <pic:blipFill>
+                    <a:blip r:embed="rId24"/>
+                    <a:srcRect b="0" l="0" r="0" t="0"/>
+                    <a:stretch>
+                      <a:fillRect/>
+                    </a:stretch>
+                  </pic:blipFill>
+                  <pic:spPr>
+                    <a:xfrm>
+                      <a:off x="0" y="0"/>
+                      <a:ext cx="5450026" cy="7519988"/>
+                    </a:xfrm>
+                    <a:prstGeom prst="rect"/>
+                    <a:ln/>
+                  </pic:spPr>
+                </pic:pic>
+              </a:graphicData>
+            </a:graphic>
+          </wp:inline>
+        </w:drawing>
+      </w:r>
+      <w:r>
+        <w:rPr>
+          <w:rtl w:val="0"/>
+        </w:rPr>
+      </w:r>
+    </w:p>
+    <w:p>
+      <w:pPr>
+        <w:ind w:left="720" w:firstLine="0"/>
+        <w:jc w:val="center"/>
+        <w:rPr>
+          <w:sz w:val="24"/>
+          <w:szCs w:val="24"/>
+        </w:rPr>
+      </w:pPr>
+      <w:r>
+        <w:rPr>
+          <w:sz w:val="24"/>
+          <w:szCs w:val="24"/>
+          <w:rtl w:val="0"/>
+        </w:rPr>
+        <w:t xml:space="preserve">Gambar 7.c.6 Sequence Diagram Ubah Status Kelulusan</w:t>
+      </w:r>
+    </w:p>
+    <w:p>
+      <w:pPr>
+        <w:ind w:left="720" w:firstLine="0"/>
+        <w:rPr>
+          <w:sz w:val="24"/>
+          <w:szCs w:val="24"/>
+        </w:rPr>
+      </w:pPr>
+      <w:r>
+        <w:rPr>
+          <w:rtl w:val="0"/>
+        </w:rPr>
+      </w:r>
+    </w:p>
+    <w:p>
+      <w:pPr>
+        <w:ind w:left="720" w:firstLine="0"/>
+        <w:jc w:val="both"/>
+        <w:rPr>
+          <w:sz w:val="24"/>
+          <w:szCs w:val="24"/>
+        </w:rPr>
+      </w:pPr>
+      <w:r>
+        <w:rPr>
+          <w:sz w:val="24"/>
+          <w:szCs w:val="24"/>
+          <w:rtl w:val="0"/>
+        </w:rPr>
+        <w:t xml:space="preserve">Diagram sequence berikut menggambarkan skenario UC-06 (Ubah Status Kelulusan), di mana AdminController memperbarui status pengajuan menjadi accepted atau rejected, mengurangi kuota divisi melalui increment('active_applicants') dan mengevaluasi penguncian otomatis via evaluateR5() jika diterima, serta memicu pengiriman notifikasi hasil keputusan kepada pelamar melalui notifyStatusChange().</w:t>
+      </w:r>
+    </w:p>
+    <w:p>
+      <w:pPr>
+        <w:ind w:left="720" w:firstLine="0"/>
+        <w:jc w:val="both"/>
+        <w:rPr>
+          <w:sz w:val="24"/>
+          <w:szCs w:val="24"/>
+        </w:rPr>
+      </w:pPr>
+      <w:r>
+        <w:rPr>
+          <w:rtl w:val="0"/>
+        </w:rPr>
+      </w:r>
+    </w:p>
+    <w:p>
+      <w:pPr>
+        <w:ind w:left="720" w:firstLine="0"/>
+        <w:jc w:val="both"/>
+        <w:rPr>
+          <w:sz w:val="24"/>
+          <w:szCs w:val="24"/>
+        </w:rPr>
+      </w:pPr>
+      <w:r>
+        <w:rPr>
+          <w:sz w:val="24"/>
+          <w:szCs w:val="24"/>
+        </w:rPr>
+        <w:drawing>
+          <wp:inline distB="114300" distT="114300" distL="114300" distR="114300">
+            <wp:extent cx="5348288" cy="6146147"/>
+            <wp:effectExtent b="0" l="0" r="0" t="0"/>
+            <wp:docPr id="13" name="image31.png"/>
+            <a:graphic>
+              <a:graphicData uri="http://schemas.openxmlformats.org/drawingml/2006/picture">
+                <pic:pic>
+                  <pic:nvPicPr>
+                    <pic:cNvPr id="0" name="image31.png"/>
+                    <pic:cNvPicPr preferRelativeResize="0"/>
+                  </pic:nvPicPr>
+                  <pic:blipFill>
+                    <a:blip r:embed="rId25"/>
+                    <a:srcRect b="0" l="0" r="0" t="0"/>
+                    <a:stretch>
+                      <a:fillRect/>
+                    </a:stretch>
+                  </pic:blipFill>
+                  <pic:spPr>
+                    <a:xfrm>
+                      <a:off x="0" y="0"/>
+                      <a:ext cx="5348288" cy="6146147"/>
+                    </a:xfrm>
+                    <a:prstGeom prst="rect"/>
+                    <a:ln/>
+                  </pic:spPr>
+                </pic:pic>
+              </a:graphicData>
+            </a:graphic>
+          </wp:inline>
+        </w:drawing>
+      </w:r>
+      <w:r>
+        <w:rPr>
+          <w:rtl w:val="0"/>
+        </w:rPr>
+      </w:r>
+    </w:p>
+    <w:p>
+      <w:pPr>
+        <w:ind w:left="720" w:firstLine="0"/>
+        <w:rPr>
+          <w:sz w:val="24"/>
+          <w:szCs w:val="24"/>
+        </w:rPr>
+      </w:pPr>
+      <w:r>
+        <w:rPr>
+          <w:rtl w:val="0"/>
+        </w:rPr>
+      </w:r>
+    </w:p>
+    <w:p>
+      <w:pPr>
+        <w:ind w:left="720" w:firstLine="0"/>
+        <w:jc w:val="center"/>
+        <w:rPr>
+          <w:sz w:val="24"/>
+          <w:szCs w:val="24"/>
+        </w:rPr>
+      </w:pPr>
+      <w:r>
+        <w:rPr>
+          <w:sz w:val="24"/>
+          <w:szCs w:val="24"/>
+          <w:rtl w:val="0"/>
+        </w:rPr>
+        <w:t xml:space="preserve">Gambar 7.c.7 Sequence Diagram Kelola Kuota Divisi</w:t>
+      </w:r>
+    </w:p>
+    <w:p>
+      <w:pPr>
+        <w:ind w:left="720" w:firstLine="0"/>
+        <w:jc w:val="both"/>
+        <w:rPr>
+          <w:sz w:val="24"/>
+          <w:szCs w:val="24"/>
+        </w:rPr>
+      </w:pPr>
+      <w:r>
+        <w:rPr>
+          <w:sz w:val="24"/>
+          <w:szCs w:val="24"/>
+          <w:rtl w:val="0"/>
+        </w:rPr>
+        <w:t xml:space="preserve">Diagram sequence berikut menggambarkan skenario UC-07 (Kelola Kuota Divisi), di mana AdminController menampilkan statistik seluruh divisi beserta jumlah pelamar per-status, memperbarui batas kuota maksimal melalui UpdateDivisionRequest, dan mengevaluasi penguncian otomatis divisi melalui evaluateR5() apabila jumlah peserta aktif telah mencapai kapasitas yang ditetapkan.</w:t>
+      </w:r>
+    </w:p>
+    <w:p>
+      <w:pPr>
+        <w:ind w:left="720" w:firstLine="0"/>
+        <w:jc w:val="both"/>
+        <w:rPr>
+          <w:sz w:val="24"/>
+          <w:szCs w:val="24"/>
+        </w:rPr>
+      </w:pPr>
+      <w:r>
+        <w:rPr>
+          <w:rtl w:val="0"/>
+        </w:rPr>
+      </w:r>
+    </w:p>
+    <w:p>
+      <w:pPr>
+        <w:ind w:left="720" w:firstLine="0"/>
+        <w:jc w:val="both"/>
+        <w:rPr>
+          <w:sz w:val="24"/>
+          <w:szCs w:val="24"/>
+        </w:rPr>
+      </w:pPr>
+      <w:r>
+        <w:rPr>
+          <w:sz w:val="24"/>
+          <w:szCs w:val="24"/>
+        </w:rPr>
+        <w:drawing>
+          <wp:inline distB="114300" distT="114300" distL="114300" distR="114300">
+            <wp:extent cx="5241055" cy="7567613"/>
+            <wp:effectExtent b="0" l="0" r="0" t="0"/>
+            <wp:docPr id="28" name="image27.png"/>
+            <a:graphic>
+              <a:graphicData uri="http://schemas.openxmlformats.org/drawingml/2006/picture">
+                <pic:pic>
+                  <pic:nvPicPr>
+                    <pic:cNvPr id="0" name="image27.png"/>
+                    <pic:cNvPicPr preferRelativeResize="0"/>
+                  </pic:nvPicPr>
+                  <pic:blipFill>
+                    <a:blip r:embed="rId26"/>
+                    <a:srcRect b="0" l="0" r="0" t="0"/>
+                    <a:stretch>
+                      <a:fillRect/>
+                    </a:stretch>
+                  </pic:blipFill>
+                  <pic:spPr>
+                    <a:xfrm>
+                      <a:off x="0" y="0"/>
+                      <a:ext cx="5241055" cy="7567613"/>
+                    </a:xfrm>
+                    <a:prstGeom prst="rect"/>
+                    <a:ln/>
+                  </pic:spPr>
+                </pic:pic>
+              </a:graphicData>
+            </a:graphic>
+          </wp:inline>
+        </w:drawing>
+      </w:r>
+      <w:r>
+        <w:rPr>
+          <w:rtl w:val="0"/>
+        </w:rPr>
+      </w:r>
+    </w:p>
+    <w:p>
+      <w:pPr>
+        <w:ind w:left="720" w:firstLine="0"/>
+        <w:jc w:val="center"/>
+        <w:rPr>
+          <w:sz w:val="24"/>
+          <w:szCs w:val="24"/>
+        </w:rPr>
+      </w:pPr>
+      <w:r>
+        <w:rPr>
+          <w:sz w:val="24"/>
+          <w:szCs w:val="24"/>
+          <w:rtl w:val="0"/>
+        </w:rPr>
+        <w:t xml:space="preserve">Gambar 7.c.8 Sequence Diagram Tinjau Dasbor Analitik</w:t>
+      </w:r>
+    </w:p>
+    <w:p>
+      <w:pPr>
+        <w:ind w:left="720" w:firstLine="0"/>
+        <w:rPr>
+          <w:sz w:val="24"/>
+          <w:szCs w:val="24"/>
+        </w:rPr>
+      </w:pPr>
+      <w:r>
+        <w:rPr>
+          <w:rtl w:val="0"/>
+        </w:rPr>
+      </w:r>
+    </w:p>
+    <w:p>
+      <w:pPr>
+        <w:ind w:left="720" w:firstLine="0"/>
+        <w:jc w:val="both"/>
+        <w:rPr>
+          <w:sz w:val="24"/>
+          <w:szCs w:val="24"/>
+        </w:rPr>
+      </w:pPr>
+      <w:r>
+        <w:rPr>
+          <w:sz w:val="24"/>
+          <w:szCs w:val="24"/>
+          <w:rtl w:val="0"/>
+        </w:rPr>
+        <w:t xml:space="preserve">Diagram sequence berikut menggambarkan skenario UC-08 (Tinjau Dasbor Analitik), di mana HeadController mengambil data statistik agregat mencakup total pelamar per-status, distribusi per-divisi, breakdown tipe pelamar, tren bulanan 12 bulan terakhir, serta persentase kapasitas divisi untuk ditampilkan dalam grafik interaktif pada dashboard Pimpinan Bidang.</w:t>
+      </w:r>
+    </w:p>
+    <w:p>
+      <w:pPr>
+        <w:ind w:left="720" w:firstLine="0"/>
+        <w:jc w:val="both"/>
+        <w:rPr>
+          <w:sz w:val="24"/>
+          <w:szCs w:val="24"/>
+        </w:rPr>
+      </w:pPr>
+      <w:r>
+        <w:rPr>
+          <w:rtl w:val="0"/>
+        </w:rPr>
+      </w:r>
+    </w:p>
+    <w:p>
+      <w:pPr>
+        <w:ind w:left="720" w:firstLine="0"/>
+        <w:jc w:val="both"/>
+        <w:rPr>
+          <w:sz w:val="24"/>
+          <w:szCs w:val="24"/>
+        </w:rPr>
+      </w:pPr>
+      <w:r>
+        <w:rPr>
+          <w:sz w:val="24"/>
+          <w:szCs w:val="24"/>
+        </w:rPr>
+        <w:drawing>
+          <wp:inline distB="114300" distT="114300" distL="114300" distR="114300">
+            <wp:extent cx="5940000" cy="7315200"/>
+            <wp:effectExtent b="0" l="0" r="0" t="0"/>
+            <wp:docPr id="1" name="image16.png"/>
+            <a:graphic>
+              <a:graphicData uri="http://schemas.openxmlformats.org/drawingml/2006/picture">
+                <pic:pic>
+                  <pic:nvPicPr>
+                    <pic:cNvPr id="0" name="image16.png"/>
+                    <pic:cNvPicPr preferRelativeResize="0"/>
+                  </pic:nvPicPr>
+                  <pic:blipFill>
+                    <a:blip r:embed="rId27"/>
+                    <a:srcRect b="0" l="0" r="0" t="0"/>
+                    <a:stretch>
+                      <a:fillRect/>
+                    </a:stretch>
+                  </pic:blipFill>
+                  <pic:spPr>
+                    <a:xfrm>
+                      <a:off x="0" y="0"/>
+                      <a:ext cx="5940000" cy="7315200"/>
+                    </a:xfrm>
+                    <a:prstGeom prst="rect"/>
+                    <a:ln/>
+                  </pic:spPr>
+                </pic:pic>
+              </a:graphicData>
+            </a:graphic>
+          </wp:inline>
+        </w:drawing>
+      </w:r>
+      <w:r>
+        <w:rPr>
+          <w:rtl w:val="0"/>
+        </w:rPr>
+      </w:r>
+    </w:p>
+    <w:p>
+      <w:pPr>
+        <w:ind w:left="720" w:firstLine="0"/>
+        <w:jc w:val="both"/>
+        <w:rPr>
+          <w:sz w:val="24"/>
+          <w:szCs w:val="24"/>
+        </w:rPr>
+      </w:pPr>
+      <w:r>
+        <w:rPr>
+          <w:rtl w:val="0"/>
+        </w:rPr>
+      </w:r>
+    </w:p>
+    <w:p>
+      <w:pPr>
+        <w:ind w:left="720" w:firstLine="0"/>
+        <w:jc w:val="both"/>
+        <w:rPr>
+          <w:sz w:val="24"/>
+          <w:szCs w:val="24"/>
+        </w:rPr>
+      </w:pPr>
+      <w:r>
+        <w:rPr>
+          <w:rtl w:val="0"/>
+        </w:rPr>
+      </w:r>
+    </w:p>
+    <w:p>
+      <w:pPr>
+        <w:ind w:left="720" w:firstLine="0"/>
+        <w:jc w:val="center"/>
+        <w:rPr>
+          <w:sz w:val="24"/>
+          <w:szCs w:val="24"/>
+        </w:rPr>
+      </w:pPr>
+      <w:r>
+        <w:rPr>
+          <w:sz w:val="24"/>
+          <w:szCs w:val="24"/>
+          <w:rtl w:val="0"/>
+        </w:rPr>
+        <w:t xml:space="preserve">Gambar 7.c.9 Sequence Diagram Ekspor Rekap Data</w:t>
+      </w:r>
+    </w:p>
+    <w:p>
+      <w:pPr>
+        <w:ind w:left="720" w:firstLine="0"/>
+        <w:jc w:val="both"/>
+        <w:rPr>
+          <w:sz w:val="24"/>
+          <w:szCs w:val="24"/>
+        </w:rPr>
+      </w:pPr>
+      <w:r>
+        <w:rPr>
+          <w:rtl w:val="0"/>
+        </w:rPr>
+      </w:r>
+    </w:p>
+    <w:p>
+      <w:pPr>
+        <w:ind w:left="720" w:firstLine="0"/>
+        <w:jc w:val="both"/>
+        <w:rPr>
+          <w:sz w:val="24"/>
+          <w:szCs w:val="24"/>
+        </w:rPr>
+      </w:pPr>
+      <w:r>
+        <w:rPr>
+          <w:sz w:val="24"/>
+          <w:szCs w:val="24"/>
+          <w:rtl w:val="0"/>
+        </w:rPr>
+        <w:t xml:space="preserve">Diagram sequence berikut menggambarkan skenario UC-09 (Ekspor Rekap Data), di mana HeadController memfilter data pengajuan sesuai parameter yang dipilih Pimpinan Bidang (status, divisi, rentang tanggal, tipe pelamar), membangkitkan file .xlsx berformat laporan 17 kolom menggunakan PhpSpreadsheet, dan mengirimkannya sebagai BinaryFileResponse yang terunduh langsung ke perangkat pengguna.</w:t>
+      </w:r>
+    </w:p>
+    <w:p>
+      <w:pPr>
+        <w:ind w:left="720" w:firstLine="0"/>
+        <w:jc w:val="both"/>
+        <w:rPr>
+          <w:sz w:val="24"/>
+          <w:szCs w:val="24"/>
+        </w:rPr>
+      </w:pPr>
+      <w:r>
+        <w:rPr>
+          <w:rtl w:val="0"/>
+        </w:rPr>
+      </w:r>
+    </w:p>
+    <w:p>
+      <w:pPr>
+        <w:ind w:left="720" w:firstLine="0"/>
+        <w:jc w:val="both"/>
+        <w:rPr>
+          <w:sz w:val="24"/>
+          <w:szCs w:val="24"/>
+        </w:rPr>
+      </w:pPr>
+      <w:r>
+        <w:rPr>
+          <w:sz w:val="24"/>
+          <w:szCs w:val="24"/>
+        </w:rPr>
+        <w:drawing>
+          <wp:inline distB="114300" distT="114300" distL="114300" distR="114300">
+            <wp:extent cx="5627141" cy="7367588"/>
+            <wp:effectExtent b="0" l="0" r="0" t="0"/>
+            <wp:docPr id="4" name="image26.png"/>
+            <a:graphic>
+              <a:graphicData uri="http://schemas.openxmlformats.org/drawingml/2006/picture">
+                <pic:pic>
+                  <pic:nvPicPr>
+                    <pic:cNvPr id="0" name="image26.png"/>
+                    <pic:cNvPicPr preferRelativeResize="0"/>
+                  </pic:nvPicPr>
+                  <pic:blipFill>
+                    <a:blip r:embed="rId28"/>
+                    <a:srcRect b="0" l="0" r="0" t="0"/>
+                    <a:stretch>
+                      <a:fillRect/>
+                    </a:stretch>
+                  </pic:blipFill>
+                  <pic:spPr>
+                    <a:xfrm>
+                      <a:off x="0" y="0"/>
+                      <a:ext cx="5627141" cy="7367588"/>
+                    </a:xfrm>
+                    <a:prstGeom prst="rect"/>
+                    <a:ln/>
+                  </pic:spPr>
+                </pic:pic>
+              </a:graphicData>
+            </a:graphic>
+          </wp:inline>
+        </w:drawing>
+      </w:r>
+      <w:r>
+        <w:rPr>
+          <w:rtl w:val="0"/>
+        </w:rPr>
+      </w:r>
+    </w:p>
+    <w:p>
+      <w:pPr>
+        <w:ind w:left="720" w:firstLine="0"/>
+        <w:jc w:val="both"/>
+        <w:rPr>
+          <w:sz w:val="24"/>
+          <w:szCs w:val="24"/>
+        </w:rPr>
+      </w:pPr>
+      <w:r>
+        <w:rPr>
+          <w:rtl w:val="0"/>
+        </w:rPr>
+      </w:r>
+    </w:p>
+    <w:p>
+      <w:pPr>
+        <w:ind w:left="720" w:firstLine="0"/>
+        <w:jc w:val="center"/>
+        <w:rPr>
+          <w:sz w:val="24"/>
+          <w:szCs w:val="24"/>
+        </w:rPr>
+      </w:pPr>
+      <w:r>
+        <w:rPr>
+          <w:sz w:val="24"/>
+          <w:szCs w:val="24"/>
+          <w:rtl w:val="0"/>
+        </w:rPr>
+        <w:t xml:space="preserve">Gambar 7.c.10 Sequence Diagram Kirim Notifikasi Otomatis</w:t>
+      </w:r>
+    </w:p>
+    <w:p>
+      <w:pPr>
+        <w:ind w:left="720" w:firstLine="0"/>
+        <w:jc w:val="both"/>
+        <w:rPr>
+          <w:sz w:val="24"/>
+          <w:szCs w:val="24"/>
+        </w:rPr>
+      </w:pPr>
+      <w:r>
+        <w:rPr>
+          <w:rtl w:val="0"/>
+        </w:rPr>
+      </w:r>
+    </w:p>
+    <w:p>
+      <w:pPr>
+        <w:ind w:left="720" w:firstLine="0"/>
+        <w:jc w:val="both"/>
+        <w:rPr>
+          <w:sz w:val="24"/>
+          <w:szCs w:val="24"/>
+        </w:rPr>
+      </w:pPr>
+      <w:r>
+        <w:rPr>
+          <w:sz w:val="24"/>
+          <w:szCs w:val="24"/>
+          <w:rtl w:val="0"/>
+        </w:rPr>
+        <w:t xml:space="preserve">Diagram sequence berikut menggambarkan skenario UC-10 (Kirim Notifikasi Otomatis), di mana fungsi helper global sendNotification() dan notifyStatusChange() dipanggil oleh berbagai controller pada setiap perubahan status pengajuan untuk menyimpan rekaman notifikasi ke database dan menampilkannya secara real-time pada halaman notifikasi pelamar melalui ApplicantController::notifications().</w:t>
+      </w:r>
+    </w:p>
+    <w:p>
+      <w:pPr>
+        <w:ind w:left="720" w:firstLine="0"/>
+        <w:jc w:val="both"/>
+        <w:rPr>
+          <w:sz w:val="24"/>
+          <w:szCs w:val="24"/>
+        </w:rPr>
+      </w:pPr>
+      <w:r>
+        <w:rPr>
+          <w:rtl w:val="0"/>
+        </w:rPr>
+      </w:r>
+    </w:p>
+    <w:p>
+      <w:pPr>
+        <w:ind w:left="720" w:firstLine="0"/>
+        <w:jc w:val="both"/>
+        <w:rPr>
+          <w:sz w:val="24"/>
+          <w:szCs w:val="24"/>
+        </w:rPr>
+      </w:pPr>
+      <w:r>
+        <w:rPr>
+          <w:rtl w:val="0"/>
+        </w:rPr>
+      </w:r>
+    </w:p>
+    <w:p>
+      <w:pPr>
+        <w:ind w:left="720" w:firstLine="0"/>
+        <w:rPr>
+          <w:sz w:val="24"/>
+          <w:szCs w:val="24"/>
+        </w:rPr>
+      </w:pPr>
+      <w:r>
+        <w:rPr>
+          <w:rtl w:val="0"/>
+        </w:rPr>
+      </w:r>
+    </w:p>
+    <w:p>
+      <w:pPr>
+        <w:ind w:left="720" w:firstLine="0"/>
+        <w:jc w:val="left"/>
+        <w:rPr>
+          <w:sz w:val="24"/>
+          <w:szCs w:val="24"/>
+        </w:rPr>
+      </w:pPr>
+      <w:r>
+        <w:rPr>
+          <w:rtl w:val="0"/>
+        </w:rPr>
+      </w:r>
+    </w:p>
+    <w:p>
+      <w:pPr>
+        <w:ind w:left="720" w:firstLine="0"/>
+        <w:jc w:val="both"/>
+        <w:rPr>
+          <w:i w:val="1"/>
+          <w:iCs w:val="1"/>
+          <w:sz w:val="24"/>
+          <w:szCs w:val="24"/>
+          <w:shd w:fill="d9d9d9" w:val="clear"/>
+        </w:rPr>
+      </w:pPr>
+      <w:r>
+        <w:rPr>
+          <w:rtl w:val="0"/>
+        </w:rPr>
+      </w:r>
+    </w:p>
+    <w:p>
+      <w:pPr>
+        <w:pStyle w:val="Heading2"/>
+        <w:numPr>
+          <w:ilvl w:val="1"/>
+          <w:numId w:val="1"/>
+        </w:numPr>
+        <w:spacing w:after="0" w:before="0" w:lineRule="auto"/>
+        <w:ind w:left="720" w:hanging="360"/>
+        <w:rPr>
+          <w:sz w:val="24"/>
+          <w:szCs w:val="24"/>
+        </w:rPr>
+      </w:pPr>
+      <w:bookmarkStart w:colFirst="0" w:colLast="0" w:name="_590qe34duzkt" w:id="52"/>
+      <w:bookmarkEnd w:id="52"/>
+      <w:r>
+        <w:rPr>
+          <w:sz w:val="24"/>
+          <w:szCs w:val="24"/>
+          <w:rtl w:val="0"/>
+        </w:rPr>
+        <w:t xml:space="preserve">Class Diagram</w:t>
+      </w:r>
+    </w:p>
+    <w:p>
+      <w:pPr>
+        <w:ind w:left="720" w:firstLine="0"/>
+        <w:jc w:val="both"/>
+        <w:rPr>
+          <w:sz w:val="24"/>
+          <w:szCs w:val="24"/>
+        </w:rPr>
+      </w:pPr>
+      <w:r>
+        <w:rPr>
+          <w:sz w:val="24"/>
+          <w:szCs w:val="24"/>
+          <w:rtl w:val="0"/>
+        </w:rPr>
+        <w:t xml:space="preserve">Class Diagram memetakan seluruh entitas data dan hubungan struktural antar kelas yang membentuk sistem e-Internship Dishub dari perspektif pemrograman berorientasi objek. Diagram ini menjabarkan atribut (tipe data), metode (operasi), serta relasi antar kelas seperti asosiasi, komposisi, dan dependensi yang menjadi cetak biru langsung bagi struktur tabel basis data relasional. Spesifikasi class diagram ini lebih rinci dibandingkan model C4 karena mencakup detail implementasi kode pada level kelas dan metode.</w:t>
+      </w:r>
+    </w:p>
+    <w:p>
+      <w:pPr>
+        <w:ind w:left="720" w:firstLine="0"/>
+        <w:jc w:val="both"/>
+        <w:rPr>
+          <w:sz w:val="24"/>
+          <w:szCs w:val="24"/>
+        </w:rPr>
+      </w:pPr>
+      <w:r>
+        <w:rPr>
+          <w:sz w:val="24"/>
+          <w:szCs w:val="24"/>
+        </w:rPr>
+        <w:drawing>
+          <wp:inline distB="114300" distT="114300" distL="114300" distR="114300">
+            <wp:extent cx="5943600" cy="4241800"/>
+            <wp:effectExtent b="0" l="0" r="0" t="0"/>
+            <wp:docPr id="26" name="image28.png"/>
+            <a:graphic>
+              <a:graphicData uri="http://schemas.openxmlformats.org/drawingml/2006/picture">
+                <pic:pic>
+                  <pic:nvPicPr>
+                    <pic:cNvPr id="0" name="image28.png"/>
+                    <pic:cNvPicPr preferRelativeResize="0"/>
+                  </pic:nvPicPr>
+                  <pic:blipFill>
+                    <a:blip r:embed="rId29"/>
                     <a:srcRect b="0" l="0" r="0" t="0"/>
                     <a:stretch>
                       <a:fillRect/>
@@ -13402,8 +14537,8 @@
           <w:szCs w:val="24"/>
         </w:rPr>
       </w:pPr>
-      <w:bookmarkStart w:colFirst="0" w:colLast="0" w:name="_odwmgg2c1j0t" w:id="46"/>
-      <w:bookmarkEnd w:id="46"/>
+      <w:bookmarkStart w:colFirst="0" w:colLast="0" w:name="_odwmgg2c1j0t" w:id="53"/>
+      <w:bookmarkEnd w:id="53"/>
       <w:r>
         <w:rPr>
           <w:sz w:val="24"/>
@@ -13451,7 +14586,7 @@
           <wp:inline distB="114300" distT="114300" distL="114300" distR="114300">
             <wp:extent cx="5943600" cy="2717800"/>
             <wp:effectExtent b="0" l="0" r="0" t="0"/>
-            <wp:docPr id="2" name="image1.png"/>
+            <wp:docPr id="5" name="image1.png"/>
             <a:graphic>
               <a:graphicData uri="http://schemas.openxmlformats.org/drawingml/2006/picture">
                 <pic:pic>
@@ -13460,7 +14595,7 @@
                     <pic:cNvPicPr preferRelativeResize="0"/>
                   </pic:nvPicPr>
                   <pic:blipFill>
-                    <a:blip r:embed="rId22"/>
+                    <a:blip r:embed="rId30"/>
                     <a:srcRect b="0" l="0" r="0" t="0"/>
                     <a:stretch>
                       <a:fillRect/>
@@ -13939,16 +15074,16 @@
           <wp:inline distB="114300" distT="114300" distL="114300" distR="114300">
             <wp:extent cx="4938713" cy="4028533"/>
             <wp:effectExtent b="0" l="0" r="0" t="0"/>
-            <wp:docPr id="6" name="image10.png"/>
+            <wp:docPr id="11" name="image3.png"/>
             <a:graphic>
               <a:graphicData uri="http://schemas.openxmlformats.org/drawingml/2006/picture">
                 <pic:pic>
                   <pic:nvPicPr>
-                    <pic:cNvPr id="0" name="image10.png"/>
+                    <pic:cNvPr id="0" name="image3.png"/>
                     <pic:cNvPicPr preferRelativeResize="0"/>
                   </pic:nvPicPr>
                   <pic:blipFill>
-                    <a:blip r:embed="rId23"/>
+                    <a:blip r:embed="rId31"/>
                     <a:srcRect b="0" l="0" r="0" t="0"/>
                     <a:stretch>
                       <a:fillRect/>
@@ -14091,16 +15226,16 @@
           <wp:inline distB="114300" distT="114300" distL="114300" distR="114300">
             <wp:extent cx="5943600" cy="4394200"/>
             <wp:effectExtent b="0" l="0" r="0" t="0"/>
-            <wp:docPr id="11" name="image7.png"/>
+            <wp:docPr id="19" name="image4.png"/>
             <a:graphic>
               <a:graphicData uri="http://schemas.openxmlformats.org/drawingml/2006/picture">
                 <pic:pic>
                   <pic:nvPicPr>
-                    <pic:cNvPr id="0" name="image7.png"/>
+                    <pic:cNvPr id="0" name="image4.png"/>
                     <pic:cNvPicPr preferRelativeResize="0"/>
                   </pic:nvPicPr>
                   <pic:blipFill>
-                    <a:blip r:embed="rId24"/>
+                    <a:blip r:embed="rId32"/>
                     <a:srcRect b="0" l="0" r="0" t="0"/>
                     <a:stretch>
                       <a:fillRect/>
@@ -14183,16 +15318,16 @@
           <wp:inline distB="114300" distT="114300" distL="114300" distR="114300">
             <wp:extent cx="2486025" cy="3498433"/>
             <wp:effectExtent b="0" l="0" r="0" t="0"/>
-            <wp:docPr id="20" name="image2.png"/>
+            <wp:docPr id="25" name="image29.png"/>
             <a:graphic>
               <a:graphicData uri="http://schemas.openxmlformats.org/drawingml/2006/picture">
                 <pic:pic>
                   <pic:nvPicPr>
-                    <pic:cNvPr id="0" name="image2.png"/>
+                    <pic:cNvPr id="0" name="image29.png"/>
                     <pic:cNvPicPr preferRelativeResize="0"/>
                   </pic:nvPicPr>
                   <pic:blipFill>
-                    <a:blip r:embed="rId25"/>
+                    <a:blip r:embed="rId33"/>
                     <a:srcRect b="0" l="0" r="0" t="0"/>
                     <a:stretch>
                       <a:fillRect/>
@@ -14275,16 +15410,16 @@
           <wp:inline distB="114300" distT="114300" distL="114300" distR="114300">
             <wp:extent cx="4582672" cy="3434321"/>
             <wp:effectExtent b="0" l="0" r="0" t="0"/>
-            <wp:docPr id="13" name="image16.png"/>
+            <wp:docPr id="21" name="image2.png"/>
             <a:graphic>
               <a:graphicData uri="http://schemas.openxmlformats.org/drawingml/2006/picture">
                 <pic:pic>
                   <pic:nvPicPr>
-                    <pic:cNvPr id="0" name="image16.png"/>
+                    <pic:cNvPr id="0" name="image2.png"/>
                     <pic:cNvPicPr preferRelativeResize="0"/>
                   </pic:nvPicPr>
                   <pic:blipFill>
-                    <a:blip r:embed="rId26"/>
+                    <a:blip r:embed="rId34"/>
                     <a:srcRect b="0" l="0" r="0" t="0"/>
                     <a:stretch>
                       <a:fillRect/>
@@ -14383,16 +15518,16 @@
           <wp:inline distB="114300" distT="114300" distL="114300" distR="114300">
             <wp:extent cx="2905125" cy="4029690"/>
             <wp:effectExtent b="0" l="0" r="0" t="0"/>
-            <wp:docPr id="4" name="image12.png"/>
+            <wp:docPr id="6" name="image7.png"/>
             <a:graphic>
               <a:graphicData uri="http://schemas.openxmlformats.org/drawingml/2006/picture">
                 <pic:pic>
                   <pic:nvPicPr>
-                    <pic:cNvPr id="0" name="image12.png"/>
+                    <pic:cNvPr id="0" name="image7.png"/>
                     <pic:cNvPicPr preferRelativeResize="0"/>
                   </pic:nvPicPr>
                   <pic:blipFill>
-                    <a:blip r:embed="rId27"/>
+                    <a:blip r:embed="rId35"/>
                     <a:srcRect b="0" l="0" r="0" t="0"/>
                     <a:stretch>
                       <a:fillRect/>
@@ -14491,16 +15626,16 @@
           <wp:inline distB="114300" distT="114300" distL="114300" distR="114300">
             <wp:extent cx="4533900" cy="1817346"/>
             <wp:effectExtent b="0" l="0" r="0" t="0"/>
-            <wp:docPr id="19" name="image3.png"/>
+            <wp:docPr id="24" name="image23.png"/>
             <a:graphic>
               <a:graphicData uri="http://schemas.openxmlformats.org/drawingml/2006/picture">
                 <pic:pic>
                   <pic:nvPicPr>
-                    <pic:cNvPr id="0" name="image3.png"/>
+                    <pic:cNvPr id="0" name="image23.png"/>
                     <pic:cNvPicPr preferRelativeResize="0"/>
                   </pic:nvPicPr>
                   <pic:blipFill>
-                    <a:blip r:embed="rId28"/>
+                    <a:blip r:embed="rId36"/>
                     <a:srcRect b="0" l="0" r="0" t="0"/>
                     <a:stretch>
                       <a:fillRect/>
@@ -14583,16 +15718,16 @@
           <wp:inline distB="114300" distT="114300" distL="114300" distR="114300">
             <wp:extent cx="2573550" cy="3784034"/>
             <wp:effectExtent b="0" l="0" r="0" t="0"/>
-            <wp:docPr id="23" name="image18.png"/>
+            <wp:docPr id="30" name="image22.png"/>
             <a:graphic>
               <a:graphicData uri="http://schemas.openxmlformats.org/drawingml/2006/picture">
                 <pic:pic>
                   <pic:nvPicPr>
-                    <pic:cNvPr id="0" name="image18.png"/>
+                    <pic:cNvPr id="0" name="image22.png"/>
                     <pic:cNvPicPr preferRelativeResize="0"/>
                   </pic:nvPicPr>
                   <pic:blipFill>
-                    <a:blip r:embed="rId29"/>
+                    <a:blip r:embed="rId37"/>
                     <a:srcRect b="0" l="0" r="0" t="0"/>
                     <a:stretch>
                       <a:fillRect/>
@@ -14675,16 +15810,16 @@
           <wp:inline distB="114300" distT="114300" distL="114300" distR="114300">
             <wp:extent cx="3499491" cy="4567238"/>
             <wp:effectExtent b="0" l="0" r="0" t="0"/>
-            <wp:docPr id="9" name="image6.png"/>
+            <wp:docPr id="16" name="image11.png"/>
             <a:graphic>
               <a:graphicData uri="http://schemas.openxmlformats.org/drawingml/2006/picture">
                 <pic:pic>
                   <pic:nvPicPr>
-                    <pic:cNvPr id="0" name="image6.png"/>
+                    <pic:cNvPr id="0" name="image11.png"/>
                     <pic:cNvPicPr preferRelativeResize="0"/>
                   </pic:nvPicPr>
                   <pic:blipFill>
-                    <a:blip r:embed="rId30"/>
+                    <a:blip r:embed="rId38"/>
                     <a:srcRect b="0" l="0" r="0" t="0"/>
                     <a:stretch>
                       <a:fillRect/>
@@ -14794,8 +15929,8 @@
           <w:szCs w:val="24"/>
         </w:rPr>
       </w:pPr>
-      <w:bookmarkStart w:colFirst="0" w:colLast="0" w:name="_2ziiwzf4c9yn" w:id="47"/>
-      <w:bookmarkEnd w:id="47"/>
+      <w:bookmarkStart w:colFirst="0" w:colLast="0" w:name="_2ziiwzf4c9yn" w:id="54"/>
+      <w:bookmarkEnd w:id="54"/>
       <w:r>
         <w:rPr>
           <w:sz w:val="24"/>
@@ -14819,8 +15954,8 @@
           <w:szCs w:val="24"/>
         </w:rPr>
       </w:pPr>
-      <w:bookmarkStart w:colFirst="0" w:colLast="0" w:name="_wp3qrir0knzq" w:id="48"/>
-      <w:bookmarkEnd w:id="48"/>
+      <w:bookmarkStart w:colFirst="0" w:colLast="0" w:name="_wp3qrir0knzq" w:id="55"/>
+      <w:bookmarkEnd w:id="55"/>
       <w:r>
         <w:rPr>
           <w:sz w:val="24"/>
@@ -14835,7 +15970,7 @@
         <w:ind w:left="720" w:firstLine="0"/>
         <w:rPr/>
       </w:pPr>
-      <w:hyperlink r:id="rId31">
+      <w:hyperlink r:id="rId39">
         <w:r>
           <w:rPr>
             <w:color w:val="1155cc"/>
@@ -14874,7 +16009,7 @@
           <w:szCs w:val="24"/>
           <w:rtl w:val="0"/>
         </w:rPr>
-        <w:t xml:space="preserve">emegang peran sentral dalam pengembangan antarmuka web, pengelolaan basis data relasional, serta pemeliharaan infrastruktur repositori kode (DevOps). Pekerjaan esensial Ramandika adalah membangun layanan backend (API) dan menghubungkan model AI buatan Farhan ke dalam operasional Fitur Dasbor Antrean Pelamar. Selain itu, Dika diwajibkan untuk mengembangkan fitur-fitur transaksional lainnya, seperti autentikasi dan manajemen kuota, serta memastikan seluruh pembaruan kode terintegrasi dengan baik di dalam repositori GitHub.</w:t>
+        <w:t xml:space="preserve">emegang peran sentral dalam pengembangan antarmuka web, pengelolaan basis data relasional, serta pemeliharaan infrastruktur repositori kode (DevOps). Pekerjaan esensial Ramandika adalah membangun layanan backend (API) dan menghubungkan model Rule Based buatan Farhan ke dalam operasional Fitur Dasbor Antrean Pelamar. Selain itu, Dika diwajibkan untuk mengembangkan fitur-fitur transaksional lainnya, seperti autentikasi dan manajemen kuota, serta memastikan seluruh pembaruan kode terintegrasi dengan baik di dalam repositori GitHub.</w:t>
       </w:r>
       <w:r>
         <w:rPr>
@@ -14896,15 +16031,15 @@
           <w:szCs w:val="24"/>
         </w:rPr>
       </w:pPr>
-      <w:bookmarkStart w:colFirst="0" w:colLast="0" w:name="_dby2vhxa9xti" w:id="49"/>
-      <w:bookmarkEnd w:id="49"/>
-      <w:r>
-        <w:rPr>
-          <w:sz w:val="24"/>
-          <w:szCs w:val="24"/>
-          <w:rtl w:val="0"/>
-        </w:rPr>
-        <w:t xml:space="preserve">M. Farhan Maheswara</w:t>
+      <w:bookmarkStart w:colFirst="0" w:colLast="0" w:name="_dby2vhxa9xti" w:id="56"/>
+      <w:bookmarkEnd w:id="56"/>
+      <w:r>
+        <w:rPr>
+          <w:sz w:val="24"/>
+          <w:szCs w:val="24"/>
+          <w:rtl w:val="0"/>
+        </w:rPr>
+        <w:t xml:space="preserve">Muhammad Farhan Maheswara</w:t>
       </w:r>
     </w:p>
     <w:p>
@@ -14912,7 +16047,7 @@
         <w:ind w:left="720" w:firstLine="0"/>
         <w:rPr/>
       </w:pPr>
-      <w:hyperlink r:id="rId32">
+      <w:hyperlink r:id="rId40">
         <w:r>
           <w:rPr>
             <w:color w:val="1155cc"/>
@@ -14955,7 +16090,7 @@
           <w:szCs w:val="24"/>
           <w:rtl w:val="0"/>
         </w:rPr>
-        <w:t xml:space="preserve">erancangan desain sistem operasional dan pengembangan algoritma kecerdasan buatan (AI). Tugas spesifiknya mencakup pelatihan model klasifikasi teks untuk Fitur Eksekusi Algoritma Sortir agar sistem mampu mencocokkan profil pelamar dengan kebutuhan divisi secara presisi. Selain itu, Farhan bertanggung jawab untuk mendokumentasikan alur logika komputasi tersebut agar siap diserahkan dan diintegrasikan ke dalam arsitektur utama platform web.</w:t>
+        <w:t xml:space="preserve">erancangan desain sistem operasional dan pengembangan algoritma Rule Based. Tugas spesifiknya klasifikasi teks untuk Fitur Eksekusi Algoritma Sortir agar sistem mampu mencocokkan profil pelamar dengan kebutuhan divisi secara presisi. Selain itu, Farhan bertanggung jawab untuk mendokumentasikan alur logika komputasi tersebut agar siap diserahkan dan diintegrasikan ke dalam arsitektur utama platform web.</w:t>
       </w:r>
       <w:r>
         <w:rPr>
@@ -14964,9 +16099,9 @@
       </w:r>
     </w:p>
     <w:sectPr>
-      <w:headerReference r:id="rId33" w:type="default"/>
-      <w:headerReference r:id="rId34" w:type="first"/>
-      <w:footerReference r:id="rId35" w:type="first"/>
+      <w:headerReference r:id="rId41" w:type="default"/>
+      <w:headerReference r:id="rId42" w:type="first"/>
+      <w:footerReference r:id="rId43" w:type="first"/>
       <w:pgSz w:h="15840" w:w="12240" w:orient="portrait"/>
       <w:pgMar w:bottom="1440" w:top="1440" w:left="1440" w:right="1445.6692913385832" w:header="720" w:footer="720"/>
       <w:pgNumType w:start="0"/>
@@ -15054,12 +16189,16 @@
       <w:rPr/>
     </w:pPr>
     <w:r>
+      <w:rPr>
+        <w:rtl w:val="0"/>
+      </w:rPr>
+    </w:r>
+  </w:p>
+  <w:p>
+    <w:pPr>
+      <w:jc w:val="center"/>
       <w:rPr/>
-      <w:fldChar w:fldCharType="begin"/>
-      <w:instrText xml:space="preserve">PAGE</w:instrText>
-      <w:fldChar w:fldCharType="separate"/>
-      <w:fldChar w:fldCharType="end"/>
-    </w:r>
+    </w:pPr>
     <w:r>
       <w:rPr>
         <w:rtl w:val="0"/>
